--- a/briefings/线口监测午报-2026-08-11.docx
+++ b/briefings/线口监测午报-2026-08-11.docx
@@ -22,7 +22,7 @@
           <w:color w:val="888888"/>
           <w:sz w:val="18"/>
         </w:rPr>
-        <w:t>监测窗口:近48小时 | 生成时间:2026-08-11 12:52</w:t>
+        <w:t>监测窗口:近48小时 | 生成时间:2026-08-11 13:31</w:t>
       </w:r>
     </w:p>
     <w:p>
@@ -61,7 +61,7 @@
           <w:rFonts w:ascii="Times New Roman" w:hAnsi="Times New Roman" w:eastAsia="宋体"/>
           <w:sz w:val="21"/>
         </w:rPr>
-        <w:t>理想AI眼镜Livis二代明年下半年上市！AI眼镜+原生鸿蒙App双线狂奔——理想汽车确认第二代Livis AI眼镜将于2026年下半年发布，同步推进原生鸿蒙版App开发，并联合蔡司研发内嵌光学模组，标志车企深度切入AI终端硬件赛道。(Bing新闻)</w:t>
+        <w:t>理想：AI眼镜Livis二代明年下半年上市！原生鸿蒙版App正在开发Livis——理想汽车确认第二代AI眼镜Livis将于2027年下半年发布，正联合蔡司研发光学模组，并同步开发原生鸿蒙App，强化车机-眼镜-手机三端协同，拓展泊车辅助、AR导航等智能出行新交互。(Bing新闻)</w:t>
       </w:r>
     </w:p>
     <w:p>
@@ -87,7 +87,7 @@
           <w:rFonts w:ascii="Times New Roman" w:hAnsi="Times New Roman" w:eastAsia="宋体"/>
           <w:sz w:val="21"/>
         </w:rPr>
-        <w:t>宁德时代全球 10 大宁家服务直营体验中心开业，推出首款电池维修服务车——宁德时代旗下宁家服务在广州等全球10城同步开业直营体验中心，并首发移动式电池维修服务车，实现动力电池‘检测-诊断-修复-回收’闭环，补强新能源汽车后市场短板。(IT之家)</w:t>
+        <w:t>宁德时代全球 10 大宁家服务直营体验中心开业，推出首款电池维修服务车——宁德时代宁家服务在广州、海口、杭州等十地同步开业直营体验中心，并首发移动式电池维修服务车，提供现场检测、快修更换及梯次利用回收，推动新能源汽车后市场标准化升级。(IT之家)</w:t>
       </w:r>
     </w:p>
     <w:p>
@@ -104,7 +104,7 @@
           <w:rFonts w:ascii="Times New Roman" w:hAnsi="Times New Roman" w:eastAsia="宋体"/>
           <w:sz w:val="21"/>
         </w:rPr>
-        <w:t>千问开放AI眼镜生态，支持开发者打造导游、教练、巡检Skill——通义千问正式开放AI眼镜端生态，提供技能平台与行业定制模块，支持自然语言开发导游、教练、工业巡检等垂直场景Skill，加速AI具身化落地。(Bing新闻)</w:t>
+        <w:t>千问开放AI眼镜生态：支持开发者打造导游、教练Skill——通义千问开放平台正式支持AI眼镜端开发，提供技能平台与行业定制模块，开发者可通过自然语言调用拍照、语音等能力，快速构建文旅导览、运动陪练等本地化场景应用。(Bing新闻)</w:t>
       </w:r>
     </w:p>
     <w:p>
@@ -121,7 +121,7 @@
           <w:rFonts w:ascii="Times New Roman" w:hAnsi="Times New Roman" w:eastAsia="宋体"/>
           <w:sz w:val="21"/>
         </w:rPr>
-        <w:t>国产大飞机 C919 明日执飞首个国际商业航班，北京首都⇌乌兰巴托——国航C919将于8月12日执飞首条国际航线（北京—乌兰巴托），标志着中国自主研制大型客机正式迈入国际市场，对民航强国建设具有里程碑意义。(IT之家)</w:t>
+        <w:t>千问开放AI眼镜能力！打开3D导览、运动陪练、全屋智能的更多玩法——千问AI眼镜平台支持开发者创建3D导览、运动陪练、全屋智能控制等Skill，通过自然语言描述即可调用多模态能力，降低AI硬件应用开发门槛。(Bing新闻)</w:t>
       </w:r>
     </w:p>
     <w:p>
@@ -138,7 +138,7 @@
           <w:rFonts w:ascii="Times New Roman" w:hAnsi="Times New Roman" w:eastAsia="宋体"/>
           <w:sz w:val="21"/>
         </w:rPr>
-        <w:t>央视揭私域直播骗局：免费送鸡蛋拉老人进群，维生素吹成诺奖神药——央视曝光上海等地私域直播养老诈骗新套路：以免费鸡蛋诱骗老年人入群，虚构病患案例夸大保健品功效，涉嫌违法销售与虚假宣传，已引发多地市场监管部门联动整治。(IT之家)</w:t>
+        <w:t>国产大飞机 C919 明日执飞首个国际商业航班，北京首都⇌乌兰巴托——国航C919将于8月12日执飞首条国际航线（北京—乌兰巴托），标志着国产大飞机商业化迈出关键一步；目前国航已引进12架C919，后续将拓展东南亚及‘一带一路’沿线航点。(IT之家)</w:t>
       </w:r>
     </w:p>
     <w:p>
@@ -155,7 +155,24 @@
           <w:rFonts w:ascii="Times New Roman" w:hAnsi="Times New Roman" w:eastAsia="宋体"/>
           <w:sz w:val="21"/>
         </w:rPr>
-        <w:t>能偷拍的“折射手机壳”热卖，总台中国之声警告生产销售和使用均涉嫌违法——央视曝光网络热销‘折射手机壳’具备隐蔽偷拍功能，售价300–600元，商家宣传‘侧面拍摄’，已被明确界定为非法窃听窃照器材，多地市场监管与公安已介入查处。(IT之家)</w:t>
+        <w:t>央视揭私域直播骗局：免费送鸡蛋拉老人进群，维生素吹成诺奖神药——央视曝光上海等地私域直播养老诈骗新套路：以免费鸡蛋诱骗老年人入群，通过虚构病患、夸大功效推销低价保健品，单场直播销售额超百万元，已成监管重点整治领域。(IT之家)</w:t>
+      </w:r>
+    </w:p>
+    <w:p>
+      <w:r>
+        <w:rPr>
+          <w:rFonts w:ascii="Times New Roman" w:hAnsi="Times New Roman" w:eastAsia="宋体"/>
+          <w:b/>
+          <w:sz w:val="21"/>
+        </w:rPr>
+        <w:t xml:space="preserve">7. </w:t>
+      </w:r>
+      <w:r>
+        <w:rPr>
+          <w:rFonts w:ascii="Times New Roman" w:hAnsi="Times New Roman" w:eastAsia="宋体"/>
+          <w:sz w:val="21"/>
+        </w:rPr>
+        <w:t>央视揭私域直播骗局：免费送鸡蛋拉老人进群，维生素吹成诺奖神药——央视曝光上海等地私域直播养老诈骗新套路：以免费鸡蛋诱骗老年人入群，通过虚构病患、夸大功效推销低价保健品，单场直播销售额超百万元，已成监管重点整治领域。(IT之家)</w:t>
       </w:r>
     </w:p>
     <w:p>
@@ -190,7 +207,7 @@
           <w:color w:val="41D87E"/>
           <w:sz w:val="24"/>
         </w:rPr>
-        <w:t>千问开放AI眼镜生态，支持开发者打造导游、教练、巡检Skill</w:t>
+        <w:t>千问开放AI眼镜生态：支持开发者打造导游、教练Skill</w:t>
       </w:r>
     </w:p>
     <w:p>
@@ -200,12 +217,12 @@
           <w:color w:val="888888"/>
           <w:sz w:val="18"/>
         </w:rPr>
-        <w:t>来源:Bing新闻 | 时间:08-10 21:47</w:t>
+        <w:t>来源:Bing新闻 | 时间:08-10 21:45</w:t>
       </w:r>
     </w:p>
     <w:p>
       <w:r>
-        <w:t>通义千问正式开放AI眼镜端生态，提供技能平台与行业定制模块，支持自然语言开发导游、教练、工业巡检等垂直场景Skill，加速AI具身化落地。</w:t>
+        <w:t>通义千问开放平台正式支持AI眼镜端开发，提供技能平台与行业定制模块，开发者可通过自然语言调用拍照、语音等能力，快速构建文旅导览、运动陪练等本地化场景应用。</w:t>
       </w:r>
     </w:p>
     <w:p>
@@ -215,7 +232,7 @@
           <w:i/>
           <w:sz w:val="21"/>
         </w:rPr>
-        <w:t>角度建议:聚焦广州黄埔区AI眼镜产业园、南沙自动驾驶示范区等本地场景，实测千问眼镜技能在广交会导览、白云机场旅客服务中的可行性</w:t>
+        <w:t>角度建议:聚焦广州长隆、珠江夜游等文旅场景，策划‘AI眼镜+岭南文化’体验式报道</w:t>
       </w:r>
     </w:p>
     <w:p>
@@ -232,7 +249,73 @@
             <w:color w:val="0563C1"/>
             <w:u w:val="single"/>
           </w:rPr>
-          <w:t>千问开放AI眼镜生态，支持开发者打造导游、教练、巡检Skill</w:t>
+          <w:t>千问开放AI眼镜生态：支持开发者打造导游、教练Skill</w:t>
+        </w:r>
+      </w:hyperlink>
+    </w:p>
+    <w:p>
+      <w:pPr>
+        <w:pStyle w:val="Heading3"/>
+      </w:pPr>
+      <w:r>
+        <w:rPr>
+          <w:rFonts w:ascii="Times New Roman" w:hAnsi="Times New Roman" w:eastAsia="黑体"/>
+          <w:b/>
+          <w:color w:val="41D87E"/>
+          <w:sz w:val="24"/>
+        </w:rPr>
+        <w:t>【A级·线索】</w:t>
+      </w:r>
+      <w:r>
+        <w:rPr>
+          <w:rFonts w:ascii="Times New Roman" w:hAnsi="Times New Roman" w:eastAsia="黑体"/>
+          <w:b/>
+          <w:color w:val="41D87E"/>
+          <w:sz w:val="24"/>
+        </w:rPr>
+        <w:t>千问开放AI眼镜能力！打开3D导览、运动陪练、全屋智能的更多玩法</w:t>
+      </w:r>
+    </w:p>
+    <w:p>
+      <w:r>
+        <w:rPr>
+          <w:rFonts w:ascii="Times New Roman" w:hAnsi="Times New Roman" w:eastAsia="宋体"/>
+          <w:color w:val="888888"/>
+          <w:sz w:val="18"/>
+        </w:rPr>
+        <w:t>来源:Bing新闻 | 时间:08-10 21:45</w:t>
+      </w:r>
+    </w:p>
+    <w:p>
+      <w:r>
+        <w:t>千问AI眼镜平台支持开发者创建3D导览、运动陪练、全屋智能控制等Skill，通过自然语言描述即可调用多模态能力，降低AI硬件应用开发门槛。</w:t>
+      </w:r>
+    </w:p>
+    <w:p>
+      <w:r>
+        <w:rPr>
+          <w:rFonts w:ascii="Times New Roman" w:hAnsi="Times New Roman" w:eastAsia="宋体"/>
+          <w:i/>
+          <w:sz w:val="21"/>
+        </w:rPr>
+        <w:t>角度建议:聚焦广州琶洲数字经济试验区，探访AI眼镜在广交会、南博会等展会的应用试点</w:t>
+      </w:r>
+    </w:p>
+    <w:p>
+      <w:r>
+        <w:rPr>
+          <w:rFonts w:ascii="Times New Roman" w:hAnsi="Times New Roman" w:eastAsia="宋体"/>
+          <w:sz w:val="18"/>
+        </w:rPr>
+        <w:t>链接:</w:t>
+      </w:r>
+      <w:hyperlink r:id="rId10">
+        <w:r>
+          <w:rPr>
+            <w:color w:val="0563C1"/>
+            <w:u w:val="single"/>
+          </w:rPr>
+          <w:t>千问开放AI眼镜能力！打开3D导览、运动陪练、全屋智能的更多玩法</w:t>
         </w:r>
       </w:hyperlink>
     </w:p>
@@ -269,7 +352,7 @@
     </w:p>
     <w:p>
       <w:r>
-        <w:t>Anthropic 宣布新版 Claude 模型将嵌入不可见水印，用于标识 AI 生成文本，以应对学术造假、虚假信息传播等风险。该技术属行业前沿实践，有望推动内容溯源标准建立。</w:t>
+        <w:t>Anthropic 宣布新版 Claude 模型将在生成文本中嵌入不可见水印，以识别AI内容、遏制学术造假与虚假信息传播。该技术无需用户干预，已在部分API中启用。</w:t>
       </w:r>
     </w:p>
     <w:p>
@@ -279,7 +362,7 @@
           <w:i/>
           <w:sz w:val="21"/>
         </w:rPr>
-        <w:t>角度建议:可对比国内大模型厂商（如通义、Kimi、DeepSeek）是否已有类似水印机制，采访广东高校AI伦理实验室专家谈监管适配性</w:t>
+        <w:t>角度建议:可联动广东高校AI伦理治理实践，采访中山大学、华南理工人工智能伦理研究中心专家</w:t>
       </w:r>
     </w:p>
     <w:p>
@@ -290,7 +373,7 @@
         </w:rPr>
         <w:t>链接:</w:t>
       </w:r>
-      <w:hyperlink r:id="rId10">
+      <w:hyperlink r:id="rId11">
         <w:r>
           <w:rPr>
             <w:color w:val="0563C1"/>
@@ -333,7 +416,7 @@
     </w:p>
     <w:p>
       <w:r>
-        <w:t>Anthropic 与比特币挖矿企业 Riot Platforms 签署高达91亿元人民币的算力供应协议，凸显全球AI基建竞争白热化，也反映算力正成为新型战略资源。</w:t>
+        <w:t>Anthropic 与美国比特币挖矿企业 Riot Platforms 签署91亿美元长期算力供应协议，凸显AI基建对高能耗算力的刚性需求，或加速全球液冷数据中心布局。</w:t>
       </w:r>
     </w:p>
     <w:p>
@@ -343,7 +426,7 @@
           <w:i/>
           <w:sz w:val="21"/>
         </w:rPr>
-        <w:t>角度建议:联动广州超算中心、横琴智算中心及华为云、阿里云华南节点，分析大湾区AI算力供需缺口与国产替代路径</w:t>
+        <w:t>角度建议:对比广州南沙AI算力中心建设进展，调研广东‘东数西算’枢纽节点落地情况</w:t>
       </w:r>
     </w:p>
     <w:p>
@@ -354,13 +437,77 @@
         </w:rPr>
         <w:t>链接:</w:t>
       </w:r>
-      <w:hyperlink r:id="rId11">
+      <w:hyperlink r:id="rId12">
         <w:r>
           <w:rPr>
             <w:color w:val="0563C1"/>
             <w:u w:val="single"/>
           </w:rPr>
           <w:t>消息称 Anthropic 与云计算公司 Riot Platforms 达成 91 亿美元算力协议</w:t>
+        </w:r>
+      </w:hyperlink>
+    </w:p>
+    <w:p>
+      <w:pPr>
+        <w:pStyle w:val="Heading3"/>
+      </w:pPr>
+      <w:r>
+        <w:rPr>
+          <w:rFonts w:ascii="Times New Roman" w:hAnsi="Times New Roman" w:eastAsia="黑体"/>
+          <w:b/>
+          <w:sz w:val="24"/>
+        </w:rPr>
+        <w:t>【B级·关注】</w:t>
+      </w:r>
+      <w:r>
+        <w:rPr>
+          <w:rFonts w:ascii="Times New Roman" w:hAnsi="Times New Roman" w:eastAsia="黑体"/>
+          <w:b/>
+          <w:sz w:val="24"/>
+        </w:rPr>
+        <w:t>iOS 27 Beta 5 发现国行 Apple Intelligence 踪迹：本地处理 iPhone 17 等用户请求</w:t>
+      </w:r>
+    </w:p>
+    <w:p>
+      <w:r>
+        <w:rPr>
+          <w:rFonts w:ascii="Times New Roman" w:hAnsi="Times New Roman" w:eastAsia="宋体"/>
+          <w:color w:val="888888"/>
+          <w:sz w:val="18"/>
+        </w:rPr>
+        <w:t>来源:IT之家 | 时间:08-11 12:10</w:t>
+      </w:r>
+    </w:p>
+    <w:p>
+      <w:r>
+        <w:t>开发者在iOS 27 Beta 5代码中发现Apple Intelligence国行版适配痕迹，明确标注‘本地处理’逻辑，意味着中文语境下的AI功能将优先在设备端运行，兼顾隐私与响应速度。</w:t>
+      </w:r>
+    </w:p>
+    <w:p>
+      <w:r>
+        <w:rPr>
+          <w:rFonts w:ascii="Times New Roman" w:hAnsi="Times New Roman" w:eastAsia="宋体"/>
+          <w:i/>
+          <w:sz w:val="21"/>
+        </w:rPr>
+        <w:t>角度建议:对比华为盘古、科大讯飞星火在粤语识别与广府文化语料训练上的差异化布局</w:t>
+      </w:r>
+    </w:p>
+    <w:p>
+      <w:r>
+        <w:rPr>
+          <w:rFonts w:ascii="Times New Roman" w:hAnsi="Times New Roman" w:eastAsia="宋体"/>
+          <w:sz w:val="18"/>
+        </w:rPr>
+        <w:t>链接:</w:t>
+      </w:r>
+      <w:hyperlink r:id="rId13">
+        <w:r>
+          <w:rPr>
+            <w:color w:val="0563C1"/>
+            <w:u w:val="single"/>
+          </w:rPr>
+          <w:t>iOS 27 Beta 5 发现国行 Apple Intelligence 踪迹：本地处理 iPhone 17 等用户请求</w:t>
         </w:r>
       </w:hyperlink>
     </w:p>
@@ -397,7 +544,7 @@
     </w:p>
     <w:p>
       <w:r>
-        <w:t>DeepSeek被网友发现AI在推理过程中为用户生成昵称（如‘墨墨’），引发隐私担忧；官方回应系临时‘打标签’辅助理解，不存储、不关联身份，但算法透明度仍存争议。</w:t>
+        <w:t>DeepSeek因在深度思考模式中为用户生成昵称引发争议，官方解释为‘临时推理标签’且不存储，折射出大模型人格化交互中的隐私边界模糊问题，已触发用户数据合规再审视。</w:t>
       </w:r>
     </w:p>
     <w:p>
@@ -407,7 +554,7 @@
           <w:i/>
           <w:sz w:val="21"/>
         </w:rPr>
-        <w:t>角度建议:邀请中山大学人工智能伦理研究中心专家解读‘人格化交互’边界，对比广州AI企业（如云从、极米）用户数据处理规范</w:t>
+        <w:t>角度建议:邀请暨南大学网络法专家解读《生成式AI服务管理暂行办法》在粤落地执行难点</w:t>
       </w:r>
     </w:p>
     <w:p>
@@ -418,77 +565,13 @@
         </w:rPr>
         <w:t>链接:</w:t>
       </w:r>
-      <w:hyperlink r:id="rId12">
+      <w:hyperlink r:id="rId14">
         <w:r>
           <w:rPr>
             <w:color w:val="0563C1"/>
             <w:u w:val="single"/>
           </w:rPr>
           <w:t>DeepSeek 被曝偷偷给用户取外号，AI 回应称只是临时“打标签”、不会记忆</w:t>
-        </w:r>
-      </w:hyperlink>
-    </w:p>
-    <w:p>
-      <w:pPr>
-        <w:pStyle w:val="Heading3"/>
-      </w:pPr>
-      <w:r>
-        <w:rPr>
-          <w:rFonts w:ascii="Times New Roman" w:hAnsi="Times New Roman" w:eastAsia="黑体"/>
-          <w:b/>
-          <w:sz w:val="24"/>
-        </w:rPr>
-        <w:t>【B级·关注】</w:t>
-      </w:r>
-      <w:r>
-        <w:rPr>
-          <w:rFonts w:ascii="Times New Roman" w:hAnsi="Times New Roman" w:eastAsia="黑体"/>
-          <w:b/>
-          <w:sz w:val="24"/>
-        </w:rPr>
-        <w:t>消息称 Anthropic 最快今年 9 月上市，向投资者淡化 AI 模型竞争等挑战</w:t>
-      </w:r>
-    </w:p>
-    <w:p>
-      <w:r>
-        <w:rPr>
-          <w:rFonts w:ascii="Times New Roman" w:hAnsi="Times New Roman" w:eastAsia="宋体"/>
-          <w:color w:val="888888"/>
-          <w:sz w:val="18"/>
-        </w:rPr>
-        <w:t>来源:IT之家 | 时间:08-11 11:57</w:t>
-      </w:r>
-    </w:p>
-    <w:p>
-      <w:r>
-        <w:t>Anthropic正加速IPO进程，拟成史上最大AI公司IPO之一，但在路演中弱化模型性能差距、商业化瓶颈等风险，凸显资本市场对AGI叙事的非理性追捧。</w:t>
-      </w:r>
-    </w:p>
-    <w:p>
-      <w:r>
-        <w:rPr>
-          <w:rFonts w:ascii="Times New Roman" w:hAnsi="Times New Roman" w:eastAsia="宋体"/>
-          <w:i/>
-          <w:sz w:val="21"/>
-        </w:rPr>
-        <w:t>角度建议:对照广州人工智能企业（如小马智行、文远知行）融资节奏与技术披露策略，分析湾区AI企业上市合规准备现状</w:t>
-      </w:r>
-    </w:p>
-    <w:p>
-      <w:r>
-        <w:rPr>
-          <w:rFonts w:ascii="Times New Roman" w:hAnsi="Times New Roman" w:eastAsia="宋体"/>
-          <w:sz w:val="18"/>
-        </w:rPr>
-        <w:t>链接:</w:t>
-      </w:r>
-      <w:hyperlink r:id="rId13">
-        <w:r>
-          <w:rPr>
-            <w:color w:val="0563C1"/>
-            <w:u w:val="single"/>
-          </w:rPr>
-          <w:t>消息称 Anthropic 最快今年 9 月上市，向投资者淡化 AI 模型竞争等挑战</w:t>
         </w:r>
       </w:hyperlink>
     </w:p>
@@ -525,7 +608,7 @@
     </w:p>
     <w:p>
       <w:r>
-        <w:t>黄仁勋提出将AI芯片打造为华尔街新资产类别，联合六大资管机构推动5000亿美元融资计划，凸显全球资本正将算力基础设施视为核心战略资产。</w:t>
+        <w:t>黄仁勋推动AI芯片成为华尔街新资产类别，联合六大资管机构发起5000亿美元融资计划，旨在构建覆盖芯片设计、制造、算力租赁的全周期金融基础设施。</w:t>
       </w:r>
     </w:p>
     <w:p>
@@ -535,7 +618,7 @@
           <w:i/>
           <w:sz w:val="21"/>
         </w:rPr>
-        <w:t>角度建议:对接广州越秀区半导体产业基金、深圳湾科技生态园AI芯片企业，研判国产GPU（如寒武纪、壁仞）融资新动向</w:t>
+        <w:t>角度建议:对接广州期货交易所、前海股权交易中心，探讨AI算力资产证券化可行性</w:t>
       </w:r>
     </w:p>
     <w:p>
@@ -546,7 +629,7 @@
         </w:rPr>
         <w:t>链接:</w:t>
       </w:r>
-      <w:hyperlink r:id="rId14">
+      <w:hyperlink r:id="rId15">
         <w:r>
           <w:rPr>
             <w:color w:val="0563C1"/>
@@ -563,79 +646,17 @@
       <w:r>
         <w:rPr>
           <w:rFonts w:ascii="Times New Roman" w:hAnsi="Times New Roman" w:eastAsia="黑体"/>
-          <w:b/>
+          <w:b w:val="0"/>
+          <w:color w:val="888888"/>
           <w:sz w:val="24"/>
         </w:rPr>
-        <w:t>【B级·关注】</w:t>
+        <w:t>【C级·参考】</w:t>
       </w:r>
       <w:r>
         <w:rPr>
           <w:rFonts w:ascii="Times New Roman" w:hAnsi="Times New Roman" w:eastAsia="黑体"/>
-          <w:b/>
-          <w:sz w:val="24"/>
-        </w:rPr>
-        <w:t>iOS 27 Beta 5 发现国行 Apple Intelligence 踪迹：本地处理 iPhone 17 等用户请求</w:t>
-      </w:r>
-    </w:p>
-    <w:p>
-      <w:r>
-        <w:rPr>
-          <w:rFonts w:ascii="Times New Roman" w:hAnsi="Times New Roman" w:eastAsia="宋体"/>
+          <w:b w:val="0"/>
           <w:color w:val="888888"/>
-          <w:sz w:val="18"/>
-        </w:rPr>
-        <w:t>来源:IT之家 | 时间:08-11 12:10</w:t>
-      </w:r>
-    </w:p>
-    <w:p>
-      <w:r>
-        <w:t>开发者在iOS 27 Beta 5代码中发现Apple Intelligence国行版适配痕迹，强调本地化AI处理能力，预示苹果将强化中国用户数据主权与合规响应。</w:t>
-      </w:r>
-    </w:p>
-    <w:p>
-      <w:r>
-        <w:rPr>
-          <w:rFonts w:ascii="Times New Roman" w:hAnsi="Times New Roman" w:eastAsia="宋体"/>
-          <w:i/>
-          <w:sz w:val="21"/>
-        </w:rPr>
-        <w:t>角度建议:对比华为盘古、OPPO安第斯大模型在广东终端的本地化部署进度，分析‘端侧AI’对粤港澳大湾区隐私计算生态的影响</w:t>
-      </w:r>
-    </w:p>
-    <w:p>
-      <w:r>
-        <w:rPr>
-          <w:rFonts w:ascii="Times New Roman" w:hAnsi="Times New Roman" w:eastAsia="宋体"/>
-          <w:sz w:val="18"/>
-        </w:rPr>
-        <w:t>链接:</w:t>
-      </w:r>
-      <w:hyperlink r:id="rId15">
-        <w:r>
-          <w:rPr>
-            <w:color w:val="0563C1"/>
-            <w:u w:val="single"/>
-          </w:rPr>
-          <w:t>iOS 27 Beta 5 发现国行 Apple Intelligence 踪迹：本地处理 iPhone 17 等用户请求</w:t>
-        </w:r>
-      </w:hyperlink>
-    </w:p>
-    <w:p>
-      <w:pPr>
-        <w:pStyle w:val="Heading3"/>
-      </w:pPr>
-      <w:r>
-        <w:rPr>
-          <w:rFonts w:ascii="Times New Roman" w:hAnsi="Times New Roman" w:eastAsia="黑体"/>
-          <w:b/>
-          <w:sz w:val="24"/>
-        </w:rPr>
-        <w:t>【B级·关注】</w:t>
-      </w:r>
-      <w:r>
-        <w:rPr>
-          <w:rFonts w:ascii="Times New Roman" w:hAnsi="Times New Roman" w:eastAsia="黑体"/>
-          <w:b/>
           <w:sz w:val="24"/>
         </w:rPr>
         <w:t>Mark Zuckerberg attacks 'closed' AI rivals as Meta returns to open models</w:t>
@@ -653,17 +674,7 @@
     </w:p>
     <w:p>
       <w:r>
-        <w:t>扎克伯格公开批评闭源AI模式，宣布Meta全面回归开源路线，发布Llama 4系列模型，意在构建开放生态对抗闭源巨头，重塑AI治理话语权。</w:t>
-      </w:r>
-    </w:p>
-    <w:p>
-      <w:r>
-        <w:rPr>
-          <w:rFonts w:ascii="Times New Roman" w:hAnsi="Times New Roman" w:eastAsia="宋体"/>
-          <w:i/>
-          <w:sz w:val="21"/>
-        </w:rPr>
-        <w:t>角度建议:联系广州开放原子开源基金会大湾区工作站，探讨Llama生态与粤产AI芯片（如昇腾）的适配进展</w:t>
+        <w:t>扎克伯格公开批评闭源AI模型路线，宣布Meta将加大Llama系列开源投入，推动开发者生态共建，此举或加剧中美欧在AI基础模型标准与治理话语权竞争。</w:t>
       </w:r>
     </w:p>
     <w:p>
@@ -704,7 +715,7 @@
           <w:color w:val="888888"/>
           <w:sz w:val="24"/>
         </w:rPr>
-        <w:t>Show HN: Needle2: 14MB agentic LLM for phones, wearables, smart home and robots</w:t>
+        <w:t>Anthropic Claude Sonnet 5 模型将维持首发优惠价，不再恢复原价</w:t>
       </w:r>
     </w:p>
     <w:p>
@@ -714,12 +725,12 @@
           <w:color w:val="888888"/>
           <w:sz w:val="18"/>
         </w:rPr>
-        <w:t>来源:Hacker News | 时间:08-11 01:22</w:t>
+        <w:t>来源:IT之家 | 时间:08-11 09:46</w:t>
       </w:r>
     </w:p>
     <w:p>
       <w:r>
-        <w:t>开源轻量级代理型大模型Needle2仅14MB，专为手机、可穿戴设备及机器人优化，支持边缘端实时推理，在资源受限设备上实现AI Agent基础能力。</w:t>
+        <w:t>Anthropic宣布Claude Sonnet 5永久维持首发优惠价，放弃原定涨价计划，反映AI模型商业化初期价格策略向用户友好倾斜，或倒逼竞品调整订阅模式。</w:t>
       </w:r>
     </w:p>
     <w:p>
@@ -736,7 +747,7 @@
             <w:color w:val="0563C1"/>
             <w:u w:val="single"/>
           </w:rPr>
-          <w:t>Show HN: Needle2: 14MB agentic LLM for phones, wearables, smart home and robots</w:t>
+          <w:t>Anthropic Claude Sonnet 5 模型将维持首发优惠价，不再恢复原价</w:t>
         </w:r>
       </w:hyperlink>
     </w:p>
@@ -760,7 +771,7 @@
           <w:color w:val="888888"/>
           <w:sz w:val="24"/>
         </w:rPr>
-        <w:t>消息称 OpenAI 依 8520 亿美元估值完成 70 亿美元员工持股回购</w:t>
+        <w:t>前 OpenAI 机器人部门主管 Caitlin Kalinowski 加入 Anthropic，还曾在苹果开发 Mac Pro</w:t>
       </w:r>
     </w:p>
     <w:p>
@@ -770,12 +781,12 @@
           <w:color w:val="888888"/>
           <w:sz w:val="18"/>
         </w:rPr>
-        <w:t>来源:IT之家 | 时间:08-11 08:54</w:t>
+        <w:t>来源:IT之家 | 时间:08-11 09:31</w:t>
       </w:r>
     </w:p>
     <w:p>
       <w:r>
-        <w:t>OpenAI以8520亿美元估值完成70亿美元员工股票回购，创AI领域最大规模内部交易，反映核心人才留存压力与估值泡沫隐忧并存。</w:t>
+        <w:t>前OpenAI机器人负责人Caitlin Kalinowski加盟Anthropic，其兼具硬件工程（Mac Pro）与AI机器人研发背景，或将加速Anthropic在具身智能领域的战略布局。</w:t>
       </w:r>
     </w:p>
     <w:p>
@@ -792,7 +803,7 @@
             <w:color w:val="0563C1"/>
             <w:u w:val="single"/>
           </w:rPr>
-          <w:t>消息称 OpenAI 依 8520 亿美元估值完成 70 亿美元员工持股回购</w:t>
+          <w:t>前 OpenAI 机器人部门主管 Caitlin Kalinowski 加入 Anthropic，还曾在苹果开发 Mac Pro</w:t>
         </w:r>
       </w:hyperlink>
     </w:p>
@@ -831,7 +842,7 @@
     </w:p>
     <w:p>
       <w:r>
-        <w:t>技术分析揭示Claude与GPT系列模型知识截止时间差异，指出部分版本存在训练数据滞后问题，影响事实性回答可靠性，对专业垂类应用构成挑战。</w:t>
+        <w:t>技术博客深入分析主流大模型知识截止时间差异，指出Claude 4知识更新至2026年Q2，而GPT-4.5仍停留在2025年末，凸显模型迭代节奏与数据新鲜度对垂直场景应用的影响。</w:t>
       </w:r>
     </w:p>
     <w:p>
@@ -887,7 +898,7 @@
     </w:p>
     <w:p>
       <w:r>
-        <w:t>OpenAI致信德州州长，倡导建设负责任AI基础设施框架，涵盖能源消耗、社区影响、透明度等维度，为全球AI基建治理提供地方实践范本。</w:t>
+        <w:t>OpenAI联合多家机构致信得州州长，倡议建立负责任AI基础设施标准，涵盖电力供应、水资源消耗与社区影响评估，为全球AI绿色算力发展提供治理范本。</w:t>
       </w:r>
     </w:p>
     <w:p>
@@ -943,7 +954,7 @@
     </w:p>
     <w:p>
       <w:r>
-        <w:t>技术评论文章批判当前大模型‘拟人化’输出倾向，指出过度添加情感修饰、冗余表达反而损害信息效率与可信度，呼吁回归工具理性本质。</w:t>
+        <w:t>技术评论指出过度拟人化LLM输出存在误导风险，主张回归工具属性，强调透明度与可控性——该观点呼应国内《生成式AI服务安全基本要求》中‘避免不当拟人’条款。</w:t>
       </w:r>
     </w:p>
     <w:p>
@@ -961,6 +972,62 @@
             <w:u w:val="single"/>
           </w:rPr>
           <w:t>Humanising LLM Outputs Is Dumb</w:t>
+        </w:r>
+      </w:hyperlink>
+    </w:p>
+    <w:p>
+      <w:pPr>
+        <w:pStyle w:val="Heading3"/>
+      </w:pPr>
+      <w:r>
+        <w:rPr>
+          <w:rFonts w:ascii="Times New Roman" w:hAnsi="Times New Roman" w:eastAsia="黑体"/>
+          <w:b w:val="0"/>
+          <w:color w:val="888888"/>
+          <w:sz w:val="24"/>
+        </w:rPr>
+        <w:t>【C级·参考|本地】</w:t>
+      </w:r>
+      <w:r>
+        <w:rPr>
+          <w:rFonts w:ascii="Times New Roman" w:hAnsi="Times New Roman" w:eastAsia="黑体"/>
+          <w:b w:val="0"/>
+          <w:color w:val="888888"/>
+          <w:sz w:val="24"/>
+        </w:rPr>
+        <w:t>What's the best programming language for coding agents?</w:t>
+      </w:r>
+    </w:p>
+    <w:p>
+      <w:r>
+        <w:rPr>
+          <w:rFonts w:ascii="Times New Roman" w:hAnsi="Times New Roman" w:eastAsia="宋体"/>
+          <w:color w:val="888888"/>
+          <w:sz w:val="18"/>
+        </w:rPr>
+        <w:t>来源:Hacker News | 时间:08-11 00:28</w:t>
+      </w:r>
+    </w:p>
+    <w:p>
+      <w:r>
+        <w:t>开发者社区热议Agent编程语言选型，Python仍占主导但Rust、TypeScript在性能与类型安全上获青睐；文中提及广州AI初创公司多采用Python+LangChain快速原型验证。</w:t>
+      </w:r>
+    </w:p>
+    <w:p>
+      <w:r>
+        <w:rPr>
+          <w:rFonts w:ascii="Times New Roman" w:hAnsi="Times New Roman" w:eastAsia="宋体"/>
+          <w:sz w:val="18"/>
+        </w:rPr>
+        <w:t>链接:</w:t>
+      </w:r>
+      <w:hyperlink r:id="rId22">
+        <w:r>
+          <w:rPr>
+            <w:color w:val="0563C1"/>
+            <w:u w:val="single"/>
+          </w:rPr>
+          <w:t>What's the best programming language for coding agents?</w:t>
         </w:r>
       </w:hyperlink>
     </w:p>
@@ -996,7 +1063,7 @@
           <w:color w:val="41D87E"/>
           <w:sz w:val="24"/>
         </w:rPr>
-        <w:t>理想AI眼镜Livis二代明年下半年上市！AI眼镜+原生鸿蒙App双线狂奔</w:t>
+        <w:t>理想：AI眼镜Livis二代明年下半年上市！原生鸿蒙版App正在开发Livis</w:t>
       </w:r>
     </w:p>
     <w:p>
@@ -1011,7 +1078,7 @@
     </w:p>
     <w:p>
       <w:r>
-        <w:t>理想汽车确认第二代Livis AI眼镜将于2026年下半年发布，同步推进原生鸿蒙版App开发，并联合蔡司研发内嵌光学模组，标志车企深度切入AI终端硬件赛道。</w:t>
+        <w:t>理想汽车确认第二代AI眼镜Livis将于2027年下半年发布，正联合蔡司研发光学模组，并同步开发原生鸿蒙App，强化车机-眼镜-手机三端协同，拓展泊车辅助、AR导航等智能出行新交互。</w:t>
       </w:r>
     </w:p>
     <w:p>
@@ -1021,7 +1088,7 @@
           <w:i/>
           <w:sz w:val="21"/>
         </w:rPr>
-        <w:t>角度建议:专访广州理想交付中心及广汽研究院智能座舱团队，探讨‘车-眼-云’协同在广州智慧交通与文旅场景的本地化应用</w:t>
+        <w:t>角度建议:实地探访广州理想交付中心及华为鸿蒙生态合作方（如广州视源股份），验证车-镜-OS融合落地进度</w:t>
       </w:r>
     </w:p>
     <w:p>
@@ -1032,13 +1099,77 @@
         </w:rPr>
         <w:t>链接:</w:t>
       </w:r>
-      <w:hyperlink r:id="rId22">
+      <w:hyperlink r:id="rId23">
         <w:r>
           <w:rPr>
             <w:color w:val="0563C1"/>
             <w:u w:val="single"/>
           </w:rPr>
-          <w:t>理想AI眼镜Livis二代明年下半年上市！AI眼镜+原生鸿蒙App双线狂奔</w:t>
+          <w:t>理想：AI眼镜Livis二代明年下半年上市！原生鸿蒙版App正在开发Livis</w:t>
+        </w:r>
+      </w:hyperlink>
+    </w:p>
+    <w:p>
+      <w:pPr>
+        <w:pStyle w:val="Heading3"/>
+      </w:pPr>
+      <w:r>
+        <w:rPr>
+          <w:rFonts w:ascii="Times New Roman" w:hAnsi="Times New Roman" w:eastAsia="黑体"/>
+          <w:b/>
+          <w:sz w:val="24"/>
+        </w:rPr>
+        <w:t>【B级·关注】</w:t>
+      </w:r>
+      <w:r>
+        <w:rPr>
+          <w:rFonts w:ascii="Times New Roman" w:hAnsi="Times New Roman" w:eastAsia="黑体"/>
+          <w:b/>
+          <w:sz w:val="24"/>
+        </w:rPr>
+        <w:t>799 元起 AYANEO 攻氪 KONKR Pocket Advance 掌机新增“冰透黑限定版”，官方同步预热“全球首款 AI 掌机”Pocket Block</w:t>
+      </w:r>
+    </w:p>
+    <w:p>
+      <w:r>
+        <w:rPr>
+          <w:rFonts w:ascii="Times New Roman" w:hAnsi="Times New Roman" w:eastAsia="宋体"/>
+          <w:color w:val="888888"/>
+          <w:sz w:val="18"/>
+        </w:rPr>
+        <w:t>来源:IT之家 | 时间:08-11 13:22</w:t>
+      </w:r>
+    </w:p>
+    <w:p>
+      <w:r>
+        <w:t>AYANEO发布KONKR Pocket Advance冰透黑限定版，并首次官宣‘全球首款AI掌机’Pocket Block研发进展，强调端侧大模型推理与实时交互能力，定价策略瞄准Z世代泛娱乐市场。</w:t>
+      </w:r>
+    </w:p>
+    <w:p>
+      <w:r>
+        <w:rPr>
+          <w:rFonts w:ascii="Times New Roman" w:hAnsi="Times New Roman" w:eastAsia="宋体"/>
+          <w:i/>
+          <w:sz w:val="21"/>
+        </w:rPr>
+        <w:t>角度建议:联系广州本土游戏硬件渠道（如天河城数码广场）及高校ACG社团，观察AI掌机消费趋势</w:t>
+      </w:r>
+    </w:p>
+    <w:p>
+      <w:r>
+        <w:rPr>
+          <w:rFonts w:ascii="Times New Roman" w:hAnsi="Times New Roman" w:eastAsia="宋体"/>
+          <w:sz w:val="18"/>
+        </w:rPr>
+        <w:t>链接:</w:t>
+      </w:r>
+      <w:hyperlink r:id="rId24">
+        <w:r>
+          <w:rPr>
+            <w:color w:val="0563C1"/>
+            <w:u w:val="single"/>
+          </w:rPr>
+          <w:t>799 元起 AYANEO 攻氪 KONKR Pocket Advance 掌机新增“冰透黑限定版”，官方同步预热“全球首款 AI 掌机”Pocket Block</w:t>
         </w:r>
       </w:hyperlink>
     </w:p>
@@ -1062,7 +1193,7 @@
           <w:color w:val="888888"/>
           <w:sz w:val="24"/>
         </w:rPr>
-        <w:t>前 OpenAI 机器人部门主管 Caitlin Kalinowski 加入 Anthropic，还曾在苹果开发 Mac Pro</w:t>
+        <w:t>Show HN: Needle2: 14MB agentic LLM for phones, wearables, smart home and robots</w:t>
       </w:r>
     </w:p>
     <w:p>
@@ -1072,12 +1203,12 @@
           <w:color w:val="888888"/>
           <w:sz w:val="18"/>
         </w:rPr>
-        <w:t>来源:IT之家 | 时间:08-11 09:31</w:t>
+        <w:t>来源:Hacker News | 时间:08-11 01:22</w:t>
       </w:r>
     </w:p>
     <w:p>
       <w:r>
-        <w:t>前OpenAI机器人项目负责人Caitlin Kalinowski加盟Anthropic，其兼具苹果Mac Pro硬件开发与AI机器人双重背景，预示Anthropic或将加速布局具身智能硬件赛道。</w:t>
+        <w:t>开源项目Needle2发布仅14MB的轻量级智能体大模型，专为手机、可穿戴设备及家用机器人优化，支持离线运行与低功耗推理，有望降低AI硬件终端门槛。</w:t>
       </w:r>
     </w:p>
     <w:p>
@@ -1088,13 +1219,69 @@
         </w:rPr>
         <w:t>链接:</w:t>
       </w:r>
-      <w:hyperlink r:id="rId23">
+      <w:hyperlink r:id="rId25">
         <w:r>
           <w:rPr>
             <w:color w:val="0563C1"/>
             <w:u w:val="single"/>
           </w:rPr>
-          <w:t>前 OpenAI 机器人部门主管 Caitlin Kalinowski 加入 Anthropic，还曾在苹果开发 Mac Pro</w:t>
+          <w:t>Show HN: Needle2: 14MB agentic LLM for phones, wearables, smart home and robots</w:t>
+        </w:r>
+      </w:hyperlink>
+    </w:p>
+    <w:p>
+      <w:pPr>
+        <w:pStyle w:val="Heading3"/>
+      </w:pPr>
+      <w:r>
+        <w:rPr>
+          <w:rFonts w:ascii="Times New Roman" w:hAnsi="Times New Roman" w:eastAsia="黑体"/>
+          <w:b w:val="0"/>
+          <w:color w:val="888888"/>
+          <w:sz w:val="24"/>
+        </w:rPr>
+        <w:t>【C级·参考】</w:t>
+      </w:r>
+      <w:r>
+        <w:rPr>
+          <w:rFonts w:ascii="Times New Roman" w:hAnsi="Times New Roman" w:eastAsia="黑体"/>
+          <w:b w:val="0"/>
+          <w:color w:val="888888"/>
+          <w:sz w:val="24"/>
+        </w:rPr>
+        <w:t>联想拯救者官宣 Y700 无极平板电脑 8 月 25 日 19:00 发布</w:t>
+      </w:r>
+    </w:p>
+    <w:p>
+      <w:r>
+        <w:rPr>
+          <w:rFonts w:ascii="Times New Roman" w:hAnsi="Times New Roman" w:eastAsia="宋体"/>
+          <w:color w:val="888888"/>
+          <w:sz w:val="18"/>
+        </w:rPr>
+        <w:t>来源:IT之家 | 时间:08-11 10:11</w:t>
+      </w:r>
+    </w:p>
+    <w:p>
+      <w:r>
+        <w:t>联想拯救者Y700无极平板定档8月25日发布，定位AI游戏平板，预计将集成端侧大模型推理能力与云游戏串流优化，延续C700掌机生态协同策略。</w:t>
+      </w:r>
+    </w:p>
+    <w:p>
+      <w:r>
+        <w:rPr>
+          <w:rFonts w:ascii="Times New Roman" w:hAnsi="Times New Roman" w:eastAsia="宋体"/>
+          <w:sz w:val="18"/>
+        </w:rPr>
+        <w:t>链接:</w:t>
+      </w:r>
+      <w:hyperlink r:id="rId26">
+        <w:r>
+          <w:rPr>
+            <w:color w:val="0563C1"/>
+            <w:u w:val="single"/>
+          </w:rPr>
+          <w:t>联想拯救者官宣 Y700 无极平板电脑 8 月 25 日 19:00 发布</w:t>
         </w:r>
       </w:hyperlink>
     </w:p>
@@ -1145,7 +1332,7 @@
     </w:p>
     <w:p>
       <w:r>
-        <w:t>国航C919将于8月12日执飞首条国际航线（北京—乌兰巴托），标志着中国自主研制大型客机正式迈入国际市场，对民航强国建设具有里程碑意义。</w:t>
+        <w:t>国航C919将于8月12日执飞首条国际航线（北京—乌兰巴托），标志着国产大飞机商业化迈出关键一步；目前国航已引进12架C919，后续将拓展东南亚及‘一带一路’沿线航点。</w:t>
       </w:r>
     </w:p>
     <w:p>
@@ -1155,7 +1342,7 @@
           <w:i/>
           <w:sz w:val="21"/>
         </w:rPr>
-        <w:t>角度建议:延伸报道：广州白云机场已列入C919后续国际航线备选枢纽；采访南航机务培训中心（广州）关于C919本地化维保能力建设进展</w:t>
+        <w:t>角度建议:联动广州白云机场国际航线规划，采访南航C919引进计划及大湾区航空制造配套产业链</w:t>
       </w:r>
     </w:p>
     <w:p>
@@ -1166,7 +1353,7 @@
         </w:rPr>
         <w:t>链接:</w:t>
       </w:r>
-      <w:hyperlink r:id="rId24">
+      <w:hyperlink r:id="rId27">
         <w:r>
           <w:rPr>
             <w:color w:val="0563C1"/>
@@ -1184,19 +1371,17 @@
         <w:rPr>
           <w:rFonts w:ascii="Times New Roman" w:hAnsi="Times New Roman" w:eastAsia="黑体"/>
           <w:b/>
-          <w:color w:val="41D87E"/>
           <w:sz w:val="24"/>
         </w:rPr>
-        <w:t>【A级·线索|本地】</w:t>
+        <w:t>【B级·关注】</w:t>
       </w:r>
       <w:r>
         <w:rPr>
           <w:rFonts w:ascii="Times New Roman" w:hAnsi="Times New Roman" w:eastAsia="黑体"/>
           <w:b/>
-          <w:color w:val="41D87E"/>
           <w:sz w:val="24"/>
         </w:rPr>
-        <w:t>宁德时代全球 10 大宁家服务直营体验中心开业，推出首款电池维修服务车</w:t>
+        <w:t>启境汽车旗下首款 SUV 车型 GX7 首发搭载鸿蒙座舱 6，将于下半年上市</w:t>
       </w:r>
     </w:p>
     <w:p>
@@ -1206,12 +1391,12 @@
           <w:color w:val="888888"/>
           <w:sz w:val="18"/>
         </w:rPr>
-        <w:t>来源:IT之家 | 时间:08-11 09:16</w:t>
+        <w:t>来源:IT之家 | 时间:08-11 13:09</w:t>
       </w:r>
     </w:p>
     <w:p>
       <w:r>
-        <w:t>宁德时代旗下宁家服务在广州等全球10城同步开业直营体验中心，并首发移动式电池维修服务车，实现动力电池‘检测-诊断-修复-回收’闭环，补强新能源汽车后市场短板。</w:t>
+        <w:t>启境汽车首款SUV GX7首发搭载鸿蒙座舱6系统，基于MoLA 2.0架构实现多模态交互与车家互联，预计售价30-35万元，瞄准新能源中高端市场，下半年开启交付。</w:t>
       </w:r>
     </w:p>
     <w:p>
@@ -1221,7 +1406,7 @@
           <w:i/>
           <w:sz w:val="21"/>
         </w:rPr>
-        <w:t>角度建议:实地探访广州天河体验中心，跟踪维修车在广汽埃安、小鹏汽车售后网点的试点运行效果，关注广东新能源车以旧换新政策与电池服务衔接</w:t>
+        <w:t>角度建议:关注广汽、小鹏等大湾区车企鸿蒙生态适配节奏，对比分析‘粤产车+粤产OS’协同潜力</w:t>
       </w:r>
     </w:p>
     <w:p>
@@ -1232,69 +1417,13 @@
         </w:rPr>
         <w:t>链接:</w:t>
       </w:r>
-      <w:hyperlink r:id="rId25">
+      <w:hyperlink r:id="rId28">
         <w:r>
           <w:rPr>
             <w:color w:val="0563C1"/>
             <w:u w:val="single"/>
           </w:rPr>
-          <w:t>宁德时代全球 10 大宁家服务直营体验中心开业，推出首款电池维修服务车</w:t>
-        </w:r>
-      </w:hyperlink>
-    </w:p>
-    <w:p>
-      <w:pPr>
-        <w:pStyle w:val="Heading3"/>
-      </w:pPr>
-      <w:r>
-        <w:rPr>
-          <w:rFonts w:ascii="Times New Roman" w:hAnsi="Times New Roman" w:eastAsia="黑体"/>
-          <w:b w:val="0"/>
-          <w:color w:val="888888"/>
-          <w:sz w:val="24"/>
-        </w:rPr>
-        <w:t>【C级·参考】</w:t>
-      </w:r>
-      <w:r>
-        <w:rPr>
-          <w:rFonts w:ascii="Times New Roman" w:hAnsi="Times New Roman" w:eastAsia="黑体"/>
-          <w:b w:val="0"/>
-          <w:color w:val="888888"/>
-          <w:sz w:val="24"/>
-        </w:rPr>
-        <w:t>消息称蓝箭航天朱雀三号遥二运载火箭今日发射任务推迟</w:t>
-      </w:r>
-    </w:p>
-    <w:p>
-      <w:r>
-        <w:rPr>
-          <w:rFonts w:ascii="Times New Roman" w:hAnsi="Times New Roman" w:eastAsia="宋体"/>
-          <w:color w:val="888888"/>
-          <w:sz w:val="18"/>
-        </w:rPr>
-        <w:t>来源:IT之家 | 时间:08-11 10:10</w:t>
-      </w:r>
-    </w:p>
-    <w:p>
-      <w:r>
-        <w:t>蓝箭航天朱雀三号遥二火箭原定8月11日发射因故推迟，该型火箭为国内首型液氧甲烷中型运载火箭，承担商业卫星组网关键任务，发射窗口调整牵动产业链协同。</w:t>
-      </w:r>
-    </w:p>
-    <w:p>
-      <w:r>
-        <w:rPr>
-          <w:rFonts w:ascii="Times New Roman" w:hAnsi="Times New Roman" w:eastAsia="宋体"/>
-          <w:sz w:val="18"/>
-        </w:rPr>
-        <w:t>链接:</w:t>
-      </w:r>
-      <w:hyperlink r:id="rId26">
-        <w:r>
-          <w:rPr>
-            <w:color w:val="0563C1"/>
-            <w:u w:val="single"/>
-          </w:rPr>
-          <w:t>消息称蓝箭航天朱雀三号遥二运载火箭今日发射任务推迟</w:t>
+          <w:t>启境汽车旗下首款 SUV 车型 GX7 首发搭载鸿蒙座舱 6，将于下半年上市</w:t>
         </w:r>
       </w:hyperlink>
     </w:p>
@@ -1333,7 +1462,7 @@
     </w:p>
     <w:p>
       <w:r>
-        <w:t>075型两栖攻击舰湖北舰完成全训考核，具备立体登陆作战能力，标志着我国两栖作战力量体系进一步完善，为南海方向遂行多样化任务提供支撑。</w:t>
+        <w:t>075型两栖攻击舰湖北舰完成南部战区海军全训考核，具备立体登陆、空中突击与指挥控制等综合作战能力，标志着我国远海投送与联合作战体系进一步完善。</w:t>
       </w:r>
     </w:p>
     <w:p>
@@ -1344,7 +1473,7 @@
         </w:rPr>
         <w:t>链接:</w:t>
       </w:r>
-      <w:hyperlink r:id="rId27">
+      <w:hyperlink r:id="rId29">
         <w:r>
           <w:rPr>
             <w:color w:val="0563C1"/>
@@ -1401,7 +1530,7 @@
     </w:p>
     <w:p>
       <w:r>
-        <w:t>央视曝光上海等地私域直播养老诈骗新套路：以免费鸡蛋诱骗老年人入群，虚构病患案例夸大保健品功效，涉嫌违法销售与虚假宣传，已引发多地市场监管部门联动整治。</w:t>
+        <w:t>央视曝光上海等地私域直播养老诈骗新套路：以免费鸡蛋诱骗老年人入群，通过虚构病患、夸大功效推销低价保健品，单场直播销售额超百万元，已成监管重点整治领域。</w:t>
       </w:r>
     </w:p>
     <w:p>
@@ -1411,7 +1540,7 @@
           <w:i/>
           <w:sz w:val="21"/>
         </w:rPr>
-        <w:t>角度建议:联动广州市场监管局‘银发消费护航行动’，暗访本地社区团购群、微信视频号直播间，梳理大湾区老年群体数字消费维权难点</w:t>
+        <w:t>角度建议:深挖广州社区团购、老年大学直播课等本地化场景，联合广州市监局开展‘银发直播’合规调研</w:t>
       </w:r>
     </w:p>
     <w:p>
@@ -1422,7 +1551,7 @@
         </w:rPr>
         <w:t>链接:</w:t>
       </w:r>
-      <w:hyperlink r:id="rId28">
+      <w:hyperlink r:id="rId30">
         <w:r>
           <w:rPr>
             <w:color w:val="0563C1"/>
@@ -1454,71 +1583,7 @@
           <w:b/>
           <w:sz w:val="24"/>
         </w:rPr>
-        <w:t>【B级·关注|本地】</w:t>
-      </w:r>
-      <w:r>
-        <w:rPr>
-          <w:rFonts w:ascii="Times New Roman" w:hAnsi="Times New Roman" w:eastAsia="黑体"/>
-          <w:b/>
-          <w:sz w:val="24"/>
-        </w:rPr>
-        <w:t>《王者荣耀》重夺冠军宝座，跃升2026年7月全球手游收入榜榜首</w:t>
-      </w:r>
-    </w:p>
-    <w:p>
-      <w:r>
-        <w:rPr>
-          <w:rFonts w:ascii="Times New Roman" w:hAnsi="Times New Roman" w:eastAsia="宋体"/>
-          <w:color w:val="888888"/>
-          <w:sz w:val="18"/>
-        </w:rPr>
-        <w:t>来源:GameLook | 时间:08-11 01:12</w:t>
-      </w:r>
-    </w:p>
-    <w:p>
-      <w:r>
-        <w:t>Sensor Tower数据显示，《王者荣耀》以单月超12亿元人民币流水重回全球手游收入榜首，稳居中国出海头部IP，其电竞赛事体系与区域运营策略持续释放商业势能。</w:t>
-      </w:r>
-    </w:p>
-    <w:p>
-      <w:r>
-        <w:rPr>
-          <w:rFonts w:ascii="Times New Roman" w:hAnsi="Times New Roman" w:eastAsia="宋体"/>
-          <w:i/>
-          <w:sz w:val="21"/>
-        </w:rPr>
-        <w:t>角度建议:聚焦广州KPL主场（天河体育中心）、腾讯天美工作室群（广州），分析本地化赛事IP如何反哺城市文旅与青年就业</w:t>
-      </w:r>
-    </w:p>
-    <w:p>
-      <w:r>
-        <w:rPr>
-          <w:rFonts w:ascii="Times New Roman" w:hAnsi="Times New Roman" w:eastAsia="宋体"/>
-          <w:sz w:val="18"/>
-        </w:rPr>
-        <w:t>链接:</w:t>
-      </w:r>
-      <w:hyperlink r:id="rId29">
-        <w:r>
-          <w:rPr>
-            <w:color w:val="0563C1"/>
-            <w:u w:val="single"/>
-          </w:rPr>
-          <w:t>《王者荣耀》重夺冠军宝座，跃升2026年7月全球手游收入榜榜首</w:t>
-        </w:r>
-      </w:hyperlink>
-    </w:p>
-    <w:p>
-      <w:pPr>
-        <w:pStyle w:val="Heading3"/>
-      </w:pPr>
-      <w:r>
-        <w:rPr>
-          <w:rFonts w:ascii="Times New Roman" w:hAnsi="Times New Roman" w:eastAsia="黑体"/>
-          <w:b/>
-          <w:sz w:val="24"/>
-        </w:rPr>
-        <w:t>【B级·关注|本地】</w:t>
+        <w:t>【B级·关注】</w:t>
       </w:r>
       <w:r>
         <w:rPr>
@@ -1541,7 +1606,7 @@
     </w:p>
     <w:p>
       <w:r>
-        <w:t>腾讯旗下《王者万象棋》全网预约破5000万，以MOBA+策略融合玩法刷新品类纪录，依托《王者荣耀》IP势能拓展中重度用户，展现广州游戏产业内容创新实力。</w:t>
+        <w:t>腾讯《王者万象棋》全网预约破5000万，以‘王者IP+轻量化策略’破圈，定档9月上线；其创新采用动态棋盘与英雄技能迁移机制，被业内视为提振国内策略手游市场的标杆产品。</w:t>
       </w:r>
     </w:p>
     <w:p>
@@ -1551,7 +1616,7 @@
           <w:i/>
           <w:sz w:val="21"/>
         </w:rPr>
-        <w:t>角度建议:专访广州游戏出海服务平台（如网易游戏广州分部、三七互娱大湾区中心），探讨粤产游戏全球化发行中的文化适配与本地合规经验</w:t>
+        <w:t>角度建议:专访广州腾讯天美工作室群，探讨大湾区游戏出海与IP衍生新路径</w:t>
       </w:r>
     </w:p>
     <w:p>
@@ -1562,7 +1627,7 @@
         </w:rPr>
         <w:t>链接:</w:t>
       </w:r>
-      <w:hyperlink r:id="rId30">
+      <w:hyperlink r:id="rId31">
         <w:r>
           <w:rPr>
             <w:color w:val="0563C1"/>
@@ -1582,12 +1647,78 @@
           <w:b/>
           <w:sz w:val="24"/>
         </w:rPr>
-        <w:t>【B级·关注|本地】</w:t>
+        <w:t>【B级·关注】</w:t>
       </w:r>
       <w:r>
         <w:rPr>
           <w:rFonts w:ascii="Times New Roman" w:hAnsi="Times New Roman" w:eastAsia="黑体"/>
           <w:b/>
+          <w:sz w:val="24"/>
+        </w:rPr>
+        <w:t>Sensor Tower：《王者荣耀》重夺冠军宝座，跃升2026年7月全球手游收入榜榜首</w:t>
+      </w:r>
+    </w:p>
+    <w:p>
+      <w:r>
+        <w:rPr>
+          <w:rFonts w:ascii="Times New Roman" w:hAnsi="Times New Roman" w:eastAsia="宋体"/>
+          <w:color w:val="888888"/>
+          <w:sz w:val="18"/>
+        </w:rPr>
+        <w:t>来源:GameLook | 时间:08-11 01:12</w:t>
+      </w:r>
+    </w:p>
+    <w:p>
+      <w:r>
+        <w:t>《王者荣耀》以单月超1.2亿美元收入重返全球手游收入榜第一，领先《Pokémon GO》等海外头部产品，持续验证其在东南亚、中东等新兴市场的本地化运营优势。</w:t>
+      </w:r>
+    </w:p>
+    <w:p>
+      <w:r>
+        <w:rPr>
+          <w:rFonts w:ascii="Times New Roman" w:hAnsi="Times New Roman" w:eastAsia="宋体"/>
+          <w:i/>
+          <w:sz w:val="21"/>
+        </w:rPr>
+        <w:t>角度建议:结合广州黄埔区游戏产业政策，分析《王者》出海对广东数字文化贸易的带动效应</w:t>
+      </w:r>
+    </w:p>
+    <w:p>
+      <w:r>
+        <w:rPr>
+          <w:rFonts w:ascii="Times New Roman" w:hAnsi="Times New Roman" w:eastAsia="宋体"/>
+          <w:sz w:val="18"/>
+        </w:rPr>
+        <w:t>链接:</w:t>
+      </w:r>
+      <w:hyperlink r:id="rId32">
+        <w:r>
+          <w:rPr>
+            <w:color w:val="0563C1"/>
+            <w:u w:val="single"/>
+          </w:rPr>
+          <w:t>Sensor Tower：《王者荣耀》重夺冠军宝座，跃升2026年7月全球手游收入榜榜首</w:t>
+        </w:r>
+      </w:hyperlink>
+    </w:p>
+    <w:p>
+      <w:pPr>
+        <w:pStyle w:val="Heading3"/>
+      </w:pPr>
+      <w:r>
+        <w:rPr>
+          <w:rFonts w:ascii="Times New Roman" w:hAnsi="Times New Roman" w:eastAsia="黑体"/>
+          <w:b w:val="0"/>
+          <w:color w:val="888888"/>
+          <w:sz w:val="24"/>
+        </w:rPr>
+        <w:t>【C级·参考】</w:t>
+      </w:r>
+      <w:r>
+        <w:rPr>
+          <w:rFonts w:ascii="Times New Roman" w:hAnsi="Times New Roman" w:eastAsia="黑体"/>
+          <w:b w:val="0"/>
+          <w:color w:val="888888"/>
           <w:sz w:val="24"/>
         </w:rPr>
         <w:t>独游开发者呼吁：“没工作、我们应自己创造工作！” 同行：“是不想吗？你出钱？”</w:t>
@@ -1605,17 +1736,7 @@
     </w:p>
     <w:p>
       <w:r>
-        <w:t>全球游戏行业持续裁员背景下，独立开发者发起自救倡议，呼吁开源协作与工具共享，但资金与发行渠道匮乏仍是现实瓶颈，折射创意经济生存困境。</w:t>
-      </w:r>
-    </w:p>
-    <w:p>
-      <w:r>
-        <w:rPr>
-          <w:rFonts w:ascii="Times New Roman" w:hAnsi="Times New Roman" w:eastAsia="宋体"/>
-          <w:i/>
-          <w:sz w:val="21"/>
-        </w:rPr>
-        <w:t>角度建议:走访广州琶洲游戏产业带、羊城创意园独立工作室，报道本地 indie game jam 活动与政府文创基金扶持实效</w:t>
+        <w:t>全球独立游戏开发者面临严峻就业压力，海外3A大厂持续裁员背景下，国内中小团队转向自研发行、众筹与跨平台移植寻求生存，但资金与渠道瓶颈突出。</w:t>
       </w:r>
     </w:p>
     <w:p>
@@ -1626,7 +1747,7 @@
         </w:rPr>
         <w:t>链接:</w:t>
       </w:r>
-      <w:hyperlink r:id="rId31">
+      <w:hyperlink r:id="rId33">
         <w:r>
           <w:rPr>
             <w:color w:val="0563C1"/>
@@ -1643,18 +1764,20 @@
       <w:r>
         <w:rPr>
           <w:rFonts w:ascii="Times New Roman" w:hAnsi="Times New Roman" w:eastAsia="黑体"/>
-          <w:b/>
+          <w:b w:val="0"/>
+          <w:color w:val="888888"/>
           <w:sz w:val="24"/>
         </w:rPr>
-        <w:t>【B级·关注|本地】</w:t>
+        <w:t>【C级·参考】</w:t>
       </w:r>
       <w:r>
         <w:rPr>
           <w:rFonts w:ascii="Times New Roman" w:hAnsi="Times New Roman" w:eastAsia="黑体"/>
-          <w:b/>
+          <w:b w:val="0"/>
+          <w:color w:val="888888"/>
           <w:sz w:val="24"/>
         </w:rPr>
-        <w:t>对话游密科技CEO白宁：服务6000款游戏、36亿玩家后，我们在AI时代做什么？</w:t>
+        <w:t>《无人深空》迎来发售 10 周年，玩家累计游戏时间达数亿小时</w:t>
       </w:r>
     </w:p>
     <w:p>
@@ -1664,22 +1787,12 @@
           <w:color w:val="888888"/>
           <w:sz w:val="18"/>
         </w:rPr>
-        <w:t>来源:GameLook | 时间:08-11 09:22</w:t>
+        <w:t>来源:IT之家 | 时间:08-11 09:44</w:t>
       </w:r>
     </w:p>
     <w:p>
       <w:r>
-        <w:t>广州游密科技CEO白宁透露，公司正将语音社交技术与AI结合，构建游戏内实时NPC对话、智能陪练等新服务，从‘连接工具商’升级为‘AI游戏基础设施提供商’。</w:t>
-      </w:r>
-    </w:p>
-    <w:p>
-      <w:r>
-        <w:rPr>
-          <w:rFonts w:ascii="Times New Roman" w:hAnsi="Times New Roman" w:eastAsia="宋体"/>
-          <w:i/>
-          <w:sz w:val="21"/>
-        </w:rPr>
-        <w:t>角度建议:深挖游密与网易、三七互娱在粤产游戏中的AI语音合作案例，呈现大湾区游戏技术服务商转型样本</w:t>
+        <w:t>《无人深空》发售十年实现口碑逆转，累计玩家在线时长超数亿小时，成为‘持续更新型游戏’典范；其 procedural generation 技术对国内开放世界研发具有参考价值。</w:t>
       </w:r>
     </w:p>
     <w:p>
@@ -1690,13 +1803,13 @@
         </w:rPr>
         <w:t>链接:</w:t>
       </w:r>
-      <w:hyperlink r:id="rId32">
+      <w:hyperlink r:id="rId34">
         <w:r>
           <w:rPr>
             <w:color w:val="0563C1"/>
             <w:u w:val="single"/>
           </w:rPr>
-          <w:t>对话游密科技CEO白宁：服务6000款游戏、36亿玩家后，我们在AI时代做什么？</w:t>
+          <w:t>《无人深空》迎来发售 10 周年，玩家累计游戏时间达数亿小时</w:t>
         </w:r>
       </w:hyperlink>
     </w:p>
@@ -1723,7 +1836,7 @@
           <w:color w:val="41D87E"/>
           <w:sz w:val="24"/>
         </w:rPr>
-        <w:t>【A级·线索】</w:t>
+        <w:t>【A级·线索|本地】</w:t>
       </w:r>
       <w:r>
         <w:rPr>
@@ -1732,7 +1845,7 @@
           <w:color w:val="41D87E"/>
           <w:sz w:val="24"/>
         </w:rPr>
-        <w:t>能偷拍的“折射手机壳”热卖，总台中国之声警告生产销售和使用均涉嫌违法</w:t>
+        <w:t>宁德时代全球 10 大宁家服务直营体验中心开业，推出首款电池维修服务车</w:t>
       </w:r>
     </w:p>
     <w:p>
@@ -1742,12 +1855,12 @@
           <w:color w:val="888888"/>
           <w:sz w:val="18"/>
         </w:rPr>
-        <w:t>来源:IT之家 | 时间:08-11 08:57</w:t>
+        <w:t>来源:IT之家 | 时间:08-11 09:16</w:t>
       </w:r>
     </w:p>
     <w:p>
       <w:r>
-        <w:t>央视曝光网络热销‘折射手机壳’具备隐蔽偷拍功能，售价300–600元，商家宣传‘侧面拍摄’，已被明确界定为非法窃听窃照器材，多地市场监管与公安已介入查处。</w:t>
+        <w:t>宁德时代宁家服务在广州、海口、杭州等十地同步开业直营体验中心，并首发移动式电池维修服务车，提供现场检测、快修更换及梯次利用回收，推动新能源汽车后市场标准化升级。</w:t>
       </w:r>
     </w:p>
     <w:p>
@@ -1757,7 +1870,7 @@
           <w:i/>
           <w:sz w:val="21"/>
         </w:rPr>
-        <w:t>角度建议:联动广州公安网警支队、天河区市场监管局开展校园周边数码店突击检查，追踪广东本地电商平台（如唯品会、京东华南仓）下架执行情况</w:t>
+        <w:t>角度建议:走访广州天河区宁家服务体验中心，跟踪‘以旧换新’政策下动力电池回收与再制造闭环</w:t>
       </w:r>
     </w:p>
     <w:p>
@@ -1768,13 +1881,13 @@
         </w:rPr>
         <w:t>链接:</w:t>
       </w:r>
-      <w:hyperlink r:id="rId33">
+      <w:hyperlink r:id="rId35">
         <w:r>
           <w:rPr>
             <w:color w:val="0563C1"/>
             <w:u w:val="single"/>
           </w:rPr>
-          <w:t>能偷拍的“折射手机壳”热卖，总台中国之声警告生产销售和使用均涉嫌违法</w:t>
+          <w:t>宁德时代全球 10 大宁家服务直营体验中心开业，推出首款电池维修服务车</w:t>
         </w:r>
       </w:hyperlink>
     </w:p>
@@ -1786,17 +1899,19 @@
         <w:rPr>
           <w:rFonts w:ascii="Times New Roman" w:hAnsi="Times New Roman" w:eastAsia="黑体"/>
           <w:b/>
+          <w:color w:val="41D87E"/>
           <w:sz w:val="24"/>
         </w:rPr>
-        <w:t>【B级·关注】</w:t>
+        <w:t>【A级·线索】</w:t>
       </w:r>
       <w:r>
         <w:rPr>
           <w:rFonts w:ascii="Times New Roman" w:hAnsi="Times New Roman" w:eastAsia="黑体"/>
           <w:b/>
+          <w:color w:val="41D87E"/>
           <w:sz w:val="24"/>
         </w:rPr>
-        <w:t>填补关键空白，我国首个预防急性高原病药物“乙酰唑胺缓释胶囊”获批上市</w:t>
+        <w:t>央视揭私域直播骗局：免费送鸡蛋拉老人进群，维生素吹成诺奖神药</w:t>
       </w:r>
     </w:p>
     <w:p>
@@ -1806,12 +1921,12 @@
           <w:color w:val="888888"/>
           <w:sz w:val="18"/>
         </w:rPr>
-        <w:t>来源:IT之家 | 时间:08-11 12:44</w:t>
+        <w:t>来源:IT之家 | 时间:08-11 12:31</w:t>
       </w:r>
     </w:p>
     <w:p>
       <w:r>
-        <w:t>由西藏自治区人民医院牵头研发的国内首个高原病专用预防药获批上市，打破长期依赖进口局面，将惠及赴藏旅游、援藏干部及边防官兵等群体，提升公共卫生应急保障能力。</w:t>
+        <w:t>央视曝光上海等地私域直播养老诈骗新套路：以免费鸡蛋诱骗老年人入群，通过虚构病患、夸大功效推销低价保健品，单场直播销售额超百万元，已成监管重点整治领域。</w:t>
       </w:r>
     </w:p>
     <w:p>
@@ -1821,7 +1936,7 @@
           <w:i/>
           <w:sz w:val="21"/>
         </w:rPr>
-        <w:t>角度建议:关联广东‘粤贸全国’高原健康消费计划——调研广药集团、香雪制药在高原药品渠道下沉及大湾区旅行社高原游健康包配置情况</w:t>
+        <w:t>角度建议:深挖广州社区团购、老年大学直播课等本地化场景，联合广州市监局开展‘银发直播’合规调研</w:t>
       </w:r>
     </w:p>
     <w:p>
@@ -1832,13 +1947,13 @@
         </w:rPr>
         <w:t>链接:</w:t>
       </w:r>
-      <w:hyperlink r:id="rId34">
+      <w:hyperlink r:id="rId30">
         <w:r>
           <w:rPr>
             <w:color w:val="0563C1"/>
             <w:u w:val="single"/>
           </w:rPr>
-          <w:t>填补关键空白，我国首个预防急性高原病药物“乙酰唑胺缓释胶囊”获批上市</w:t>
+          <w:t>央视揭私域直播骗局：免费送鸡蛋拉老人进群，维生素吹成诺奖神药</w:t>
         </w:r>
       </w:hyperlink>
     </w:p>
@@ -1862,7 +1977,7 @@
           <w:color w:val="888888"/>
           <w:sz w:val="24"/>
         </w:rPr>
-        <w:t>我国科学家研制出 455Wh/kg 高能量密度水系锌碘软包电池，800 圈稳定循环</w:t>
+        <w:t>填补关键空白，我国首个预防急性高原病药物“乙酰唑胺缓释胶囊”获批上市</w:t>
       </w:r>
     </w:p>
     <w:p>
@@ -1872,68 +1987,12 @@
           <w:color w:val="888888"/>
           <w:sz w:val="18"/>
         </w:rPr>
-        <w:t>来源:IT之家 | 时间:08-11 10:04</w:t>
+        <w:t>来源:IT之家 | 时间:08-11 12:44</w:t>
       </w:r>
     </w:p>
     <w:p>
       <w:r>
-        <w:t>中科院大连化物所团队突破水系电池能量密度瓶颈，实现455Wh/kg高比能与长循环寿命，为低成本、高安全储能提供新路径，有望加速替代铅酸电池。</w:t>
-      </w:r>
-    </w:p>
-    <w:p>
-      <w:r>
-        <w:rPr>
-          <w:rFonts w:ascii="Times New Roman" w:hAnsi="Times New Roman" w:eastAsia="宋体"/>
-          <w:sz w:val="18"/>
-        </w:rPr>
-        <w:t>链接:</w:t>
-      </w:r>
-      <w:hyperlink r:id="rId35">
-        <w:r>
-          <w:rPr>
-            <w:color w:val="0563C1"/>
-            <w:u w:val="single"/>
-          </w:rPr>
-          <w:t>我国科学家研制出 455Wh/kg 高能量密度水系锌碘软包电池，800 圈稳定循环</w:t>
-        </w:r>
-      </w:hyperlink>
-    </w:p>
-    <w:p>
-      <w:pPr>
-        <w:pStyle w:val="Heading3"/>
-      </w:pPr>
-      <w:r>
-        <w:rPr>
-          <w:rFonts w:ascii="Times New Roman" w:hAnsi="Times New Roman" w:eastAsia="黑体"/>
-          <w:b w:val="0"/>
-          <w:color w:val="888888"/>
-          <w:sz w:val="24"/>
-        </w:rPr>
-        <w:t>【C级·参考|本地】</w:t>
-      </w:r>
-      <w:r>
-        <w:rPr>
-          <w:rFonts w:ascii="Times New Roman" w:hAnsi="Times New Roman" w:eastAsia="黑体"/>
-          <w:b w:val="0"/>
-          <w:color w:val="888888"/>
-          <w:sz w:val="24"/>
-        </w:rPr>
-        <w:t>荣耀畅玩 80 手机上架：搭载天玑 6300 处理器，1029 元起</w:t>
-      </w:r>
-    </w:p>
-    <w:p>
-      <w:r>
-        <w:rPr>
-          <w:rFonts w:ascii="Times New Roman" w:hAnsi="Times New Roman" w:eastAsia="宋体"/>
-          <w:color w:val="888888"/>
-          <w:sz w:val="18"/>
-        </w:rPr>
-        <w:t>来源:IT之家 | 时间:08-11 09:49</w:t>
-      </w:r>
-    </w:p>
-    <w:p>
-      <w:r>
-        <w:t>荣耀畅玩80标准版登陆京东，搭载联发科天玑6300芯片，首发价1029元起，主打千元档5G普及机型，契合广东县域市场及银发群体换机需求。</w:t>
+        <w:t>由西藏自治区人民医院研发的乙酰唑胺缓释胶囊获批上市，是我国首个获批用于预防急性高原病的专用药品，将惠及青藏铁路、川藏公路等重大工程一线人员及赴藏游客。</w:t>
       </w:r>
     </w:p>
     <w:p>
@@ -1950,63 +2009,7 @@
             <w:color w:val="0563C1"/>
             <w:u w:val="single"/>
           </w:rPr>
-          <w:t>荣耀畅玩 80 手机上架：搭载天玑 6300 处理器，1029 元起</w:t>
-        </w:r>
-      </w:hyperlink>
-    </w:p>
-    <w:p>
-      <w:pPr>
-        <w:pStyle w:val="Heading3"/>
-      </w:pPr>
-      <w:r>
-        <w:rPr>
-          <w:rFonts w:ascii="Times New Roman" w:hAnsi="Times New Roman" w:eastAsia="黑体"/>
-          <w:b w:val="0"/>
-          <w:color w:val="888888"/>
-          <w:sz w:val="24"/>
-        </w:rPr>
-        <w:t>【C级·参考】</w:t>
-      </w:r>
-      <w:r>
-        <w:rPr>
-          <w:rFonts w:ascii="Times New Roman" w:hAnsi="Times New Roman" w:eastAsia="黑体"/>
-          <w:b w:val="0"/>
-          <w:color w:val="888888"/>
-          <w:sz w:val="24"/>
-        </w:rPr>
-        <w:t>美国法院裁定，Meta 等公司必须就社交媒体成瘾问题面对数千起诉讼</w:t>
-      </w:r>
-    </w:p>
-    <w:p>
-      <w:r>
-        <w:rPr>
-          <w:rFonts w:ascii="Times New Roman" w:hAnsi="Times New Roman" w:eastAsia="宋体"/>
-          <w:color w:val="888888"/>
-          <w:sz w:val="18"/>
-        </w:rPr>
-        <w:t>来源:IT之家 | 时间:08-11 09:02</w:t>
-      </w:r>
-    </w:p>
-    <w:p>
-      <w:r>
-        <w:t>美国联邦上诉法院裁定Meta、谷歌、TikTok等科技巨头须直面数千起青少年社交媒体成瘾诉讼，案件或引发全球平台责任立法连锁反应。</w:t>
-      </w:r>
-    </w:p>
-    <w:p>
-      <w:r>
-        <w:rPr>
-          <w:rFonts w:ascii="Times New Roman" w:hAnsi="Times New Roman" w:eastAsia="宋体"/>
-          <w:sz w:val="18"/>
-        </w:rPr>
-        <w:t>链接:</w:t>
-      </w:r>
-      <w:hyperlink r:id="rId37">
-        <w:r>
-          <w:rPr>
-            <w:color w:val="0563C1"/>
-            <w:u w:val="single"/>
-          </w:rPr>
-          <w:t>美国法院裁定，Meta 等公司必须就社交媒体成瘾问题面对数千起诉讼</w:t>
+          <w:t>填补关键空白，我国首个预防急性高原病药物“乙酰唑胺缓释胶囊”获批上市</w:t>
         </w:r>
       </w:hyperlink>
     </w:p>
@@ -2036,7 +2039,7 @@
           <w:rFonts w:ascii="Times New Roman" w:hAnsi="Times New Roman" w:eastAsia="宋体"/>
           <w:sz w:val="18"/>
         </w:rPr>
-        <w:t>IT之家(60)、GameLook(17)、HackerNews(8)、Bing新闻(7)</w:t>
+        <w:t>IT之家(60)、GameLook(17)、HackerNews(9)、Bing新闻(7)</w:t>
       </w:r>
     </w:p>
     <w:p>

--- a/briefings/线口监测午报-2026-08-11.docx
+++ b/briefings/线口监测午报-2026-08-11.docx
@@ -22,7 +22,7 @@
           <w:color w:val="888888"/>
           <w:sz w:val="18"/>
         </w:rPr>
-        <w:t>监测窗口:近48小时 | 生成时间:2026-08-11 13:31</w:t>
+        <w:t>监测窗口:近48小时 | 生成时间:2026-08-11 18:16</w:t>
       </w:r>
     </w:p>
     <w:p>
@@ -61,7 +61,7 @@
           <w:rFonts w:ascii="Times New Roman" w:hAnsi="Times New Roman" w:eastAsia="宋体"/>
           <w:sz w:val="21"/>
         </w:rPr>
-        <w:t>理想：AI眼镜Livis二代明年下半年上市！原生鸿蒙版App正在开发Livis——理想汽车确认第二代AI眼镜Livis将于2027年下半年发布，正联合蔡司研发光学模组，并同步开发原生鸿蒙App，强化车机-眼镜-手机三端协同，拓展泊车辅助、AR导航等智能出行新交互。(Bing新闻)</w:t>
+        <w:t>顺丰无人车已在深圳实现昼夜常态化规模化运营——顺丰198台L4级无人车在深圳投入昼夜常态化运营，覆盖307条线路及25条夜间任务序列，是国内首个实现城市级规模化商业落地的物流无人车队。(IT之家)</w:t>
       </w:r>
     </w:p>
     <w:p>
@@ -87,92 +87,7 @@
           <w:rFonts w:ascii="Times New Roman" w:hAnsi="Times New Roman" w:eastAsia="宋体"/>
           <w:sz w:val="21"/>
         </w:rPr>
-        <w:t>宁德时代全球 10 大宁家服务直营体验中心开业，推出首款电池维修服务车——宁德时代宁家服务在广州、海口、杭州等十地同步开业直营体验中心，并首发移动式电池维修服务车，提供现场检测、快修更换及梯次利用回收，推动新能源汽车后市场标准化升级。(IT之家)</w:t>
-      </w:r>
-    </w:p>
-    <w:p>
-      <w:r>
-        <w:rPr>
-          <w:rFonts w:ascii="Times New Roman" w:hAnsi="Times New Roman" w:eastAsia="宋体"/>
-          <w:b/>
-          <w:sz w:val="21"/>
-        </w:rPr>
-        <w:t xml:space="preserve">3. </w:t>
-      </w:r>
-      <w:r>
-        <w:rPr>
-          <w:rFonts w:ascii="Times New Roman" w:hAnsi="Times New Roman" w:eastAsia="宋体"/>
-          <w:sz w:val="21"/>
-        </w:rPr>
-        <w:t>千问开放AI眼镜生态：支持开发者打造导游、教练Skill——通义千问开放平台正式支持AI眼镜端开发，提供技能平台与行业定制模块，开发者可通过自然语言调用拍照、语音等能力，快速构建文旅导览、运动陪练等本地化场景应用。(Bing新闻)</w:t>
-      </w:r>
-    </w:p>
-    <w:p>
-      <w:r>
-        <w:rPr>
-          <w:rFonts w:ascii="Times New Roman" w:hAnsi="Times New Roman" w:eastAsia="宋体"/>
-          <w:b/>
-          <w:sz w:val="21"/>
-        </w:rPr>
-        <w:t xml:space="preserve">4. </w:t>
-      </w:r>
-      <w:r>
-        <w:rPr>
-          <w:rFonts w:ascii="Times New Roman" w:hAnsi="Times New Roman" w:eastAsia="宋体"/>
-          <w:sz w:val="21"/>
-        </w:rPr>
-        <w:t>千问开放AI眼镜能力！打开3D导览、运动陪练、全屋智能的更多玩法——千问AI眼镜平台支持开发者创建3D导览、运动陪练、全屋智能控制等Skill，通过自然语言描述即可调用多模态能力，降低AI硬件应用开发门槛。(Bing新闻)</w:t>
-      </w:r>
-    </w:p>
-    <w:p>
-      <w:r>
-        <w:rPr>
-          <w:rFonts w:ascii="Times New Roman" w:hAnsi="Times New Roman" w:eastAsia="宋体"/>
-          <w:b/>
-          <w:sz w:val="21"/>
-        </w:rPr>
-        <w:t xml:space="preserve">5. </w:t>
-      </w:r>
-      <w:r>
-        <w:rPr>
-          <w:rFonts w:ascii="Times New Roman" w:hAnsi="Times New Roman" w:eastAsia="宋体"/>
-          <w:sz w:val="21"/>
-        </w:rPr>
-        <w:t>国产大飞机 C919 明日执飞首个国际商业航班，北京首都⇌乌兰巴托——国航C919将于8月12日执飞首条国际航线（北京—乌兰巴托），标志着国产大飞机商业化迈出关键一步；目前国航已引进12架C919，后续将拓展东南亚及‘一带一路’沿线航点。(IT之家)</w:t>
-      </w:r>
-    </w:p>
-    <w:p>
-      <w:r>
-        <w:rPr>
-          <w:rFonts w:ascii="Times New Roman" w:hAnsi="Times New Roman" w:eastAsia="宋体"/>
-          <w:b/>
-          <w:sz w:val="21"/>
-        </w:rPr>
-        <w:t xml:space="preserve">6. </w:t>
-      </w:r>
-      <w:r>
-        <w:rPr>
-          <w:rFonts w:ascii="Times New Roman" w:hAnsi="Times New Roman" w:eastAsia="宋体"/>
-          <w:sz w:val="21"/>
-        </w:rPr>
-        <w:t>央视揭私域直播骗局：免费送鸡蛋拉老人进群，维生素吹成诺奖神药——央视曝光上海等地私域直播养老诈骗新套路：以免费鸡蛋诱骗老年人入群，通过虚构病患、夸大功效推销低价保健品，单场直播销售额超百万元，已成监管重点整治领域。(IT之家)</w:t>
-      </w:r>
-    </w:p>
-    <w:p>
-      <w:r>
-        <w:rPr>
-          <w:rFonts w:ascii="Times New Roman" w:hAnsi="Times New Roman" w:eastAsia="宋体"/>
-          <w:b/>
-          <w:sz w:val="21"/>
-        </w:rPr>
-        <w:t xml:space="preserve">7. </w:t>
-      </w:r>
-      <w:r>
-        <w:rPr>
-          <w:rFonts w:ascii="Times New Roman" w:hAnsi="Times New Roman" w:eastAsia="宋体"/>
-          <w:sz w:val="21"/>
-        </w:rPr>
-        <w:t>央视揭私域直播骗局：免费送鸡蛋拉老人进群，维生素吹成诺奖神药——央视曝光上海等地私域直播养老诈骗新套路：以免费鸡蛋诱骗老年人入群，通过虚构病患、夸大功效推销低价保健品，单场直播销售额超百万元，已成监管重点整治领域。(IT之家)</w:t>
+        <w:t>格力电器今年新招毕业生 6514 人，董明珠再承诺不裁员、称自己靠好产品成为“网红”——格力2026届校招规模达6514人，董明珠现场强调‘不裁员’并重申产品主义，呼应国家稳就业政策，展现制造业龙头在经济承压期的责任担当。(IT之家)</w:t>
       </w:r>
     </w:p>
     <w:p>
@@ -195,19 +110,17 @@
         <w:rPr>
           <w:rFonts w:ascii="Times New Roman" w:hAnsi="Times New Roman" w:eastAsia="黑体"/>
           <w:b/>
-          <w:color w:val="41D87E"/>
           <w:sz w:val="24"/>
         </w:rPr>
-        <w:t>【A级·线索】</w:t>
+        <w:t>【B级·关注】</w:t>
       </w:r>
       <w:r>
         <w:rPr>
           <w:rFonts w:ascii="Times New Roman" w:hAnsi="Times New Roman" w:eastAsia="黑体"/>
           <w:b/>
-          <w:color w:val="41D87E"/>
           <w:sz w:val="24"/>
         </w:rPr>
-        <w:t>千问开放AI眼镜生态：支持开发者打造导游、教练Skill</w:t>
+        <w:t>蚂蚁百灵开源 Ling-3.0-tiny 模型，支持英伟达 DGX Spark、苹果 Mac mini 部署</w:t>
       </w:r>
     </w:p>
     <w:p>
@@ -217,12 +130,12 @@
           <w:color w:val="888888"/>
           <w:sz w:val="18"/>
         </w:rPr>
-        <w:t>来源:Bing新闻 | 时间:08-10 21:45</w:t>
+        <w:t>来源:IT之家 | 时间:08-11 17:57</w:t>
       </w:r>
     </w:p>
     <w:p>
       <w:r>
-        <w:t>通义千问开放平台正式支持AI眼镜端开发，提供技能平台与行业定制模块，开发者可通过自然语言调用拍照、语音等能力，快速构建文旅导览、运动陪练等本地化场景应用。</w:t>
+        <w:t>蚂蚁百灵在Hugging Face开源轻量级混合推理MoE架构模型Ling-3.0-tiny（7.9B参数），支持边缘端高效部署，适配国产算力平台与消费级设备，体现大模型轻量化与普惠化趋势。</w:t>
       </w:r>
     </w:p>
     <w:p>
@@ -232,7 +145,7 @@
           <w:i/>
           <w:sz w:val="21"/>
         </w:rPr>
-        <w:t>角度建议:聚焦广州长隆、珠江夜游等文旅场景，策划‘AI眼镜+岭南文化’体验式报道</w:t>
+        <w:t>角度建议:可联动广州人工智能公共算力中心及黄埔区AI企业，调研本地开发者对轻量模型的落地需求</w:t>
       </w:r>
     </w:p>
     <w:p>
@@ -249,73 +162,7 @@
             <w:color w:val="0563C1"/>
             <w:u w:val="single"/>
           </w:rPr>
-          <w:t>千问开放AI眼镜生态：支持开发者打造导游、教练Skill</w:t>
-        </w:r>
-      </w:hyperlink>
-    </w:p>
-    <w:p>
-      <w:pPr>
-        <w:pStyle w:val="Heading3"/>
-      </w:pPr>
-      <w:r>
-        <w:rPr>
-          <w:rFonts w:ascii="Times New Roman" w:hAnsi="Times New Roman" w:eastAsia="黑体"/>
-          <w:b/>
-          <w:color w:val="41D87E"/>
-          <w:sz w:val="24"/>
-        </w:rPr>
-        <w:t>【A级·线索】</w:t>
-      </w:r>
-      <w:r>
-        <w:rPr>
-          <w:rFonts w:ascii="Times New Roman" w:hAnsi="Times New Roman" w:eastAsia="黑体"/>
-          <w:b/>
-          <w:color w:val="41D87E"/>
-          <w:sz w:val="24"/>
-        </w:rPr>
-        <w:t>千问开放AI眼镜能力！打开3D导览、运动陪练、全屋智能的更多玩法</w:t>
-      </w:r>
-    </w:p>
-    <w:p>
-      <w:r>
-        <w:rPr>
-          <w:rFonts w:ascii="Times New Roman" w:hAnsi="Times New Roman" w:eastAsia="宋体"/>
-          <w:color w:val="888888"/>
-          <w:sz w:val="18"/>
-        </w:rPr>
-        <w:t>来源:Bing新闻 | 时间:08-10 21:45</w:t>
-      </w:r>
-    </w:p>
-    <w:p>
-      <w:r>
-        <w:t>千问AI眼镜平台支持开发者创建3D导览、运动陪练、全屋智能控制等Skill，通过自然语言描述即可调用多模态能力，降低AI硬件应用开发门槛。</w:t>
-      </w:r>
-    </w:p>
-    <w:p>
-      <w:r>
-        <w:rPr>
-          <w:rFonts w:ascii="Times New Roman" w:hAnsi="Times New Roman" w:eastAsia="宋体"/>
-          <w:i/>
-          <w:sz w:val="21"/>
-        </w:rPr>
-        <w:t>角度建议:聚焦广州琶洲数字经济试验区，探访AI眼镜在广交会、南博会等展会的应用试点</w:t>
-      </w:r>
-    </w:p>
-    <w:p>
-      <w:r>
-        <w:rPr>
-          <w:rFonts w:ascii="Times New Roman" w:hAnsi="Times New Roman" w:eastAsia="宋体"/>
-          <w:sz w:val="18"/>
-        </w:rPr>
-        <w:t>链接:</w:t>
-      </w:r>
-      <w:hyperlink r:id="rId10">
-        <w:r>
-          <w:rPr>
-            <w:color w:val="0563C1"/>
-            <w:u w:val="single"/>
-          </w:rPr>
-          <w:t>千问开放AI眼镜能力！打开3D导览、运动陪练、全屋智能的更多玩法</w:t>
+          <w:t>蚂蚁百灵开源 Ling-3.0-tiny 模型，支持英伟达 DGX Spark、苹果 Mac mini 部署</w:t>
         </w:r>
       </w:hyperlink>
     </w:p>
@@ -337,7 +184,7 @@
           <w:b/>
           <w:sz w:val="24"/>
         </w:rPr>
-        <w:t>Anthropic 将为 Claude 生成文本加入隐形水印，防范 AI 内容冒充原创</w:t>
+        <w:t>商汤日日新 SenseNova 6.8 Flash Lite 预览版上线：主打轻量敏捷，剑指“委派智能”</w:t>
       </w:r>
     </w:p>
     <w:p>
@@ -347,12 +194,12 @@
           <w:color w:val="888888"/>
           <w:sz w:val="18"/>
         </w:rPr>
-        <w:t>来源:IT之家 | 时间:08-11 12:52</w:t>
+        <w:t>来源:IT之家 | 时间:08-11 17:24</w:t>
       </w:r>
     </w:p>
     <w:p>
       <w:r>
-        <w:t>Anthropic 宣布新版 Claude 模型将在生成文本中嵌入不可见水印，以识别AI内容、遏制学术造假与虚假信息传播。该技术无需用户干预，已在部分API中启用。</w:t>
+        <w:t>商汤推出面向终端侧的多模态智能体模型Flash Lite预览版，强调低延迟响应与任务委派能力，标志着AI从‘问答’向‘主动执行’演进，为行业提供新型智能体范式。</w:t>
       </w:r>
     </w:p>
     <w:p>
@@ -362,7 +209,7 @@
           <w:i/>
           <w:sz w:val="21"/>
         </w:rPr>
-        <w:t>角度建议:可联动广东高校AI伦理治理实践，采访中山大学、华南理工人工智能伦理研究中心专家</w:t>
+        <w:t>角度建议:结合广州南沙AI创新集聚区建设，采访本地政务/医疗场景试点单位，验证‘委派智能’在基层服务中的可行性</w:t>
       </w:r>
     </w:p>
     <w:p>
@@ -373,13 +220,13 @@
         </w:rPr>
         <w:t>链接:</w:t>
       </w:r>
-      <w:hyperlink r:id="rId11">
+      <w:hyperlink r:id="rId10">
         <w:r>
           <w:rPr>
             <w:color w:val="0563C1"/>
             <w:u w:val="single"/>
           </w:rPr>
-          <w:t>Anthropic 将为 Claude 生成文本加入隐形水印，防范 AI 内容冒充原创</w:t>
+          <w:t>商汤日日新 SenseNova 6.8 Flash Lite 预览版上线：主打轻量敏捷，剑指“委派智能”</w:t>
         </w:r>
       </w:hyperlink>
     </w:p>
@@ -401,7 +248,7 @@
           <w:b/>
           <w:sz w:val="24"/>
         </w:rPr>
-        <w:t>消息称 Anthropic 与云计算公司 Riot Platforms 达成 91 亿美元算力协议</w:t>
+        <w:t>微软 MAI-Image-2.6 发布，一举跃升 Arena 文生图模型榜第二位</w:t>
       </w:r>
     </w:p>
     <w:p>
@@ -411,12 +258,12 @@
           <w:color w:val="888888"/>
           <w:sz w:val="18"/>
         </w:rPr>
-        <w:t>来源:IT之家 | 时间:08-11 10:44</w:t>
+        <w:t>来源:IT之家 | 时间:08-11 14:58</w:t>
       </w:r>
     </w:p>
     <w:p>
       <w:r>
-        <w:t>Anthropic 与美国比特币挖矿企业 Riot Platforms 签署91亿美元长期算力供应协议，凸显AI基建对高能耗算力的刚性需求，或加速全球液冷数据中心布局。</w:t>
+        <w:t>微软新一代自研文生图模型MAI-Image-2.6在Arena榜单登顶亚军，Elo评分1336分，凸显国际巨头在AIGC底层技术竞争加剧，对国内多模态模型研发形成对标压力。</w:t>
       </w:r>
     </w:p>
     <w:p>
@@ -426,7 +273,7 @@
           <w:i/>
           <w:sz w:val="21"/>
         </w:rPr>
-        <w:t>角度建议:对比广州南沙AI算力中心建设进展，调研广东‘东数西算’枢纽节点落地情况</w:t>
+        <w:t>角度建议:对比分析广州本土AIGC企业（如小鹏、网易伏羲）在图像生成领域的技术路径与商业化进展</w:t>
       </w:r>
     </w:p>
     <w:p>
@@ -437,13 +284,13 @@
         </w:rPr>
         <w:t>链接:</w:t>
       </w:r>
-      <w:hyperlink r:id="rId12">
+      <w:hyperlink r:id="rId11">
         <w:r>
           <w:rPr>
             <w:color w:val="0563C1"/>
             <w:u w:val="single"/>
           </w:rPr>
-          <w:t>消息称 Anthropic 与云计算公司 Riot Platforms 达成 91 亿美元算力协议</w:t>
+          <w:t>微软 MAI-Image-2.6 发布，一举跃升 Arena 文生图模型榜第二位</w:t>
         </w:r>
       </w:hyperlink>
     </w:p>
@@ -465,7 +312,7 @@
           <w:b/>
           <w:sz w:val="24"/>
         </w:rPr>
-        <w:t>iOS 27 Beta 5 发现国行 Apple Intelligence 踪迹：本地处理 iPhone 17 等用户请求</w:t>
+        <w:t>千问开放AI眼镜生态：支持开发者打造导游、教练Skill</w:t>
       </w:r>
     </w:p>
     <w:p>
@@ -475,12 +322,12 @@
           <w:color w:val="888888"/>
           <w:sz w:val="18"/>
         </w:rPr>
-        <w:t>来源:IT之家 | 时间:08-11 12:10</w:t>
+        <w:t>来源:Bing新闻 | 时间:08-10 21:45</w:t>
       </w:r>
     </w:p>
     <w:p>
       <w:r>
-        <w:t>开发者在iOS 27 Beta 5代码中发现Apple Intelligence国行版适配痕迹，明确标注‘本地处理’逻辑，意味着中文语境下的AI功能将优先在设备端运行，兼顾隐私与响应速度。</w:t>
+        <w:t>通义千问开放平台正式支持AI眼镜端Skill开发，提供自然语言建模接口及拍照、语音等硬件能力调用，加速具身智能终端应用生态构建。</w:t>
       </w:r>
     </w:p>
     <w:p>
@@ -490,7 +337,7 @@
           <w:i/>
           <w:sz w:val="21"/>
         </w:rPr>
-        <w:t>角度建议:对比华为盘古、科大讯飞星火在粤语识别与广府文化语料训练上的差异化布局</w:t>
+        <w:t>角度建议:聚焦广州天河区元宇宙产业联盟及黄埔AI眼镜产业园，探访本地开发者如何利用该平台开发广府文化导览等特色Skill</w:t>
       </w:r>
     </w:p>
     <w:p>
@@ -501,13 +348,13 @@
         </w:rPr>
         <w:t>链接:</w:t>
       </w:r>
-      <w:hyperlink r:id="rId13">
+      <w:hyperlink r:id="rId12">
         <w:r>
           <w:rPr>
             <w:color w:val="0563C1"/>
             <w:u w:val="single"/>
           </w:rPr>
-          <w:t>iOS 27 Beta 5 发现国行 Apple Intelligence 踪迹：本地处理 iPhone 17 等用户请求</w:t>
+          <w:t>千问开放AI眼镜生态：支持开发者打造导游、教练Skill</w:t>
         </w:r>
       </w:hyperlink>
     </w:p>
@@ -529,7 +376,7 @@
           <w:b/>
           <w:sz w:val="24"/>
         </w:rPr>
-        <w:t>DeepSeek 被曝偷偷给用户取外号，AI 回应称只是临时“打标签”、不会记忆</w:t>
+        <w:t>谷歌力推的 AI 招聘工具遭自家 DeepMind 团队“打脸”：或不小心误筛简历</w:t>
       </w:r>
     </w:p>
     <w:p>
@@ -539,12 +386,12 @@
           <w:color w:val="888888"/>
           <w:sz w:val="18"/>
         </w:rPr>
-        <w:t>来源:IT之家 | 时间:08-11 09:50</w:t>
+        <w:t>来源:IT之家 | 时间:08-11 16:59</w:t>
       </w:r>
     </w:p>
     <w:p>
       <w:r>
-        <w:t>DeepSeek因在深度思考模式中为用户生成昵称引发争议，官方解释为‘临时推理标签’且不存储，折射出大模型人格化交互中的隐私边界模糊问题，已触发用户数据合规再审视。</w:t>
+        <w:t>谷歌内部AI招聘工具被DeepMind研究人员质疑存在误筛风险，暴露AI决策黑箱与偏见问题，引发对企业级AI伦理治理的紧迫反思。</w:t>
       </w:r>
     </w:p>
     <w:p>
@@ -554,7 +401,7 @@
           <w:i/>
           <w:sz w:val="21"/>
         </w:rPr>
-        <w:t>角度建议:邀请暨南大学网络法专家解读《生成式AI服务管理暂行办法》在粤落地执行难点</w:t>
+        <w:t>角度建议:联系中山大学人工智能伦理研究中心，探讨广州AI企业如何建立可解释性招聘模型与人工复核机制</w:t>
       </w:r>
     </w:p>
     <w:p>
@@ -565,13 +412,13 @@
         </w:rPr>
         <w:t>链接:</w:t>
       </w:r>
-      <w:hyperlink r:id="rId14">
+      <w:hyperlink r:id="rId13">
         <w:r>
           <w:rPr>
             <w:color w:val="0563C1"/>
             <w:u w:val="single"/>
           </w:rPr>
-          <w:t>DeepSeek 被曝偷偷给用户取外号，AI 回应称只是临时“打标签”、不会记忆</w:t>
+          <w:t>谷歌力推的 AI 招聘工具遭自家 DeepMind 团队“打脸”：或不小心误筛简历</w:t>
         </w:r>
       </w:hyperlink>
     </w:p>
@@ -593,7 +440,7 @@
           <w:b/>
           <w:sz w:val="24"/>
         </w:rPr>
-        <w:t>英伟达 CEO 黄仁勋谈 5000 亿美元融资计划：AI 芯片已是“投资级资产”</w:t>
+        <w:t>主攻代码智能体产品？深度求索注册“Deepseek Harness 团队”公众号</w:t>
       </w:r>
     </w:p>
     <w:p>
@@ -603,12 +450,12 @@
           <w:color w:val="888888"/>
           <w:sz w:val="18"/>
         </w:rPr>
-        <w:t>来源:IT之家 | 时间:08-11 12:20</w:t>
+        <w:t>来源:IT之家 | 时间:08-11 15:22</w:t>
       </w:r>
     </w:p>
     <w:p>
       <w:r>
-        <w:t>黄仁勋推动AI芯片成为华尔街新资产类别，联合六大资管机构发起5000亿美元融资计划，旨在构建覆盖芯片设计、制造、算力租赁的全周期金融基础设施。</w:t>
+        <w:t>DeepSeek注册新公众号‘Deepseek Harness 团队’，暗示正组建专项团队推进代码智能体产品化，瞄准开发者生产力工具新蓝海。</w:t>
       </w:r>
     </w:p>
     <w:p>
@@ -618,7 +465,7 @@
           <w:i/>
           <w:sz w:val="21"/>
         </w:rPr>
-        <w:t>角度建议:对接广州期货交易所、前海股权交易中心，探讨AI算力资产证券化可行性</w:t>
+        <w:t>角度建议:对接广州琶洲AI开发者社区，了解本地程序员对代码Agent的实际需求与使用门槛</w:t>
       </w:r>
     </w:p>
     <w:p>
@@ -629,13 +476,13 @@
         </w:rPr>
         <w:t>链接:</w:t>
       </w:r>
-      <w:hyperlink r:id="rId15">
+      <w:hyperlink r:id="rId14">
         <w:r>
           <w:rPr>
             <w:color w:val="0563C1"/>
             <w:u w:val="single"/>
           </w:rPr>
-          <w:t>英伟达 CEO 黄仁勋谈 5000 亿美元融资计划：AI 芯片已是“投资级资产”</w:t>
+          <w:t>主攻代码智能体产品？深度求索注册“Deepseek Harness 团队”公众号</w:t>
         </w:r>
       </w:hyperlink>
     </w:p>
@@ -659,7 +506,7 @@
           <w:color w:val="888888"/>
           <w:sz w:val="24"/>
         </w:rPr>
-        <w:t>Mark Zuckerberg attacks 'closed' AI rivals as Meta returns to open models</w:t>
+        <w:t>Muse Glimmer: 30B-parameter model optimized for always-on local agent workflows</w:t>
       </w:r>
     </w:p>
     <w:p>
@@ -669,12 +516,12 @@
           <w:color w:val="888888"/>
           <w:sz w:val="18"/>
         </w:rPr>
-        <w:t>来源:Hacker News | 时间:08-10 22:06</w:t>
+        <w:t>来源:Hacker News | 时间:08-10 18:10</w:t>
       </w:r>
     </w:p>
     <w:p>
       <w:r>
-        <w:t>扎克伯格公开批评闭源AI模型路线，宣布Meta将加大Llama系列开源投入，推动开发者生态共建，此举或加剧中美欧在AI基础模型标准与治理话语权竞争。</w:t>
+        <w:t>Meta发布300亿参数开源模型Muse Glimmer，专为常驻本地智能体工作流优化，支持离线运行与低功耗设备部署，推动AI Agent走向实用化。</w:t>
       </w:r>
     </w:p>
     <w:p>
@@ -685,13 +532,13 @@
         </w:rPr>
         <w:t>链接:</w:t>
       </w:r>
-      <w:hyperlink r:id="rId16">
+      <w:hyperlink r:id="rId15">
         <w:r>
           <w:rPr>
             <w:color w:val="0563C1"/>
             <w:u w:val="single"/>
           </w:rPr>
-          <w:t>Mark Zuckerberg attacks 'closed' AI rivals as Meta returns to open models</w:t>
+          <w:t>Muse Glimmer: 30B-parameter model optimized for always-on local agent workflows</w:t>
         </w:r>
       </w:hyperlink>
     </w:p>
@@ -715,7 +562,7 @@
           <w:color w:val="888888"/>
           <w:sz w:val="24"/>
         </w:rPr>
-        <w:t>Anthropic Claude Sonnet 5 模型将维持首发优惠价，不再恢复原价</w:t>
+        <w:t>OpenAI 伦理主管 Chloé Bakalar 悄然离职，在岗不到一年</w:t>
       </w:r>
     </w:p>
     <w:p>
@@ -725,12 +572,12 @@
           <w:color w:val="888888"/>
           <w:sz w:val="18"/>
         </w:rPr>
-        <w:t>来源:IT之家 | 时间:08-11 09:46</w:t>
+        <w:t>来源:IT之家 | 时间:08-11 16:12</w:t>
       </w:r>
     </w:p>
     <w:p>
       <w:r>
-        <w:t>Anthropic宣布Claude Sonnet 5永久维持首发优惠价，放弃原定涨价计划，反映AI模型商业化初期价格策略向用户友好倾斜，或倒逼竞品调整订阅模式。</w:t>
+        <w:t>OpenAI前AI伦理主管Chloé Bakalar入职不足一年即离职，折射全球顶尖AI机构在技术激进主义与伦理制衡间的张力加剧，行业人才流动隐含深层治理焦虑。</w:t>
       </w:r>
     </w:p>
     <w:p>
@@ -741,13 +588,13 @@
         </w:rPr>
         <w:t>链接:</w:t>
       </w:r>
-      <w:hyperlink r:id="rId17">
+      <w:hyperlink r:id="rId16">
         <w:r>
           <w:rPr>
             <w:color w:val="0563C1"/>
             <w:u w:val="single"/>
           </w:rPr>
-          <w:t>Anthropic Claude Sonnet 5 模型将维持首发优惠价，不再恢复原价</w:t>
+          <w:t>OpenAI 伦理主管 Chloé Bakalar 悄然离职，在岗不到一年</w:t>
         </w:r>
       </w:hyperlink>
     </w:p>
@@ -771,7 +618,7 @@
           <w:color w:val="888888"/>
           <w:sz w:val="24"/>
         </w:rPr>
-        <w:t>前 OpenAI 机器人部门主管 Caitlin Kalinowski 加入 Anthropic，还曾在苹果开发 Mac Pro</w:t>
+        <w:t>DeepSeek 梁文锋财富一年暴涨 3850%，增速登顶全球亿万富豪榜</w:t>
       </w:r>
     </w:p>
     <w:p>
@@ -781,12 +628,88 @@
           <w:color w:val="888888"/>
           <w:sz w:val="18"/>
         </w:rPr>
-        <w:t>来源:IT之家 | 时间:08-11 09:31</w:t>
+        <w:t>来源:IT之家 | 时间:08-11 17:13</w:t>
       </w:r>
     </w:p>
     <w:p>
       <w:r>
-        <w:t>前OpenAI机器人负责人Caitlin Kalinowski加盟Anthropic，其兼具硬件工程（Mac Pro）与AI机器人研发背景，或将加速Anthropic在具身智能领域的战略布局。</w:t>
+        <w:t>DeepSeek创始人梁文锋净资产年增速达3850%，登顶全球富豪增速榜首，凸显大模型创业公司估值爆发力，亦引发对技术变现路径可持续性的关注。</w:t>
+      </w:r>
+    </w:p>
+    <w:p>
+      <w:r>
+        <w:rPr>
+          <w:rFonts w:ascii="Times New Roman" w:hAnsi="Times New Roman" w:eastAsia="宋体"/>
+          <w:sz w:val="18"/>
+        </w:rPr>
+        <w:t>链接:</w:t>
+      </w:r>
+      <w:hyperlink r:id="rId17">
+        <w:r>
+          <w:rPr>
+            <w:color w:val="0563C1"/>
+            <w:u w:val="single"/>
+          </w:rPr>
+          <w:t>DeepSeek 梁文锋财富一年暴涨 3850%，增速登顶全球亿万富豪榜</w:t>
+        </w:r>
+      </w:hyperlink>
+    </w:p>
+    <w:p>
+      <w:pPr>
+        <w:pStyle w:val="Heading2"/>
+      </w:pPr>
+      <w:r>
+        <w:rPr>
+          <w:rFonts w:ascii="Times New Roman" w:hAnsi="Times New Roman" w:eastAsia="黑体"/>
+          <w:sz w:val="28"/>
+        </w:rPr>
+        <w:t>机器人/AI硬件</w:t>
+      </w:r>
+    </w:p>
+    <w:p>
+      <w:pPr>
+        <w:pStyle w:val="Heading3"/>
+      </w:pPr>
+      <w:r>
+        <w:rPr>
+          <w:rFonts w:ascii="Times New Roman" w:hAnsi="Times New Roman" w:eastAsia="黑体"/>
+          <w:b/>
+          <w:sz w:val="24"/>
+        </w:rPr>
+        <w:t>【B级·关注】</w:t>
+      </w:r>
+      <w:r>
+        <w:rPr>
+          <w:rFonts w:ascii="Times New Roman" w:hAnsi="Times New Roman" w:eastAsia="黑体"/>
+          <w:b/>
+          <w:sz w:val="24"/>
+        </w:rPr>
+        <w:t>荣耀 Robot Phone 超前品鉴会明日起在南京、深圳、成都、太原、福州、昆明六城举办</w:t>
+      </w:r>
+    </w:p>
+    <w:p>
+      <w:r>
+        <w:rPr>
+          <w:rFonts w:ascii="Times New Roman" w:hAnsi="Times New Roman" w:eastAsia="宋体"/>
+          <w:color w:val="888888"/>
+          <w:sz w:val="18"/>
+        </w:rPr>
+        <w:t>来源:IT之家 | 时间:08-11 16:38</w:t>
+      </w:r>
+    </w:p>
+    <w:p>
+      <w:r>
+        <w:t>荣耀官宣Robot Phone真机品鉴活动覆盖六城，该机型集成云台相机与AI交互模块，是手机向‘移动机器人’形态演进的关键产品，引发终端智能化新讨论。</w:t>
+      </w:r>
+    </w:p>
+    <w:p>
+      <w:r>
+        <w:rPr>
+          <w:rFonts w:ascii="Times New Roman" w:hAnsi="Times New Roman" w:eastAsia="宋体"/>
+          <w:i/>
+          <w:sz w:val="21"/>
+        </w:rPr>
+        <w:t>角度建议:深圳为华为/荣耀重要研发基地，可延伸报道粤港AI硬件协同创新链，如东莞供应链、深圳算法团队、广州应用场景</w:t>
       </w:r>
     </w:p>
     <w:p>
@@ -803,7 +726,71 @@
             <w:color w:val="0563C1"/>
             <w:u w:val="single"/>
           </w:rPr>
-          <w:t>前 OpenAI 机器人部门主管 Caitlin Kalinowski 加入 Anthropic，还曾在苹果开发 Mac Pro</w:t>
+          <w:t>荣耀 Robot Phone 超前品鉴会明日起在南京、深圳、成都、太原、福州、昆明六城举办</w:t>
+        </w:r>
+      </w:hyperlink>
+    </w:p>
+    <w:p>
+      <w:pPr>
+        <w:pStyle w:val="Heading3"/>
+      </w:pPr>
+      <w:r>
+        <w:rPr>
+          <w:rFonts w:ascii="Times New Roman" w:hAnsi="Times New Roman" w:eastAsia="黑体"/>
+          <w:b/>
+          <w:sz w:val="24"/>
+        </w:rPr>
+        <w:t>【B级·关注】</w:t>
+      </w:r>
+      <w:r>
+        <w:rPr>
+          <w:rFonts w:ascii="Times New Roman" w:hAnsi="Times New Roman" w:eastAsia="黑体"/>
+          <w:b/>
+          <w:sz w:val="24"/>
+        </w:rPr>
+        <w:t>理想Livis二代2026年下半年发布！AI眼镜+原生鸿蒙App双线狂奔</w:t>
+      </w:r>
+    </w:p>
+    <w:p>
+      <w:r>
+        <w:rPr>
+          <w:rFonts w:ascii="Times New Roman" w:hAnsi="Times New Roman" w:eastAsia="宋体"/>
+          <w:color w:val="888888"/>
+          <w:sz w:val="18"/>
+        </w:rPr>
+        <w:t>来源:Bing新闻 | 时间:08-10 19:21</w:t>
+      </w:r>
+    </w:p>
+    <w:p>
+      <w:r>
+        <w:t>理想汽车加速AI眼镜战略，Livis二代将搭载原生鸿蒙App并评估蔡司镜片内显示技术，标志车企跨界AR硬件、构建车-眼-云闭环生态。</w:t>
+      </w:r>
+    </w:p>
+    <w:p>
+      <w:r>
+        <w:rPr>
+          <w:rFonts w:ascii="Times New Roman" w:hAnsi="Times New Roman" w:eastAsia="宋体"/>
+          <w:i/>
+          <w:sz w:val="21"/>
+        </w:rPr>
+        <w:t>角度建议:广州拥有华为鸿蒙生态核心伙伴（如OPPO、vivo），可调研本地鸿蒙开发者如何适配车载与眼镜双端场景</w:t>
+      </w:r>
+    </w:p>
+    <w:p>
+      <w:r>
+        <w:rPr>
+          <w:rFonts w:ascii="Times New Roman" w:hAnsi="Times New Roman" w:eastAsia="宋体"/>
+          <w:sz w:val="18"/>
+        </w:rPr>
+        <w:t>链接:</w:t>
+      </w:r>
+      <w:hyperlink r:id="rId19">
+        <w:r>
+          <w:rPr>
+            <w:color w:val="0563C1"/>
+            <w:u w:val="single"/>
+          </w:rPr>
+          <w:t>理想Livis二代2026年下半年发布！AI眼镜+原生鸿蒙App双线狂奔</w:t>
         </w:r>
       </w:hyperlink>
     </w:p>
@@ -827,7 +814,7 @@
           <w:color w:val="888888"/>
           <w:sz w:val="24"/>
         </w:rPr>
-        <w:t>Exploring Claude/GPT Knowledge Cutoffs and Pre-Training Timelines</w:t>
+        <w:t>集结全公司之力，消息称三星加快自研人形机器人</w:t>
       </w:r>
     </w:p>
     <w:p>
@@ -837,68 +824,12 @@
           <w:color w:val="888888"/>
           <w:sz w:val="18"/>
         </w:rPr>
-        <w:t>来源:Hacker News | 时间:08-10 22:20</w:t>
+        <w:t>来源:IT之家 | 时间:08-11 15:59</w:t>
       </w:r>
     </w:p>
     <w:p>
       <w:r>
-        <w:t>技术博客深入分析主流大模型知识截止时间差异，指出Claude 4知识更新至2026年Q2，而GPT-4.5仍停留在2025年末，凸显模型迭代节奏与数据新鲜度对垂直场景应用的影响。</w:t>
-      </w:r>
-    </w:p>
-    <w:p>
-      <w:r>
-        <w:rPr>
-          <w:rFonts w:ascii="Times New Roman" w:hAnsi="Times New Roman" w:eastAsia="宋体"/>
-          <w:sz w:val="18"/>
-        </w:rPr>
-        <w:t>链接:</w:t>
-      </w:r>
-      <w:hyperlink r:id="rId19">
-        <w:r>
-          <w:rPr>
-            <w:color w:val="0563C1"/>
-            <w:u w:val="single"/>
-          </w:rPr>
-          <w:t>Exploring Claude/GPT Knowledge Cutoffs and Pre-Training Timelines</w:t>
-        </w:r>
-      </w:hyperlink>
-    </w:p>
-    <w:p>
-      <w:pPr>
-        <w:pStyle w:val="Heading3"/>
-      </w:pPr>
-      <w:r>
-        <w:rPr>
-          <w:rFonts w:ascii="Times New Roman" w:hAnsi="Times New Roman" w:eastAsia="黑体"/>
-          <w:b w:val="0"/>
-          <w:color w:val="888888"/>
-          <w:sz w:val="24"/>
-        </w:rPr>
-        <w:t>【C级·参考】</w:t>
-      </w:r>
-      <w:r>
-        <w:rPr>
-          <w:rFonts w:ascii="Times New Roman" w:hAnsi="Times New Roman" w:eastAsia="黑体"/>
-          <w:b w:val="0"/>
-          <w:color w:val="888888"/>
-          <w:sz w:val="24"/>
-        </w:rPr>
-        <w:t>Letter to Governor Abbott on responsible AI infrastructure in Texas</w:t>
-      </w:r>
-    </w:p>
-    <w:p>
-      <w:r>
-        <w:rPr>
-          <w:rFonts w:ascii="Times New Roman" w:hAnsi="Times New Roman" w:eastAsia="宋体"/>
-          <w:color w:val="888888"/>
-          <w:sz w:val="18"/>
-        </w:rPr>
-        <w:t>来源:Hacker News | 时间:08-10 22:38</w:t>
-      </w:r>
-    </w:p>
-    <w:p>
-      <w:r>
-        <w:t>OpenAI联合多家机构致信得州州长，倡议建立负责任AI基础设施标准，涵盖电力供应、水资源消耗与社区影响评估，为全球AI绿色算力发展提供治理范本。</w:t>
+        <w:t>三星正整合半导体、软件、制造数据等全栈能力加速人形机器人研发，凸显全球科技巨头在具身智能赛道的战略卡位，或倒逼国内产业链升级。</w:t>
       </w:r>
     </w:p>
     <w:p>
@@ -915,373 +846,7 @@
             <w:color w:val="0563C1"/>
             <w:u w:val="single"/>
           </w:rPr>
-          <w:t>Letter to Governor Abbott on responsible AI infrastructure in Texas</w:t>
-        </w:r>
-      </w:hyperlink>
-    </w:p>
-    <w:p>
-      <w:pPr>
-        <w:pStyle w:val="Heading3"/>
-      </w:pPr>
-      <w:r>
-        <w:rPr>
-          <w:rFonts w:ascii="Times New Roman" w:hAnsi="Times New Roman" w:eastAsia="黑体"/>
-          <w:b w:val="0"/>
-          <w:color w:val="888888"/>
-          <w:sz w:val="24"/>
-        </w:rPr>
-        <w:t>【C级·参考】</w:t>
-      </w:r>
-      <w:r>
-        <w:rPr>
-          <w:rFonts w:ascii="Times New Roman" w:hAnsi="Times New Roman" w:eastAsia="黑体"/>
-          <w:b w:val="0"/>
-          <w:color w:val="888888"/>
-          <w:sz w:val="24"/>
-        </w:rPr>
-        <w:t>Humanising LLM Outputs Is Dumb</w:t>
-      </w:r>
-    </w:p>
-    <w:p>
-      <w:r>
-        <w:rPr>
-          <w:rFonts w:ascii="Times New Roman" w:hAnsi="Times New Roman" w:eastAsia="宋体"/>
-          <w:color w:val="888888"/>
-          <w:sz w:val="18"/>
-        </w:rPr>
-        <w:t>来源:Hacker News | 时间:08-10 21:35</w:t>
-      </w:r>
-    </w:p>
-    <w:p>
-      <w:r>
-        <w:t>技术评论指出过度拟人化LLM输出存在误导风险，主张回归工具属性，强调透明度与可控性——该观点呼应国内《生成式AI服务安全基本要求》中‘避免不当拟人’条款。</w:t>
-      </w:r>
-    </w:p>
-    <w:p>
-      <w:r>
-        <w:rPr>
-          <w:rFonts w:ascii="Times New Roman" w:hAnsi="Times New Roman" w:eastAsia="宋体"/>
-          <w:sz w:val="18"/>
-        </w:rPr>
-        <w:t>链接:</w:t>
-      </w:r>
-      <w:hyperlink r:id="rId21">
-        <w:r>
-          <w:rPr>
-            <w:color w:val="0563C1"/>
-            <w:u w:val="single"/>
-          </w:rPr>
-          <w:t>Humanising LLM Outputs Is Dumb</w:t>
-        </w:r>
-      </w:hyperlink>
-    </w:p>
-    <w:p>
-      <w:pPr>
-        <w:pStyle w:val="Heading3"/>
-      </w:pPr>
-      <w:r>
-        <w:rPr>
-          <w:rFonts w:ascii="Times New Roman" w:hAnsi="Times New Roman" w:eastAsia="黑体"/>
-          <w:b w:val="0"/>
-          <w:color w:val="888888"/>
-          <w:sz w:val="24"/>
-        </w:rPr>
-        <w:t>【C级·参考|本地】</w:t>
-      </w:r>
-      <w:r>
-        <w:rPr>
-          <w:rFonts w:ascii="Times New Roman" w:hAnsi="Times New Roman" w:eastAsia="黑体"/>
-          <w:b w:val="0"/>
-          <w:color w:val="888888"/>
-          <w:sz w:val="24"/>
-        </w:rPr>
-        <w:t>What's the best programming language for coding agents?</w:t>
-      </w:r>
-    </w:p>
-    <w:p>
-      <w:r>
-        <w:rPr>
-          <w:rFonts w:ascii="Times New Roman" w:hAnsi="Times New Roman" w:eastAsia="宋体"/>
-          <w:color w:val="888888"/>
-          <w:sz w:val="18"/>
-        </w:rPr>
-        <w:t>来源:Hacker News | 时间:08-11 00:28</w:t>
-      </w:r>
-    </w:p>
-    <w:p>
-      <w:r>
-        <w:t>开发者社区热议Agent编程语言选型，Python仍占主导但Rust、TypeScript在性能与类型安全上获青睐；文中提及广州AI初创公司多采用Python+LangChain快速原型验证。</w:t>
-      </w:r>
-    </w:p>
-    <w:p>
-      <w:r>
-        <w:rPr>
-          <w:rFonts w:ascii="Times New Roman" w:hAnsi="Times New Roman" w:eastAsia="宋体"/>
-          <w:sz w:val="18"/>
-        </w:rPr>
-        <w:t>链接:</w:t>
-      </w:r>
-      <w:hyperlink r:id="rId22">
-        <w:r>
-          <w:rPr>
-            <w:color w:val="0563C1"/>
-            <w:u w:val="single"/>
-          </w:rPr>
-          <w:t>What's the best programming language for coding agents?</w:t>
-        </w:r>
-      </w:hyperlink>
-    </w:p>
-    <w:p>
-      <w:pPr>
-        <w:pStyle w:val="Heading2"/>
-      </w:pPr>
-      <w:r>
-        <w:rPr>
-          <w:rFonts w:ascii="Times New Roman" w:hAnsi="Times New Roman" w:eastAsia="黑体"/>
-          <w:sz w:val="28"/>
-        </w:rPr>
-        <w:t>机器人/AI硬件</w:t>
-      </w:r>
-    </w:p>
-    <w:p>
-      <w:pPr>
-        <w:pStyle w:val="Heading3"/>
-      </w:pPr>
-      <w:r>
-        <w:rPr>
-          <w:rFonts w:ascii="Times New Roman" w:hAnsi="Times New Roman" w:eastAsia="黑体"/>
-          <w:b/>
-          <w:color w:val="41D87E"/>
-          <w:sz w:val="24"/>
-        </w:rPr>
-        <w:t>【A级·线索|本地】</w:t>
-      </w:r>
-      <w:r>
-        <w:rPr>
-          <w:rFonts w:ascii="Times New Roman" w:hAnsi="Times New Roman" w:eastAsia="黑体"/>
-          <w:b/>
-          <w:color w:val="41D87E"/>
-          <w:sz w:val="24"/>
-        </w:rPr>
-        <w:t>理想：AI眼镜Livis二代明年下半年上市！原生鸿蒙版App正在开发Livis</w:t>
-      </w:r>
-    </w:p>
-    <w:p>
-      <w:r>
-        <w:rPr>
-          <w:rFonts w:ascii="Times New Roman" w:hAnsi="Times New Roman" w:eastAsia="宋体"/>
-          <w:color w:val="888888"/>
-          <w:sz w:val="18"/>
-        </w:rPr>
-        <w:t>来源:Bing新闻 | 时间:08-10 19:21</w:t>
-      </w:r>
-    </w:p>
-    <w:p>
-      <w:r>
-        <w:t>理想汽车确认第二代AI眼镜Livis将于2027年下半年发布，正联合蔡司研发光学模组，并同步开发原生鸿蒙App，强化车机-眼镜-手机三端协同，拓展泊车辅助、AR导航等智能出行新交互。</w:t>
-      </w:r>
-    </w:p>
-    <w:p>
-      <w:r>
-        <w:rPr>
-          <w:rFonts w:ascii="Times New Roman" w:hAnsi="Times New Roman" w:eastAsia="宋体"/>
-          <w:i/>
-          <w:sz w:val="21"/>
-        </w:rPr>
-        <w:t>角度建议:实地探访广州理想交付中心及华为鸿蒙生态合作方（如广州视源股份），验证车-镜-OS融合落地进度</w:t>
-      </w:r>
-    </w:p>
-    <w:p>
-      <w:r>
-        <w:rPr>
-          <w:rFonts w:ascii="Times New Roman" w:hAnsi="Times New Roman" w:eastAsia="宋体"/>
-          <w:sz w:val="18"/>
-        </w:rPr>
-        <w:t>链接:</w:t>
-      </w:r>
-      <w:hyperlink r:id="rId23">
-        <w:r>
-          <w:rPr>
-            <w:color w:val="0563C1"/>
-            <w:u w:val="single"/>
-          </w:rPr>
-          <w:t>理想：AI眼镜Livis二代明年下半年上市！原生鸿蒙版App正在开发Livis</w:t>
-        </w:r>
-      </w:hyperlink>
-    </w:p>
-    <w:p>
-      <w:pPr>
-        <w:pStyle w:val="Heading3"/>
-      </w:pPr>
-      <w:r>
-        <w:rPr>
-          <w:rFonts w:ascii="Times New Roman" w:hAnsi="Times New Roman" w:eastAsia="黑体"/>
-          <w:b/>
-          <w:sz w:val="24"/>
-        </w:rPr>
-        <w:t>【B级·关注】</w:t>
-      </w:r>
-      <w:r>
-        <w:rPr>
-          <w:rFonts w:ascii="Times New Roman" w:hAnsi="Times New Roman" w:eastAsia="黑体"/>
-          <w:b/>
-          <w:sz w:val="24"/>
-        </w:rPr>
-        <w:t>799 元起 AYANEO 攻氪 KONKR Pocket Advance 掌机新增“冰透黑限定版”，官方同步预热“全球首款 AI 掌机”Pocket Block</w:t>
-      </w:r>
-    </w:p>
-    <w:p>
-      <w:r>
-        <w:rPr>
-          <w:rFonts w:ascii="Times New Roman" w:hAnsi="Times New Roman" w:eastAsia="宋体"/>
-          <w:color w:val="888888"/>
-          <w:sz w:val="18"/>
-        </w:rPr>
-        <w:t>来源:IT之家 | 时间:08-11 13:22</w:t>
-      </w:r>
-    </w:p>
-    <w:p>
-      <w:r>
-        <w:t>AYANEO发布KONKR Pocket Advance冰透黑限定版，并首次官宣‘全球首款AI掌机’Pocket Block研发进展，强调端侧大模型推理与实时交互能力，定价策略瞄准Z世代泛娱乐市场。</w:t>
-      </w:r>
-    </w:p>
-    <w:p>
-      <w:r>
-        <w:rPr>
-          <w:rFonts w:ascii="Times New Roman" w:hAnsi="Times New Roman" w:eastAsia="宋体"/>
-          <w:i/>
-          <w:sz w:val="21"/>
-        </w:rPr>
-        <w:t>角度建议:联系广州本土游戏硬件渠道（如天河城数码广场）及高校ACG社团，观察AI掌机消费趋势</w:t>
-      </w:r>
-    </w:p>
-    <w:p>
-      <w:r>
-        <w:rPr>
-          <w:rFonts w:ascii="Times New Roman" w:hAnsi="Times New Roman" w:eastAsia="宋体"/>
-          <w:sz w:val="18"/>
-        </w:rPr>
-        <w:t>链接:</w:t>
-      </w:r>
-      <w:hyperlink r:id="rId24">
-        <w:r>
-          <w:rPr>
-            <w:color w:val="0563C1"/>
-            <w:u w:val="single"/>
-          </w:rPr>
-          <w:t>799 元起 AYANEO 攻氪 KONKR Pocket Advance 掌机新增“冰透黑限定版”，官方同步预热“全球首款 AI 掌机”Pocket Block</w:t>
-        </w:r>
-      </w:hyperlink>
-    </w:p>
-    <w:p>
-      <w:pPr>
-        <w:pStyle w:val="Heading3"/>
-      </w:pPr>
-      <w:r>
-        <w:rPr>
-          <w:rFonts w:ascii="Times New Roman" w:hAnsi="Times New Roman" w:eastAsia="黑体"/>
-          <w:b w:val="0"/>
-          <w:color w:val="888888"/>
-          <w:sz w:val="24"/>
-        </w:rPr>
-        <w:t>【C级·参考】</w:t>
-      </w:r>
-      <w:r>
-        <w:rPr>
-          <w:rFonts w:ascii="Times New Roman" w:hAnsi="Times New Roman" w:eastAsia="黑体"/>
-          <w:b w:val="0"/>
-          <w:color w:val="888888"/>
-          <w:sz w:val="24"/>
-        </w:rPr>
-        <w:t>Show HN: Needle2: 14MB agentic LLM for phones, wearables, smart home and robots</w:t>
-      </w:r>
-    </w:p>
-    <w:p>
-      <w:r>
-        <w:rPr>
-          <w:rFonts w:ascii="Times New Roman" w:hAnsi="Times New Roman" w:eastAsia="宋体"/>
-          <w:color w:val="888888"/>
-          <w:sz w:val="18"/>
-        </w:rPr>
-        <w:t>来源:Hacker News | 时间:08-11 01:22</w:t>
-      </w:r>
-    </w:p>
-    <w:p>
-      <w:r>
-        <w:t>开源项目Needle2发布仅14MB的轻量级智能体大模型，专为手机、可穿戴设备及家用机器人优化，支持离线运行与低功耗推理，有望降低AI硬件终端门槛。</w:t>
-      </w:r>
-    </w:p>
-    <w:p>
-      <w:r>
-        <w:rPr>
-          <w:rFonts w:ascii="Times New Roman" w:hAnsi="Times New Roman" w:eastAsia="宋体"/>
-          <w:sz w:val="18"/>
-        </w:rPr>
-        <w:t>链接:</w:t>
-      </w:r>
-      <w:hyperlink r:id="rId25">
-        <w:r>
-          <w:rPr>
-            <w:color w:val="0563C1"/>
-            <w:u w:val="single"/>
-          </w:rPr>
-          <w:t>Show HN: Needle2: 14MB agentic LLM for phones, wearables, smart home and robots</w:t>
-        </w:r>
-      </w:hyperlink>
-    </w:p>
-    <w:p>
-      <w:pPr>
-        <w:pStyle w:val="Heading3"/>
-      </w:pPr>
-      <w:r>
-        <w:rPr>
-          <w:rFonts w:ascii="Times New Roman" w:hAnsi="Times New Roman" w:eastAsia="黑体"/>
-          <w:b w:val="0"/>
-          <w:color w:val="888888"/>
-          <w:sz w:val="24"/>
-        </w:rPr>
-        <w:t>【C级·参考】</w:t>
-      </w:r>
-      <w:r>
-        <w:rPr>
-          <w:rFonts w:ascii="Times New Roman" w:hAnsi="Times New Roman" w:eastAsia="黑体"/>
-          <w:b w:val="0"/>
-          <w:color w:val="888888"/>
-          <w:sz w:val="24"/>
-        </w:rPr>
-        <w:t>联想拯救者官宣 Y700 无极平板电脑 8 月 25 日 19:00 发布</w:t>
-      </w:r>
-    </w:p>
-    <w:p>
-      <w:r>
-        <w:rPr>
-          <w:rFonts w:ascii="Times New Roman" w:hAnsi="Times New Roman" w:eastAsia="宋体"/>
-          <w:color w:val="888888"/>
-          <w:sz w:val="18"/>
-        </w:rPr>
-        <w:t>来源:IT之家 | 时间:08-11 10:11</w:t>
-      </w:r>
-    </w:p>
-    <w:p>
-      <w:r>
-        <w:t>联想拯救者Y700无极平板定档8月25日发布，定位AI游戏平板，预计将集成端侧大模型推理能力与云游戏串流优化，延续C700掌机生态协同策略。</w:t>
-      </w:r>
-    </w:p>
-    <w:p>
-      <w:r>
-        <w:rPr>
-          <w:rFonts w:ascii="Times New Roman" w:hAnsi="Times New Roman" w:eastAsia="宋体"/>
-          <w:sz w:val="18"/>
-        </w:rPr>
-        <w:t>链接:</w:t>
-      </w:r>
-      <w:hyperlink r:id="rId26">
-        <w:r>
-          <w:rPr>
-            <w:color w:val="0563C1"/>
-            <w:u w:val="single"/>
-          </w:rPr>
-          <w:t>联想拯救者官宣 Y700 无极平板电脑 8 月 25 日 19:00 发布</w:t>
+          <w:t>集结全公司之力，消息称三星加快自研人形机器人</w:t>
         </w:r>
       </w:hyperlink>
     </w:p>
@@ -1308,7 +873,7 @@
           <w:color w:val="41D87E"/>
           <w:sz w:val="24"/>
         </w:rPr>
-        <w:t>【A级·线索】</w:t>
+        <w:t>【A级·线索|本地】</w:t>
       </w:r>
       <w:r>
         <w:rPr>
@@ -1317,7 +882,7 @@
           <w:color w:val="41D87E"/>
           <w:sz w:val="24"/>
         </w:rPr>
-        <w:t>国产大飞机 C919 明日执飞首个国际商业航班，北京首都⇌乌兰巴托</w:t>
+        <w:t>顺丰无人车已在深圳实现昼夜常态化规模化运营</w:t>
       </w:r>
     </w:p>
     <w:p>
@@ -1327,12 +892,12 @@
           <w:color w:val="888888"/>
           <w:sz w:val="18"/>
         </w:rPr>
-        <w:t>来源:IT之家 | 时间:08-11 11:32</w:t>
+        <w:t>来源:IT之家 | 时间:08-11 16:01</w:t>
       </w:r>
     </w:p>
     <w:p>
       <w:r>
-        <w:t>国航C919将于8月12日执飞首条国际航线（北京—乌兰巴托），标志着国产大飞机商业化迈出关键一步；目前国航已引进12架C919，后续将拓展东南亚及‘一带一路’沿线航点。</w:t>
+        <w:t>顺丰198台L4级无人车在深圳投入昼夜常态化运营，覆盖307条线路及25条夜间任务序列，是国内首个实现城市级规模化商业落地的物流无人车队。</w:t>
       </w:r>
     </w:p>
     <w:p>
@@ -1342,7 +907,7 @@
           <w:i/>
           <w:sz w:val="21"/>
         </w:rPr>
-        <w:t>角度建议:联动广州白云机场国际航线规划，采访南航C919引进计划及大湾区航空制造配套产业链</w:t>
+        <w:t>角度建议:立即赴深圳南山/福田实地跟拍无人车夜间配送，并对比广州黄埔、南沙无人配送试点进展，突出大湾区智慧物流差异化路径</w:t>
       </w:r>
     </w:p>
     <w:p>
@@ -1353,13 +918,13 @@
         </w:rPr>
         <w:t>链接:</w:t>
       </w:r>
-      <w:hyperlink r:id="rId27">
+      <w:hyperlink r:id="rId21">
         <w:r>
           <w:rPr>
             <w:color w:val="0563C1"/>
             <w:u w:val="single"/>
           </w:rPr>
-          <w:t>国产大飞机 C919 明日执飞首个国际商业航班，北京首都⇌乌兰巴托</w:t>
+          <w:t>顺丰无人车已在深圳实现昼夜常态化规模化运营</w:t>
         </w:r>
       </w:hyperlink>
     </w:p>
@@ -1381,7 +946,7 @@
           <w:b/>
           <w:sz w:val="24"/>
         </w:rPr>
-        <w:t>启境汽车旗下首款 SUV 车型 GX7 首发搭载鸿蒙座舱 6，将于下半年上市</w:t>
+        <w:t>阿维塔陈卓：必须守住算力调度、整车解决方案层面独立性，避免沦为硬件整合商</w:t>
       </w:r>
     </w:p>
     <w:p>
@@ -1391,12 +956,12 @@
           <w:color w:val="888888"/>
           <w:sz w:val="18"/>
         </w:rPr>
-        <w:t>来源:IT之家 | 时间:08-11 13:09</w:t>
+        <w:t>来源:IT之家 | 时间:08-11 15:07</w:t>
       </w:r>
     </w:p>
     <w:p>
       <w:r>
-        <w:t>启境汽车首款SUV GX7首发搭载鸿蒙座舱6系统，基于MoLA 2.0架构实现多模态交互与车家互联，预计售价30-35万元，瞄准新能源中高端市场，下半年开启交付。</w:t>
+        <w:t>阿维塔总裁陈卓强调车企需掌握核心算力调度与整车OS能力，拒绝仅做硬件组装，反映智能电动车竞争已从参数比拼转向全栈技术主权争夺。</w:t>
       </w:r>
     </w:p>
     <w:p>
@@ -1406,7 +971,7 @@
           <w:i/>
           <w:sz w:val="21"/>
         </w:rPr>
-        <w:t>角度建议:关注广汽、小鹏等大湾区车企鸿蒙生态适配节奏，对比分析‘粤产车+粤产OS’协同潜力</w:t>
+        <w:t>角度建议:联动广汽集团及小鹏汽车，探讨广州车企在智驾全栈自研（如星河智驾、XNGP）中的技术攻坚与专利布局</w:t>
       </w:r>
     </w:p>
     <w:p>
@@ -1417,13 +982,77 @@
         </w:rPr>
         <w:t>链接:</w:t>
       </w:r>
-      <w:hyperlink r:id="rId28">
+      <w:hyperlink r:id="rId22">
         <w:r>
           <w:rPr>
             <w:color w:val="0563C1"/>
             <w:u w:val="single"/>
           </w:rPr>
-          <w:t>启境汽车旗下首款 SUV 车型 GX7 首发搭载鸿蒙座舱 6，将于下半年上市</w:t>
+          <w:t>阿维塔陈卓：必须守住算力调度、整车解决方案层面独立性，避免沦为硬件整合商</w:t>
+        </w:r>
+      </w:hyperlink>
+    </w:p>
+    <w:p>
+      <w:pPr>
+        <w:pStyle w:val="Heading3"/>
+      </w:pPr>
+      <w:r>
+        <w:rPr>
+          <w:rFonts w:ascii="Times New Roman" w:hAnsi="Times New Roman" w:eastAsia="黑体"/>
+          <w:b/>
+          <w:sz w:val="24"/>
+        </w:rPr>
+        <w:t>【B级·关注】</w:t>
+      </w:r>
+      <w:r>
+        <w:rPr>
+          <w:rFonts w:ascii="Times New Roman" w:hAnsi="Times New Roman" w:eastAsia="黑体"/>
+          <w:b/>
+          <w:sz w:val="24"/>
+        </w:rPr>
+        <w:t>岚图邵明峰称华为乾崑智驾在当前阶段处行业 TOP1，是“必选项”</w:t>
+      </w:r>
+    </w:p>
+    <w:p>
+      <w:r>
+        <w:rPr>
+          <w:rFonts w:ascii="Times New Roman" w:hAnsi="Times New Roman" w:eastAsia="宋体"/>
+          <w:color w:val="888888"/>
+          <w:sz w:val="18"/>
+        </w:rPr>
+        <w:t>来源:IT之家 | 时间:08-11 15:04</w:t>
+      </w:r>
+    </w:p>
+    <w:p>
+      <w:r>
+        <w:t>岚图高层公开将华为乾崑智驾列为当前行业第一并视为‘必选项’，印证智驾方案供应商格局重塑，主机厂技术路线选择正影响区域产业链分工。</w:t>
+      </w:r>
+    </w:p>
+    <w:p>
+      <w:r>
+        <w:rPr>
+          <w:rFonts w:ascii="Times New Roman" w:hAnsi="Times New Roman" w:eastAsia="宋体"/>
+          <w:i/>
+          <w:sz w:val="21"/>
+        </w:rPr>
+        <w:t>角度建议:走访广州华为云华南总部及广汽研究院，分析‘华为+车企’模式在粤港澳大湾区的适配性与本地化挑战</w:t>
+      </w:r>
+    </w:p>
+    <w:p>
+      <w:r>
+        <w:rPr>
+          <w:rFonts w:ascii="Times New Roman" w:hAnsi="Times New Roman" w:eastAsia="宋体"/>
+          <w:sz w:val="18"/>
+        </w:rPr>
+        <w:t>链接:</w:t>
+      </w:r>
+      <w:hyperlink r:id="rId23">
+        <w:r>
+          <w:rPr>
+            <w:color w:val="0563C1"/>
+            <w:u w:val="single"/>
+          </w:rPr>
+          <w:t>岚图邵明峰称华为乾崑智驾在当前阶段处行业 TOP1，是“必选项”</w:t>
         </w:r>
       </w:hyperlink>
     </w:p>
@@ -1447,7 +1076,7 @@
           <w:color w:val="888888"/>
           <w:sz w:val="24"/>
         </w:rPr>
-        <w:t>我国第四艘 075 两栖攻击舰“湖北舰”通过全训考核，形成整体作战能力</w:t>
+        <w:t>波音 777 宽体客机改装货机生产线落地青岛，计划 9 月投产</w:t>
       </w:r>
     </w:p>
     <w:p>
@@ -1457,12 +1086,12 @@
           <w:color w:val="888888"/>
           <w:sz w:val="18"/>
         </w:rPr>
-        <w:t>来源:IT之家 | 时间:08-11 10:50</w:t>
+        <w:t>来源:IT之家 | 时间:08-11 15:16</w:t>
       </w:r>
     </w:p>
     <w:p>
       <w:r>
-        <w:t>075型两栖攻击舰湖北舰完成南部战区海军全训考核，具备立体登陆、空中突击与指挥控制等综合作战能力，标志着我国远海投送与联合作战体系进一步完善。</w:t>
+        <w:t>中国首条波音777P2F改装货机产线落户青岛，由猛犸货机与山东太古合作建设，填补国内高端航空维修与货运装备自主化空白，强化区域航空物流枢纽能力。</w:t>
       </w:r>
     </w:p>
     <w:p>
@@ -1473,13 +1102,69 @@
         </w:rPr>
         <w:t>链接:</w:t>
       </w:r>
-      <w:hyperlink r:id="rId29">
+      <w:hyperlink r:id="rId24">
         <w:r>
           <w:rPr>
             <w:color w:val="0563C1"/>
             <w:u w:val="single"/>
           </w:rPr>
-          <w:t>我国第四艘 075 两栖攻击舰“湖北舰”通过全训考核，形成整体作战能力</w:t>
+          <w:t>波音 777 宽体客机改装货机生产线落地青岛，计划 9 月投产</w:t>
+        </w:r>
+      </w:hyperlink>
+    </w:p>
+    <w:p>
+      <w:pPr>
+        <w:pStyle w:val="Heading3"/>
+      </w:pPr>
+      <w:r>
+        <w:rPr>
+          <w:rFonts w:ascii="Times New Roman" w:hAnsi="Times New Roman" w:eastAsia="黑体"/>
+          <w:b w:val="0"/>
+          <w:color w:val="888888"/>
+          <w:sz w:val="24"/>
+        </w:rPr>
+        <w:t>【C级·参考】</w:t>
+      </w:r>
+      <w:r>
+        <w:rPr>
+          <w:rFonts w:ascii="Times New Roman" w:hAnsi="Times New Roman" w:eastAsia="黑体"/>
+          <w:b w:val="0"/>
+          <w:color w:val="888888"/>
+          <w:sz w:val="24"/>
+        </w:rPr>
+        <w:t>吉利银河战舰 700“AI 全地形硬核 SUV”展车陆续到店，覆盖全国 119 城 150 店</w:t>
+      </w:r>
+    </w:p>
+    <w:p>
+      <w:r>
+        <w:rPr>
+          <w:rFonts w:ascii="Times New Roman" w:hAnsi="Times New Roman" w:eastAsia="宋体"/>
+          <w:color w:val="888888"/>
+          <w:sz w:val="18"/>
+        </w:rPr>
+        <w:t>来源:IT之家 | 时间:08-11 15:56</w:t>
+      </w:r>
+    </w:p>
+    <w:p>
+      <w:r>
+        <w:t>吉利银河战舰700定位‘AI全地形硬核SUV’，全国119城150店同步展车，强调AI驾驶辅助与越野性能融合，拓展智能电动SUV新细分市场。</w:t>
+      </w:r>
+    </w:p>
+    <w:p>
+      <w:r>
+        <w:rPr>
+          <w:rFonts w:ascii="Times New Roman" w:hAnsi="Times New Roman" w:eastAsia="宋体"/>
+          <w:sz w:val="18"/>
+        </w:rPr>
+        <w:t>链接:</w:t>
+      </w:r>
+      <w:hyperlink r:id="rId25">
+        <w:r>
+          <w:rPr>
+            <w:color w:val="0563C1"/>
+            <w:u w:val="single"/>
+          </w:rPr>
+          <w:t>吉利银河战舰 700“AI 全地形硬核 SUV”展车陆续到店，覆盖全国 119 城 150 店</w:t>
         </w:r>
       </w:hyperlink>
     </w:p>
@@ -1503,19 +1188,17 @@
         <w:rPr>
           <w:rFonts w:ascii="Times New Roman" w:hAnsi="Times New Roman" w:eastAsia="黑体"/>
           <w:b/>
-          <w:color w:val="41D87E"/>
           <w:sz w:val="24"/>
         </w:rPr>
-        <w:t>【A级·线索】</w:t>
+        <w:t>【B级·关注】</w:t>
       </w:r>
       <w:r>
         <w:rPr>
           <w:rFonts w:ascii="Times New Roman" w:hAnsi="Times New Roman" w:eastAsia="黑体"/>
           <w:b/>
-          <w:color w:val="41D87E"/>
           <w:sz w:val="24"/>
         </w:rPr>
-        <w:t>央视揭私域直播骗局：免费送鸡蛋拉老人进群，维生素吹成诺奖神药</w:t>
+        <w:t>消息称淘宝闪购在上海、杭州内测到家餐饮项目“家宴”</w:t>
       </w:r>
     </w:p>
     <w:p>
@@ -1525,12 +1208,12 @@
           <w:color w:val="888888"/>
           <w:sz w:val="18"/>
         </w:rPr>
-        <w:t>来源:IT之家 | 时间:08-11 12:31</w:t>
+        <w:t>来源:IT之家 | 时间:08-11 15:41</w:t>
       </w:r>
     </w:p>
     <w:p>
       <w:r>
-        <w:t>央视曝光上海等地私域直播养老诈骗新套路：以免费鸡蛋诱骗老年人入群，通过虚构病患、夸大功效推销低价保健品，单场直播销售额超百万元，已成监管重点整治领域。</w:t>
+        <w:t>淘宝闪购启动‘家宴’到家餐饮灰度测试，已联合解香楼（米其林二星）等12个品牌覆盖超20家门店，探索高端餐饮即时履约新模式。</w:t>
       </w:r>
     </w:p>
     <w:p>
@@ -1540,7 +1223,7 @@
           <w:i/>
           <w:sz w:val="21"/>
         </w:rPr>
-        <w:t>角度建议:深挖广州社区团购、老年大学直播课等本地化场景，联合广州市监局开展‘银发直播’合规调研</w:t>
+        <w:t>角度建议:广州作为全国餐饮数字化标杆城市，可调研陶陶居、广州酒家等老字号是否接入类似平台，对比‘粤式家宴’本地化运营逻辑</w:t>
       </w:r>
     </w:p>
     <w:p>
@@ -1551,13 +1234,69 @@
         </w:rPr>
         <w:t>链接:</w:t>
       </w:r>
-      <w:hyperlink r:id="rId30">
+      <w:hyperlink r:id="rId26">
         <w:r>
           <w:rPr>
             <w:color w:val="0563C1"/>
             <w:u w:val="single"/>
           </w:rPr>
-          <w:t>央视揭私域直播骗局：免费送鸡蛋拉老人进群，维生素吹成诺奖神药</w:t>
+          <w:t>消息称淘宝闪购在上海、杭州内测到家餐饮项目“家宴”</w:t>
+        </w:r>
+      </w:hyperlink>
+    </w:p>
+    <w:p>
+      <w:pPr>
+        <w:pStyle w:val="Heading3"/>
+      </w:pPr>
+      <w:r>
+        <w:rPr>
+          <w:rFonts w:ascii="Times New Roman" w:hAnsi="Times New Roman" w:eastAsia="黑体"/>
+          <w:b w:val="0"/>
+          <w:color w:val="888888"/>
+          <w:sz w:val="24"/>
+        </w:rPr>
+        <w:t>【C级·参考】</w:t>
+      </w:r>
+      <w:r>
+        <w:rPr>
+          <w:rFonts w:ascii="Times New Roman" w:hAnsi="Times New Roman" w:eastAsia="黑体"/>
+          <w:b w:val="0"/>
+          <w:color w:val="888888"/>
+          <w:sz w:val="24"/>
+        </w:rPr>
+        <w:t>腾讯音乐娱乐集团 2026 年 Q2 营收 89.3 亿元同比增长 5.8%：会员收入 47.9 亿元，收购喜马拉雅后首份季报出炉</w:t>
+      </w:r>
+    </w:p>
+    <w:p>
+      <w:r>
+        <w:rPr>
+          <w:rFonts w:ascii="Times New Roman" w:hAnsi="Times New Roman" w:eastAsia="宋体"/>
+          <w:color w:val="888888"/>
+          <w:sz w:val="18"/>
+        </w:rPr>
+        <w:t>来源:IT之家 | 时间:08-11 17:08</w:t>
+      </w:r>
+    </w:p>
+    <w:p>
+      <w:r>
+        <w:t>TME完成对喜马拉雅收购后首份财报显示营收稳健增长，会员收入占比超53%，印证音频内容付费进入深水区，平台融合效应初显。</w:t>
+      </w:r>
+    </w:p>
+    <w:p>
+      <w:r>
+        <w:rPr>
+          <w:rFonts w:ascii="Times New Roman" w:hAnsi="Times New Roman" w:eastAsia="宋体"/>
+          <w:sz w:val="18"/>
+        </w:rPr>
+        <w:t>链接:</w:t>
+      </w:r>
+      <w:hyperlink r:id="rId27">
+        <w:r>
+          <w:rPr>
+            <w:color w:val="0563C1"/>
+            <w:u w:val="single"/>
+          </w:rPr>
+          <w:t>腾讯音乐娱乐集团 2026 年 Q2 营收 89.3 亿元同比增长 5.8%：会员收入 47.9 亿元，收购喜马拉雅后首份季报出炉</w:t>
         </w:r>
       </w:hyperlink>
     </w:p>
@@ -1572,6 +1311,70 @@
         </w:rPr>
         <w:t>游戏/电竞/平台公司</w:t>
       </w:r>
+    </w:p>
+    <w:p>
+      <w:pPr>
+        <w:pStyle w:val="Heading3"/>
+      </w:pPr>
+      <w:r>
+        <w:rPr>
+          <w:rFonts w:ascii="Times New Roman" w:hAnsi="Times New Roman" w:eastAsia="黑体"/>
+          <w:b/>
+          <w:sz w:val="24"/>
+        </w:rPr>
+        <w:t>【B级·关注】</w:t>
+      </w:r>
+      <w:r>
+        <w:rPr>
+          <w:rFonts w:ascii="Times New Roman" w:hAnsi="Times New Roman" w:eastAsia="黑体"/>
+          <w:b/>
+          <w:sz w:val="24"/>
+        </w:rPr>
+        <w:t>腾讯《王者荣耀》匹配机制再迎优化，“正常信誉”玩家将不会连续匹配到“负面信誉”玩家</w:t>
+      </w:r>
+    </w:p>
+    <w:p>
+      <w:r>
+        <w:rPr>
+          <w:rFonts w:ascii="Times New Roman" w:hAnsi="Times New Roman" w:eastAsia="宋体"/>
+          <w:color w:val="888888"/>
+          <w:sz w:val="18"/>
+        </w:rPr>
+        <w:t>来源:IT之家 | 时间:08-11 17:57</w:t>
+      </w:r>
+    </w:p>
+    <w:p>
+      <w:r>
+        <w:t>《王者荣耀》推出匹配池隔离机制，通过算法优化减少高信誉玩家遭遇恶意行为频次，旨在提升公平竞技体验，回应长期社区治理痛点。</w:t>
+      </w:r>
+    </w:p>
+    <w:p>
+      <w:r>
+        <w:rPr>
+          <w:rFonts w:ascii="Times New Roman" w:hAnsi="Times New Roman" w:eastAsia="宋体"/>
+          <w:i/>
+          <w:sz w:val="21"/>
+        </w:rPr>
+        <w:t>角度建议:结合广州KPL主场（TTG战队）、天河体育中心电竞赛事，采访玩家与俱乐部，评估机制调整对职业青训生态的影响</w:t>
+      </w:r>
+    </w:p>
+    <w:p>
+      <w:r>
+        <w:rPr>
+          <w:rFonts w:ascii="Times New Roman" w:hAnsi="Times New Roman" w:eastAsia="宋体"/>
+          <w:sz w:val="18"/>
+        </w:rPr>
+        <w:t>链接:</w:t>
+      </w:r>
+      <w:hyperlink r:id="rId28">
+        <w:r>
+          <w:rPr>
+            <w:color w:val="0563C1"/>
+            <w:u w:val="single"/>
+          </w:rPr>
+          <w:t>腾讯《王者荣耀》匹配机制再迎优化，“正常信誉”玩家将不会连续匹配到“负面信誉”玩家</w:t>
+        </w:r>
+      </w:hyperlink>
     </w:p>
     <w:p>
       <w:pPr>
@@ -1606,7 +1409,7 @@
     </w:p>
     <w:p>
       <w:r>
-        <w:t>腾讯《王者万象棋》全网预约破5000万，以‘王者IP+轻量化策略’破圈，定档9月上线；其创新采用动态棋盘与英雄技能迁移机制，被业内视为提振国内策略手游市场的标杆产品。</w:t>
+        <w:t>腾讯基于《王者荣耀》IP推出的策略新游《王者万象棋》全网预约破5000万，以国民IP降维切入细分赛道，验证IP衍生玩法的市场韧性。</w:t>
       </w:r>
     </w:p>
     <w:p>
@@ -1616,7 +1419,7 @@
           <w:i/>
           <w:sz w:val="21"/>
         </w:rPr>
-        <w:t>角度建议:专访广州腾讯天美工作室群，探讨大湾区游戏出海与IP衍生新路径</w:t>
+        <w:t>角度建议:联动广州超竞教育、虎牙直播等本地电竞力量，探讨IP游戏对湾区电竞人才培育与内容创作的带动效应</w:t>
       </w:r>
     </w:p>
     <w:p>
@@ -1627,7 +1430,7 @@
         </w:rPr>
         <w:t>链接:</w:t>
       </w:r>
-      <w:hyperlink r:id="rId31">
+      <w:hyperlink r:id="rId29">
         <w:r>
           <w:rPr>
             <w:color w:val="0563C1"/>
@@ -1670,7 +1473,7 @@
     </w:p>
     <w:p>
       <w:r>
-        <w:t>《王者荣耀》以单月超1.2亿美元收入重返全球手游收入榜第一，领先《Pokémon GO》等海外头部产品，持续验证其在东南亚、中东等新兴市场的本地化运营优势。</w:t>
+        <w:t>《王者荣耀》7月全球手游收入登顶，凸显其跨周期生命力与海外本地化运营成效，成为国产游戏全球化标杆案例。</w:t>
       </w:r>
     </w:p>
     <w:p>
@@ -1680,7 +1483,7 @@
           <w:i/>
           <w:sz w:val="21"/>
         </w:rPr>
-        <w:t>角度建议:结合广州黄埔区游戏产业政策，分析《王者》出海对广东数字文化贸易的带动效应</w:t>
+        <w:t>角度建议:专访腾讯天美L1工作室（广州），解析其如何通过粤语配音、广府节庆活动等强化本地文化认同并反哺出海</w:t>
       </w:r>
     </w:p>
     <w:p>
@@ -1691,7 +1494,7 @@
         </w:rPr>
         <w:t>链接:</w:t>
       </w:r>
-      <w:hyperlink r:id="rId32">
+      <w:hyperlink r:id="rId30">
         <w:r>
           <w:rPr>
             <w:color w:val="0563C1"/>
@@ -1708,20 +1511,18 @@
       <w:r>
         <w:rPr>
           <w:rFonts w:ascii="Times New Roman" w:hAnsi="Times New Roman" w:eastAsia="黑体"/>
-          <w:b w:val="0"/>
-          <w:color w:val="888888"/>
+          <w:b/>
           <w:sz w:val="24"/>
         </w:rPr>
-        <w:t>【C级·参考】</w:t>
+        <w:t>【B级·关注】</w:t>
       </w:r>
       <w:r>
         <w:rPr>
           <w:rFonts w:ascii="Times New Roman" w:hAnsi="Times New Roman" w:eastAsia="黑体"/>
-          <w:b w:val="0"/>
-          <w:color w:val="888888"/>
+          <w:b/>
           <w:sz w:val="24"/>
         </w:rPr>
-        <w:t>独游开发者呼吁：“没工作、我们应自己创造工作！” 同行：“是不想吗？你出钱？”</w:t>
+        <w:t>“AI游戏”深水区：10万AI居民“喜获涌现”，博士团队吐槽:“最近被AI毒打了”</w:t>
       </w:r>
     </w:p>
     <w:p>
@@ -1731,12 +1532,22 @@
           <w:color w:val="888888"/>
           <w:sz w:val="18"/>
         </w:rPr>
-        <w:t>来源:GameLook | 时间:08-11 10:08</w:t>
+        <w:t>来源:GameLook | 时间:08-11 12:12</w:t>
       </w:r>
     </w:p>
     <w:p>
       <w:r>
-        <w:t>全球独立游戏开发者面临严峻就业压力，海外3A大厂持续裁员背景下，国内中小团队转向自研发行、众筹与跨平台移植寻求生存，但资金与渠道瓶颈突出。</w:t>
+        <w:t>AI原生游戏在ChinaJoy引发热议，10万AI NPC实现‘涌现’行为，但开发团队坦言调试成本极高，揭示AI游戏从概念验证迈向工程落地的巨大鸿沟。</w:t>
+      </w:r>
+    </w:p>
+    <w:p>
+      <w:r>
+        <w:rPr>
+          <w:rFonts w:ascii="Times New Roman" w:hAnsi="Times New Roman" w:eastAsia="宋体"/>
+          <w:i/>
+          <w:sz w:val="21"/>
+        </w:rPr>
+        <w:t>角度建议:采访广州趣丸科技、网易雷火等本地游戏公司，了解其AI NPC研发进度与算力成本控制实践</w:t>
       </w:r>
     </w:p>
     <w:p>
@@ -1747,69 +1558,13 @@
         </w:rPr>
         <w:t>链接:</w:t>
       </w:r>
-      <w:hyperlink r:id="rId33">
+      <w:hyperlink r:id="rId31">
         <w:r>
           <w:rPr>
             <w:color w:val="0563C1"/>
             <w:u w:val="single"/>
           </w:rPr>
-          <w:t>独游开发者呼吁：“没工作、我们应自己创造工作！” 同行：“是不想吗？你出钱？”</w:t>
-        </w:r>
-      </w:hyperlink>
-    </w:p>
-    <w:p>
-      <w:pPr>
-        <w:pStyle w:val="Heading3"/>
-      </w:pPr>
-      <w:r>
-        <w:rPr>
-          <w:rFonts w:ascii="Times New Roman" w:hAnsi="Times New Roman" w:eastAsia="黑体"/>
-          <w:b w:val="0"/>
-          <w:color w:val="888888"/>
-          <w:sz w:val="24"/>
-        </w:rPr>
-        <w:t>【C级·参考】</w:t>
-      </w:r>
-      <w:r>
-        <w:rPr>
-          <w:rFonts w:ascii="Times New Roman" w:hAnsi="Times New Roman" w:eastAsia="黑体"/>
-          <w:b w:val="0"/>
-          <w:color w:val="888888"/>
-          <w:sz w:val="24"/>
-        </w:rPr>
-        <w:t>《无人深空》迎来发售 10 周年，玩家累计游戏时间达数亿小时</w:t>
-      </w:r>
-    </w:p>
-    <w:p>
-      <w:r>
-        <w:rPr>
-          <w:rFonts w:ascii="Times New Roman" w:hAnsi="Times New Roman" w:eastAsia="宋体"/>
-          <w:color w:val="888888"/>
-          <w:sz w:val="18"/>
-        </w:rPr>
-        <w:t>来源:IT之家 | 时间:08-11 09:44</w:t>
-      </w:r>
-    </w:p>
-    <w:p>
-      <w:r>
-        <w:t>《无人深空》发售十年实现口碑逆转，累计玩家在线时长超数亿小时，成为‘持续更新型游戏’典范；其 procedural generation 技术对国内开放世界研发具有参考价值。</w:t>
-      </w:r>
-    </w:p>
-    <w:p>
-      <w:r>
-        <w:rPr>
-          <w:rFonts w:ascii="Times New Roman" w:hAnsi="Times New Roman" w:eastAsia="宋体"/>
-          <w:sz w:val="18"/>
-        </w:rPr>
-        <w:t>链接:</w:t>
-      </w:r>
-      <w:hyperlink r:id="rId34">
-        <w:r>
-          <w:rPr>
-            <w:color w:val="0563C1"/>
-            <w:u w:val="single"/>
-          </w:rPr>
-          <w:t>《无人深空》迎来发售 10 周年，玩家累计游戏时间达数亿小时</w:t>
+          <w:t>“AI游戏”深水区：10万AI居民“喜获涌现”，博士团队吐槽:“最近被AI毒打了”</w:t>
         </w:r>
       </w:hyperlink>
     </w:p>
@@ -1845,7 +1600,7 @@
           <w:color w:val="41D87E"/>
           <w:sz w:val="24"/>
         </w:rPr>
-        <w:t>宁德时代全球 10 大宁家服务直营体验中心开业，推出首款电池维修服务车</w:t>
+        <w:t>格力电器今年新招毕业生 6514 人，董明珠再承诺不裁员、称自己靠好产品成为“网红”</w:t>
       </w:r>
     </w:p>
     <w:p>
@@ -1855,12 +1610,12 @@
           <w:color w:val="888888"/>
           <w:sz w:val="18"/>
         </w:rPr>
-        <w:t>来源:IT之家 | 时间:08-11 09:16</w:t>
+        <w:t>来源:IT之家 | 时间:08-11 15:24</w:t>
       </w:r>
     </w:p>
     <w:p>
       <w:r>
-        <w:t>宁德时代宁家服务在广州、海口、杭州等十地同步开业直营体验中心，并首发移动式电池维修服务车，提供现场检测、快修更换及梯次利用回收，推动新能源汽车后市场标准化升级。</w:t>
+        <w:t>格力2026届校招规模达6514人，董明珠现场强调‘不裁员’并重申产品主义，呼应国家稳就业政策，展现制造业龙头在经济承压期的责任担当。</w:t>
       </w:r>
     </w:p>
     <w:p>
@@ -1870,7 +1625,199 @@
           <w:i/>
           <w:sz w:val="21"/>
         </w:rPr>
-        <w:t>角度建议:走访广州天河区宁家服务体验中心，跟踪‘以旧换新’政策下动力电池回收与再制造闭环</w:t>
+        <w:t>角度建议:赴珠海格力总部及广州销售中心实地采访，聚焦广东家电以旧换新政策落地实效，对比美的、TCL等本土企业用工与技改动态</w:t>
+      </w:r>
+    </w:p>
+    <w:p>
+      <w:r>
+        <w:rPr>
+          <w:rFonts w:ascii="Times New Roman" w:hAnsi="Times New Roman" w:eastAsia="宋体"/>
+          <w:sz w:val="18"/>
+        </w:rPr>
+        <w:t>链接:</w:t>
+      </w:r>
+      <w:hyperlink r:id="rId32">
+        <w:r>
+          <w:rPr>
+            <w:color w:val="0563C1"/>
+            <w:u w:val="single"/>
+          </w:rPr>
+          <w:t>格力电器今年新招毕业生 6514 人，董明珠再承诺不裁员、称自己靠好产品成为“网红”</w:t>
+        </w:r>
+      </w:hyperlink>
+    </w:p>
+    <w:p>
+      <w:pPr>
+        <w:pStyle w:val="Heading3"/>
+      </w:pPr>
+      <w:r>
+        <w:rPr>
+          <w:rFonts w:ascii="Times New Roman" w:hAnsi="Times New Roman" w:eastAsia="黑体"/>
+          <w:b/>
+          <w:sz w:val="24"/>
+        </w:rPr>
+        <w:t>【B级·关注】</w:t>
+      </w:r>
+      <w:r>
+        <w:rPr>
+          <w:rFonts w:ascii="Times New Roman" w:hAnsi="Times New Roman" w:eastAsia="黑体"/>
+          <w:b/>
+          <w:sz w:val="24"/>
+        </w:rPr>
+        <w:t>乘联分会：7 月乘用车市场呈现五大鲜明特征，纯油车近乎失速</w:t>
+      </w:r>
+    </w:p>
+    <w:p>
+      <w:r>
+        <w:rPr>
+          <w:rFonts w:ascii="Times New Roman" w:hAnsi="Times New Roman" w:eastAsia="宋体"/>
+          <w:color w:val="888888"/>
+          <w:sz w:val="18"/>
+        </w:rPr>
+        <w:t>来源:IT之家 | 时间:08-11 16:09</w:t>
+      </w:r>
+    </w:p>
+    <w:p>
+      <w:r>
+        <w:t>乘联会指出7月燃油车销量深度降温、新能源强势领跑，结构性分化加剧，折射消费端绿色转型加速与政策驱动效果持续释放。</w:t>
+      </w:r>
+    </w:p>
+    <w:p>
+      <w:r>
+        <w:rPr>
+          <w:rFonts w:ascii="Times New Roman" w:hAnsi="Times New Roman" w:eastAsia="宋体"/>
+          <w:i/>
+          <w:sz w:val="21"/>
+        </w:rPr>
+        <w:t>角度建议:结合广州新能源汽车置换补贴细则及比亚迪、广汽埃安本地销量，分析‘油转电’对珠三角汽贸、二手车市场的连锁影响</w:t>
+      </w:r>
+    </w:p>
+    <w:p>
+      <w:r>
+        <w:rPr>
+          <w:rFonts w:ascii="Times New Roman" w:hAnsi="Times New Roman" w:eastAsia="宋体"/>
+          <w:sz w:val="18"/>
+        </w:rPr>
+        <w:t>链接:</w:t>
+      </w:r>
+      <w:hyperlink r:id="rId33">
+        <w:r>
+          <w:rPr>
+            <w:color w:val="0563C1"/>
+            <w:u w:val="single"/>
+          </w:rPr>
+          <w:t>乘联分会：7 月乘用车市场呈现五大鲜明特征，纯油车近乎失速</w:t>
+        </w:r>
+      </w:hyperlink>
+    </w:p>
+    <w:p>
+      <w:pPr>
+        <w:pStyle w:val="Heading3"/>
+      </w:pPr>
+      <w:r>
+        <w:rPr>
+          <w:rFonts w:ascii="Times New Roman" w:hAnsi="Times New Roman" w:eastAsia="黑体"/>
+          <w:b/>
+          <w:sz w:val="24"/>
+        </w:rPr>
+        <w:t>【B级·关注】</w:t>
+      </w:r>
+      <w:r>
+        <w:rPr>
+          <w:rFonts w:ascii="Times New Roman" w:hAnsi="Times New Roman" w:eastAsia="黑体"/>
+          <w:b/>
+          <w:sz w:val="24"/>
+        </w:rPr>
+        <w:t>上汽大众傅强谈行业生锈案例：汽车防锈技术家家都有，就是想不想给用户做</w:t>
+      </w:r>
+    </w:p>
+    <w:p>
+      <w:r>
+        <w:rPr>
+          <w:rFonts w:ascii="Times New Roman" w:hAnsi="Times New Roman" w:eastAsia="宋体"/>
+          <w:color w:val="888888"/>
+          <w:sz w:val="18"/>
+        </w:rPr>
+        <w:t>来源:IT之家 | 时间:08-11 16:31</w:t>
+      </w:r>
+    </w:p>
+    <w:p>
+      <w:r>
+        <w:t>上汽大众高管直指行业质量信任危机，强调防锈非技术难题而是企业责任，呼吁回归用户本位，为消费维权与品质监督提供典型案例。</w:t>
+      </w:r>
+    </w:p>
+    <w:p>
+      <w:r>
+        <w:rPr>
+          <w:rFonts w:ascii="Times New Roman" w:hAnsi="Times New Roman" w:eastAsia="宋体"/>
+          <w:i/>
+          <w:sz w:val="21"/>
+        </w:rPr>
+        <w:t>角度建议:联动广东省消委会及广州市场监管局，梳理近三年汽车投诉热点，对比德系/日系/自主品牌在粤质保服务差异</w:t>
+      </w:r>
+    </w:p>
+    <w:p>
+      <w:r>
+        <w:rPr>
+          <w:rFonts w:ascii="Times New Roman" w:hAnsi="Times New Roman" w:eastAsia="宋体"/>
+          <w:sz w:val="18"/>
+        </w:rPr>
+        <w:t>链接:</w:t>
+      </w:r>
+      <w:hyperlink r:id="rId34">
+        <w:r>
+          <w:rPr>
+            <w:color w:val="0563C1"/>
+            <w:u w:val="single"/>
+          </w:rPr>
+          <w:t>上汽大众傅强谈行业生锈案例：汽车防锈技术家家都有，就是想不想给用户做</w:t>
+        </w:r>
+      </w:hyperlink>
+    </w:p>
+    <w:p>
+      <w:pPr>
+        <w:pStyle w:val="Heading3"/>
+      </w:pPr>
+      <w:r>
+        <w:rPr>
+          <w:rFonts w:ascii="Times New Roman" w:hAnsi="Times New Roman" w:eastAsia="黑体"/>
+          <w:b/>
+          <w:sz w:val="24"/>
+        </w:rPr>
+        <w:t>【B级·关注】</w:t>
+      </w:r>
+      <w:r>
+        <w:rPr>
+          <w:rFonts w:ascii="Times New Roman" w:hAnsi="Times New Roman" w:eastAsia="黑体"/>
+          <w:b/>
+          <w:sz w:val="24"/>
+        </w:rPr>
+        <w:t>2026 年度电影票房突破 245 亿，《飞驰人生 3》《功夫女足》《给阿嬷的情书》暂列前三</w:t>
+      </w:r>
+    </w:p>
+    <w:p>
+      <w:r>
+        <w:rPr>
+          <w:rFonts w:ascii="Times New Roman" w:hAnsi="Times New Roman" w:eastAsia="宋体"/>
+          <w:color w:val="888888"/>
+          <w:sz w:val="18"/>
+        </w:rPr>
+        <w:t>来源:IT之家 | 时间:08-11 15:36</w:t>
+      </w:r>
+    </w:p>
+    <w:p>
+      <w:r>
+        <w:t>2026年暑期档票房强劲复苏，总票房破245亿，《飞驰人生3》等主旋律与地域文化题材作品领跑，显示观众审美多元化与市场韧性。</w:t>
+      </w:r>
+    </w:p>
+    <w:p>
+      <w:r>
+        <w:rPr>
+          <w:rFonts w:ascii="Times New Roman" w:hAnsi="Times New Roman" w:eastAsia="宋体"/>
+          <w:i/>
+          <w:sz w:val="21"/>
+        </w:rPr>
+        <w:t>角度建议:走访广州北京路永旺影城、天环广场UA影院，调研粤语配音版排片占比及岭南题材影片本地反响</w:t>
       </w:r>
     </w:p>
     <w:p>
@@ -1887,73 +1834,7 @@
             <w:color w:val="0563C1"/>
             <w:u w:val="single"/>
           </w:rPr>
-          <w:t>宁德时代全球 10 大宁家服务直营体验中心开业，推出首款电池维修服务车</w:t>
-        </w:r>
-      </w:hyperlink>
-    </w:p>
-    <w:p>
-      <w:pPr>
-        <w:pStyle w:val="Heading3"/>
-      </w:pPr>
-      <w:r>
-        <w:rPr>
-          <w:rFonts w:ascii="Times New Roman" w:hAnsi="Times New Roman" w:eastAsia="黑体"/>
-          <w:b/>
-          <w:color w:val="41D87E"/>
-          <w:sz w:val="24"/>
-        </w:rPr>
-        <w:t>【A级·线索】</w:t>
-      </w:r>
-      <w:r>
-        <w:rPr>
-          <w:rFonts w:ascii="Times New Roman" w:hAnsi="Times New Roman" w:eastAsia="黑体"/>
-          <w:b/>
-          <w:color w:val="41D87E"/>
-          <w:sz w:val="24"/>
-        </w:rPr>
-        <w:t>央视揭私域直播骗局：免费送鸡蛋拉老人进群，维生素吹成诺奖神药</w:t>
-      </w:r>
-    </w:p>
-    <w:p>
-      <w:r>
-        <w:rPr>
-          <w:rFonts w:ascii="Times New Roman" w:hAnsi="Times New Roman" w:eastAsia="宋体"/>
-          <w:color w:val="888888"/>
-          <w:sz w:val="18"/>
-        </w:rPr>
-        <w:t>来源:IT之家 | 时间:08-11 12:31</w:t>
-      </w:r>
-    </w:p>
-    <w:p>
-      <w:r>
-        <w:t>央视曝光上海等地私域直播养老诈骗新套路：以免费鸡蛋诱骗老年人入群，通过虚构病患、夸大功效推销低价保健品，单场直播销售额超百万元，已成监管重点整治领域。</w:t>
-      </w:r>
-    </w:p>
-    <w:p>
-      <w:r>
-        <w:rPr>
-          <w:rFonts w:ascii="Times New Roman" w:hAnsi="Times New Roman" w:eastAsia="宋体"/>
-          <w:i/>
-          <w:sz w:val="21"/>
-        </w:rPr>
-        <w:t>角度建议:深挖广州社区团购、老年大学直播课等本地化场景，联合广州市监局开展‘银发直播’合规调研</w:t>
-      </w:r>
-    </w:p>
-    <w:p>
-      <w:r>
-        <w:rPr>
-          <w:rFonts w:ascii="Times New Roman" w:hAnsi="Times New Roman" w:eastAsia="宋体"/>
-          <w:sz w:val="18"/>
-        </w:rPr>
-        <w:t>链接:</w:t>
-      </w:r>
-      <w:hyperlink r:id="rId30">
-        <w:r>
-          <w:rPr>
-            <w:color w:val="0563C1"/>
-            <w:u w:val="single"/>
-          </w:rPr>
-          <w:t>央视揭私域直播骗局：免费送鸡蛋拉老人进群，维生素吹成诺奖神药</w:t>
+          <w:t>2026 年度电影票房突破 245 亿，《飞驰人生 3》《功夫女足》《给阿嬷的情书》暂列前三</w:t>
         </w:r>
       </w:hyperlink>
     </w:p>
@@ -1977,7 +1858,7 @@
           <w:color w:val="888888"/>
           <w:sz w:val="24"/>
         </w:rPr>
-        <w:t>填补关键空白，我国首个预防急性高原病药物“乙酰唑胺缓释胶囊”获批上市</w:t>
+        <w:t>iQOO Z11S 手机官宣搭载 iQOO 迄今最大 10000mAh 蓝海电池，宁德新能源联合研发</w:t>
       </w:r>
     </w:p>
     <w:p>
@@ -1987,12 +1868,12 @@
           <w:color w:val="888888"/>
           <w:sz w:val="18"/>
         </w:rPr>
-        <w:t>来源:IT之家 | 时间:08-11 12:44</w:t>
+        <w:t>来源:IT之家 | 时间:08-11 16:08</w:t>
       </w:r>
     </w:p>
     <w:p>
       <w:r>
-        <w:t>由西藏自治区人民医院研发的乙酰唑胺缓释胶囊获批上市，是我国首个获批用于预防急性高原病的专用药品，将惠及青藏铁路、川藏公路等重大工程一线人员及赴藏游客。</w:t>
+        <w:t>iQOO发布10000mAh单电芯蓝海电池新机，由宁德新能源联合研发，突破续航瓶颈，反映消费电子厂商与上游电池企业协同创新提速。</w:t>
       </w:r>
     </w:p>
     <w:p>
@@ -2009,7 +1890,63 @@
             <w:color w:val="0563C1"/>
             <w:u w:val="single"/>
           </w:rPr>
-          <w:t>填补关键空白，我国首个预防急性高原病药物“乙酰唑胺缓释胶囊”获批上市</w:t>
+          <w:t>iQOO Z11S 手机官宣搭载 iQOO 迄今最大 10000mAh 蓝海电池，宁德新能源联合研发</w:t>
+        </w:r>
+      </w:hyperlink>
+    </w:p>
+    <w:p>
+      <w:pPr>
+        <w:pStyle w:val="Heading3"/>
+      </w:pPr>
+      <w:r>
+        <w:rPr>
+          <w:rFonts w:ascii="Times New Roman" w:hAnsi="Times New Roman" w:eastAsia="黑体"/>
+          <w:b w:val="0"/>
+          <w:color w:val="888888"/>
+          <w:sz w:val="24"/>
+        </w:rPr>
+        <w:t>【C级·参考】</w:t>
+      </w:r>
+      <w:r>
+        <w:rPr>
+          <w:rFonts w:ascii="Times New Roman" w:hAnsi="Times New Roman" w:eastAsia="黑体"/>
+          <w:b w:val="0"/>
+          <w:color w:val="888888"/>
+          <w:sz w:val="24"/>
+        </w:rPr>
+        <w:t>民众反感 AI 数据中心，Meta 掏出 10 亿美元补贴社区</w:t>
+      </w:r>
+    </w:p>
+    <w:p>
+      <w:r>
+        <w:rPr>
+          <w:rFonts w:ascii="Times New Roman" w:hAnsi="Times New Roman" w:eastAsia="宋体"/>
+          <w:color w:val="888888"/>
+          <w:sz w:val="18"/>
+        </w:rPr>
+        <w:t>来源:IT之家 | 时间:08-11 15:16</w:t>
+      </w:r>
+    </w:p>
+    <w:p>
+      <w:r>
+        <w:t>Meta设立10亿美元基金补偿AI数据中心周边社区，直面算力基建引发的噪音、能耗与地产价值争议，为大湾区数据中心规划提供治理镜鉴。</w:t>
+      </w:r>
+    </w:p>
+    <w:p>
+      <w:r>
+        <w:rPr>
+          <w:rFonts w:ascii="Times New Roman" w:hAnsi="Times New Roman" w:eastAsia="宋体"/>
+          <w:sz w:val="18"/>
+        </w:rPr>
+        <w:t>链接:</w:t>
+      </w:r>
+      <w:hyperlink r:id="rId37">
+        <w:r>
+          <w:rPr>
+            <w:color w:val="0563C1"/>
+            <w:u w:val="single"/>
+          </w:rPr>
+          <w:t>民众反感 AI 数据中心，Meta 掏出 10 亿美元补贴社区</w:t>
         </w:r>
       </w:hyperlink>
     </w:p>
@@ -2039,7 +1976,7 @@
           <w:rFonts w:ascii="Times New Roman" w:hAnsi="Times New Roman" w:eastAsia="宋体"/>
           <w:sz w:val="18"/>
         </w:rPr>
-        <w:t>IT之家(60)、GameLook(17)、HackerNews(9)、Bing新闻(7)</w:t>
+        <w:t>IT之家(60)、GameLook(17)、HackerNews(9)、Bing新闻(4)</w:t>
       </w:r>
     </w:p>
     <w:p>

--- a/briefings/线口监测午报-2026-08-11.docx
+++ b/briefings/线口监测午报-2026-08-11.docx
@@ -22,7 +22,7 @@
           <w:color w:val="888888"/>
           <w:sz w:val="18"/>
         </w:rPr>
-        <w:t>监测窗口:近48小时 | 生成时间:2026-08-11 18:16</w:t>
+        <w:t>监测窗口:近48小时 | 生成时间:2026-08-11 19:05</w:t>
       </w:r>
     </w:p>
     <w:p>
@@ -61,7 +61,7 @@
           <w:rFonts w:ascii="Times New Roman" w:hAnsi="Times New Roman" w:eastAsia="宋体"/>
           <w:sz w:val="21"/>
         </w:rPr>
-        <w:t>顺丰无人车已在深圳实现昼夜常态化规模化运营——顺丰198台L4级无人车在深圳投入昼夜常态化运营，覆盖307条线路及25条夜间任务序列，是国内首个实现城市级规模化商业落地的物流无人车队。(IT之家)</w:t>
+        <w:t>顺丰无人车已在深圳实现昼夜常态化规模化运营——顺丰198台L4级自动驾驶无人车在深圳投入昼夜常态化运营，覆盖307条线路及25条夜间专线，日均配送效率提升显著，成为国内首个实现全时段规模化落地的物流无人车队。(IT之家)</w:t>
       </w:r>
     </w:p>
     <w:p>
@@ -87,7 +87,24 @@
           <w:rFonts w:ascii="Times New Roman" w:hAnsi="Times New Roman" w:eastAsia="宋体"/>
           <w:sz w:val="21"/>
         </w:rPr>
-        <w:t>格力电器今年新招毕业生 6514 人，董明珠再承诺不裁员、称自己靠好产品成为“网红”——格力2026届校招规模达6514人，董明珠现场强调‘不裁员’并重申产品主义，呼应国家稳就业政策，展现制造业龙头在经济承压期的责任担当。(IT之家)</w:t>
+        <w:t>格力电器今年新招毕业生 6514 人，董明珠再承诺不裁员、称自己靠好产品成为“网红”——格力电器2026届校招规模达6514人，董事长董明珠现场承诺‘不裁员’，强调以技术创新与产品力驱动增长，呼应国家‘以旧换新’政策下制造业稳岗扩岗的积极信号。(IT之家)</w:t>
+      </w:r>
+    </w:p>
+    <w:p>
+      <w:r>
+        <w:rPr>
+          <w:rFonts w:ascii="Times New Roman" w:hAnsi="Times New Roman" w:eastAsia="宋体"/>
+          <w:b/>
+          <w:sz w:val="21"/>
+        </w:rPr>
+        <w:t xml:space="preserve">3. </w:t>
+      </w:r>
+      <w:r>
+        <w:rPr>
+          <w:rFonts w:ascii="Times New Roman" w:hAnsi="Times New Roman" w:eastAsia="宋体"/>
+          <w:sz w:val="21"/>
+        </w:rPr>
+        <w:t>未公开的新模型“立功”，Anthropic 宣布 Claude 攻克黎曼猜想取得重大突破——Anthropic宣布其未公开研究版Claude在黎曼猜想验证中取得关键进展，将临界线上零点比例下界显著提升，引发数学界与AI学界高度关注。该成果若经严格验证，或将重塑AI在基础科学发现中的角色定位。(IT之家)</w:t>
       </w:r>
     </w:p>
     <w:p>
@@ -101,6 +118,72 @@
         </w:rPr>
         <w:t>AI/大模型</w:t>
       </w:r>
+    </w:p>
+    <w:p>
+      <w:pPr>
+        <w:pStyle w:val="Heading3"/>
+      </w:pPr>
+      <w:r>
+        <w:rPr>
+          <w:rFonts w:ascii="Times New Roman" w:hAnsi="Times New Roman" w:eastAsia="黑体"/>
+          <w:b/>
+          <w:color w:val="41D87E"/>
+          <w:sz w:val="24"/>
+        </w:rPr>
+        <w:t>【A级·线索】</w:t>
+      </w:r>
+      <w:r>
+        <w:rPr>
+          <w:rFonts w:ascii="Times New Roman" w:hAnsi="Times New Roman" w:eastAsia="黑体"/>
+          <w:b/>
+          <w:color w:val="41D87E"/>
+          <w:sz w:val="24"/>
+        </w:rPr>
+        <w:t>未公开的新模型“立功”，Anthropic 宣布 Claude 攻克黎曼猜想取得重大突破</w:t>
+      </w:r>
+    </w:p>
+    <w:p>
+      <w:r>
+        <w:rPr>
+          <w:rFonts w:ascii="Times New Roman" w:hAnsi="Times New Roman" w:eastAsia="宋体"/>
+          <w:color w:val="888888"/>
+          <w:sz w:val="18"/>
+        </w:rPr>
+        <w:t>来源:IT之家 | 时间:08-11 18:35</w:t>
+      </w:r>
+    </w:p>
+    <w:p>
+      <w:r>
+        <w:t>Anthropic宣布其未公开研究版Claude在黎曼猜想验证中取得关键进展，将临界线上零点比例下界显著提升，引发数学界与AI学界高度关注。该成果若经严格验证，或将重塑AI在基础科学发现中的角色定位。</w:t>
+      </w:r>
+    </w:p>
+    <w:p>
+      <w:r>
+        <w:rPr>
+          <w:rFonts w:ascii="Times New Roman" w:hAnsi="Times New Roman" w:eastAsia="宋体"/>
+          <w:i/>
+          <w:sz w:val="21"/>
+        </w:rPr>
+        <w:t>角度建议:聚焦中国科研团队是否参与验证、国内高校数学AI交叉实验室反应；可联系中山大学数学院、中科院广州地化所AI数学实验室进行权威解读。</w:t>
+      </w:r>
+    </w:p>
+    <w:p>
+      <w:r>
+        <w:rPr>
+          <w:rFonts w:ascii="Times New Roman" w:hAnsi="Times New Roman" w:eastAsia="宋体"/>
+          <w:sz w:val="18"/>
+        </w:rPr>
+        <w:t>链接:</w:t>
+      </w:r>
+      <w:hyperlink r:id="rId9">
+        <w:r>
+          <w:rPr>
+            <w:color w:val="0563C1"/>
+            <w:u w:val="single"/>
+          </w:rPr>
+          <w:t>未公开的新模型“立功”，Anthropic 宣布 Claude 攻克黎曼猜想取得重大突破</w:t>
+        </w:r>
+      </w:hyperlink>
     </w:p>
     <w:p>
       <w:pPr>
@@ -135,7 +218,7 @@
     </w:p>
     <w:p>
       <w:r>
-        <w:t>蚂蚁百灵在Hugging Face开源轻量级混合推理MoE架构模型Ling-3.0-tiny（7.9B参数），支持边缘端高效部署，适配国产算力平台与消费级设备，体现大模型轻量化与普惠化趋势。</w:t>
+        <w:t>蚂蚁百灵正式开源轻量级混合推理MoE模型Ling-3.0-tiny（7.9B参数），适配国产算力平台及消费级设备，强调边缘端部署能力，为中小企业和开发者提供低成本AI落地新路径。</w:t>
       </w:r>
     </w:p>
     <w:p>
@@ -145,7 +228,7 @@
           <w:i/>
           <w:sz w:val="21"/>
         </w:rPr>
-        <w:t>角度建议:可联动广州人工智能公共算力中心及黄埔区AI企业，调研本地开发者对轻量模型的落地需求</w:t>
+        <w:t>角度建议:挖掘广州AI企业（如云从、极飞）是否已接入该模型；对比华为昇腾+MindSpore生态，探讨大湾区AI芯片与模型协同进展。</w:t>
       </w:r>
     </w:p>
     <w:p>
@@ -156,7 +239,7 @@
         </w:rPr>
         <w:t>链接:</w:t>
       </w:r>
-      <w:hyperlink r:id="rId9">
+      <w:hyperlink r:id="rId10">
         <w:r>
           <w:rPr>
             <w:color w:val="0563C1"/>
@@ -199,7 +282,7 @@
     </w:p>
     <w:p>
       <w:r>
-        <w:t>商汤推出面向终端侧的多模态智能体模型Flash Lite预览版，强调低延迟响应与任务委派能力，标志着AI从‘问答’向‘主动执行’演进，为行业提供新型智能体范式。</w:t>
+        <w:t>商汤科技发布SenseNova 6.8 Flash Lite预览版，聚焦多模态轻量化智能体，强调任务委派与实时响应能力，瞄准政务、金融等高时效性场景，推动大模型从‘对话’走向‘执行’。</w:t>
       </w:r>
     </w:p>
     <w:p>
@@ -209,7 +292,7 @@
           <w:i/>
           <w:sz w:val="21"/>
         </w:rPr>
-        <w:t>角度建议:结合广州南沙AI创新集聚区建设，采访本地政务/医疗场景试点单位，验证‘委派智能’在基层服务中的可行性</w:t>
+        <w:t>角度建议:联动广州数字政府建设案例（如‘穗智管’升级需求），采访广州市政数局或黄埔区AI产业办，评估其在湾区城市治理中的落地潜力。</w:t>
       </w:r>
     </w:p>
     <w:p>
@@ -220,7 +303,7 @@
         </w:rPr>
         <w:t>链接:</w:t>
       </w:r>
-      <w:hyperlink r:id="rId10">
+      <w:hyperlink r:id="rId11">
         <w:r>
           <w:rPr>
             <w:color w:val="0563C1"/>
@@ -248,7 +331,7 @@
           <w:b/>
           <w:sz w:val="24"/>
         </w:rPr>
-        <w:t>微软 MAI-Image-2.6 发布，一举跃升 Arena 文生图模型榜第二位</w:t>
+        <w:t>我国科研团队突破量子网络规模化部署难题，实现百用户级 MDI 量子网络验证</w:t>
       </w:r>
     </w:p>
     <w:p>
@@ -258,12 +341,12 @@
           <w:color w:val="888888"/>
           <w:sz w:val="18"/>
         </w:rPr>
-        <w:t>来源:IT之家 | 时间:08-11 14:58</w:t>
+        <w:t>来源:IT之家 | 时间:08-11 18:40</w:t>
       </w:r>
     </w:p>
     <w:p>
       <w:r>
-        <w:t>微软新一代自研文生图模型MAI-Image-2.6在Arena榜单登顶亚军，Elo评分1336分，凸显国际巨头在AIGC底层技术竞争加剧，对国内多模态模型研发形成对标压力。</w:t>
+        <w:t>中科大郭光灿、韩正甫团队联合西安光机所，基于微腔光孤子技术实现百用户级测量设备无关（MDI）量子密钥分发网络，为高安全量子互联网大规模商用奠定关键技术基础。</w:t>
       </w:r>
     </w:p>
     <w:p>
@@ -273,71 +356,7 @@
           <w:i/>
           <w:sz w:val="21"/>
         </w:rPr>
-        <w:t>角度建议:对比分析广州本土AIGC企业（如小鹏、网易伏羲）在图像生成领域的技术路径与商业化进展</w:t>
-      </w:r>
-    </w:p>
-    <w:p>
-      <w:r>
-        <w:rPr>
-          <w:rFonts w:ascii="Times New Roman" w:hAnsi="Times New Roman" w:eastAsia="宋体"/>
-          <w:sz w:val="18"/>
-        </w:rPr>
-        <w:t>链接:</w:t>
-      </w:r>
-      <w:hyperlink r:id="rId11">
-        <w:r>
-          <w:rPr>
-            <w:color w:val="0563C1"/>
-            <w:u w:val="single"/>
-          </w:rPr>
-          <w:t>微软 MAI-Image-2.6 发布，一举跃升 Arena 文生图模型榜第二位</w:t>
-        </w:r>
-      </w:hyperlink>
-    </w:p>
-    <w:p>
-      <w:pPr>
-        <w:pStyle w:val="Heading3"/>
-      </w:pPr>
-      <w:r>
-        <w:rPr>
-          <w:rFonts w:ascii="Times New Roman" w:hAnsi="Times New Roman" w:eastAsia="黑体"/>
-          <w:b/>
-          <w:sz w:val="24"/>
-        </w:rPr>
-        <w:t>【B级·关注】</w:t>
-      </w:r>
-      <w:r>
-        <w:rPr>
-          <w:rFonts w:ascii="Times New Roman" w:hAnsi="Times New Roman" w:eastAsia="黑体"/>
-          <w:b/>
-          <w:sz w:val="24"/>
-        </w:rPr>
-        <w:t>千问开放AI眼镜生态：支持开发者打造导游、教练Skill</w:t>
-      </w:r>
-    </w:p>
-    <w:p>
-      <w:r>
-        <w:rPr>
-          <w:rFonts w:ascii="Times New Roman" w:hAnsi="Times New Roman" w:eastAsia="宋体"/>
-          <w:color w:val="888888"/>
-          <w:sz w:val="18"/>
-        </w:rPr>
-        <w:t>来源:Bing新闻 | 时间:08-10 21:45</w:t>
-      </w:r>
-    </w:p>
-    <w:p>
-      <w:r>
-        <w:t>通义千问开放平台正式支持AI眼镜端Skill开发，提供自然语言建模接口及拍照、语音等硬件能力调用，加速具身智能终端应用生态构建。</w:t>
-      </w:r>
-    </w:p>
-    <w:p>
-      <w:r>
-        <w:rPr>
-          <w:rFonts w:ascii="Times New Roman" w:hAnsi="Times New Roman" w:eastAsia="宋体"/>
-          <w:i/>
-          <w:sz w:val="21"/>
-        </w:rPr>
-        <w:t>角度建议:聚焦广州天河区元宇宙产业联盟及黄埔AI眼镜产业园，探访本地开发者如何利用该平台开发广府文化导览等特色Skill</w:t>
+        <w:t>角度建议:关注中山大学、华南师大在量子通信领域的合作布局；可联系广州超算中心探讨量子-经典混合算力协同试验可能性。</w:t>
       </w:r>
     </w:p>
     <w:p>
@@ -354,7 +373,7 @@
             <w:color w:val="0563C1"/>
             <w:u w:val="single"/>
           </w:rPr>
-          <w:t>千问开放AI眼镜生态：支持开发者打造导游、教练Skill</w:t>
+          <w:t>我国科研团队突破量子网络规模化部署难题，实现百用户级 MDI 量子网络验证</w:t>
         </w:r>
       </w:hyperlink>
     </w:p>
@@ -391,7 +410,7 @@
     </w:p>
     <w:p>
       <w:r>
-        <w:t>谷歌内部AI招聘工具被DeepMind研究人员质疑存在误筛风险，暴露AI决策黑箱与偏见问题，引发对企业级AI伦理治理的紧迫反思。</w:t>
+        <w:t>彭博社报道显示，谷歌内部AI招聘工具在实际应用中存在误筛风险，DeepMind研究人员倾向人工初筛，暴露AI HR工具在公平性、可解释性方面的现实瓶颈，引发企业用人伦理反思。</w:t>
       </w:r>
     </w:p>
     <w:p>
@@ -401,7 +420,7 @@
           <w:i/>
           <w:sz w:val="21"/>
         </w:rPr>
-        <w:t>角度建议:联系中山大学人工智能伦理研究中心，探讨广州AI企业如何建立可解释性招聘模型与人工复核机制</w:t>
+        <w:t>角度建议:结合广州人社部门‘AI+就业服务’试点（如南沙AI招聘驿站），对比分析本土实践中的算法审计与人工复核机制。</w:t>
       </w:r>
     </w:p>
     <w:p>
@@ -440,7 +459,7 @@
           <w:b/>
           <w:sz w:val="24"/>
         </w:rPr>
-        <w:t>主攻代码智能体产品？深度求索注册“Deepseek Harness 团队”公众号</w:t>
+        <w:t>千问开放AI眼镜生态：支持开发者打造导游、教练Skill</w:t>
       </w:r>
     </w:p>
     <w:p>
@@ -450,12 +469,12 @@
           <w:color w:val="888888"/>
           <w:sz w:val="18"/>
         </w:rPr>
-        <w:t>来源:IT之家 | 时间:08-11 15:22</w:t>
+        <w:t>来源:Bing新闻 | 时间:08-11 11:45</w:t>
       </w:r>
     </w:p>
     <w:p>
       <w:r>
-        <w:t>DeepSeek注册新公众号‘Deepseek Harness 团队’，暗示正组建专项团队推进代码智能体产品化，瞄准开发者生产力工具新蓝海。</w:t>
+        <w:t>通义千问开放平台正式支持AI眼镜端开发，提供技能平台与行业定制模块，开发者可基于自然语言快速创建导游、教练等垂直场景Skill，加速AR眼镜应用生态构建。</w:t>
       </w:r>
     </w:p>
     <w:p>
@@ -465,7 +484,7 @@
           <w:i/>
           <w:sz w:val="21"/>
         </w:rPr>
-        <w:t>角度建议:对接广州琶洲AI开发者社区，了解本地程序员对代码Agent的实际需求与使用门槛</w:t>
+        <w:t>角度建议:广州有小鹏汇天、亿航智能等低空+AR融合探索者，可调研其是否接入千问眼镜生态，推动‘湾区空中交通导航’等特色场景落地。</w:t>
       </w:r>
     </w:p>
     <w:p>
@@ -482,7 +501,199 @@
             <w:color w:val="0563C1"/>
             <w:u w:val="single"/>
           </w:rPr>
-          <w:t>主攻代码智能体产品？深度求索注册“Deepseek Harness 团队”公众号</w:t>
+          <w:t>千问开放AI眼镜生态：支持开发者打造导游、教练Skill</w:t>
+        </w:r>
+      </w:hyperlink>
+    </w:p>
+    <w:p>
+      <w:pPr>
+        <w:pStyle w:val="Heading3"/>
+      </w:pPr>
+      <w:r>
+        <w:rPr>
+          <w:rFonts w:ascii="Times New Roman" w:hAnsi="Times New Roman" w:eastAsia="黑体"/>
+          <w:b/>
+          <w:sz w:val="24"/>
+        </w:rPr>
+        <w:t>【B级·关注】</w:t>
+      </w:r>
+      <w:r>
+        <w:rPr>
+          <w:rFonts w:ascii="Times New Roman" w:hAnsi="Times New Roman" w:eastAsia="黑体"/>
+          <w:b/>
+          <w:sz w:val="24"/>
+        </w:rPr>
+        <w:t>扎克伯格最新长文：超级智能走向个人，AI眼镜被写进个人Agent构想</w:t>
+      </w:r>
+    </w:p>
+    <w:p>
+      <w:r>
+        <w:rPr>
+          <w:rFonts w:ascii="Times New Roman" w:hAnsi="Times New Roman" w:eastAsia="宋体"/>
+          <w:color w:val="888888"/>
+          <w:sz w:val="18"/>
+        </w:rPr>
+        <w:t>来源:Bing新闻 | 时间:08-11 03:44</w:t>
+      </w:r>
+    </w:p>
+    <w:p>
+      <w:r>
+        <w:t>扎克伯格提出‘超级智能应属于每个人’理念，将AI眼镜列为个人Agent核心载体，强调其作为‘数字感官延伸’的终极形态，预示人机交互范式将发生根本性变革。</w:t>
+      </w:r>
+    </w:p>
+    <w:p>
+      <w:r>
+        <w:rPr>
+          <w:rFonts w:ascii="Times New Roman" w:hAnsi="Times New Roman" w:eastAsia="宋体"/>
+          <w:i/>
+          <w:sz w:val="21"/>
+        </w:rPr>
+        <w:t>角度建议:结合广州人工智能公共算力中心建设，探讨本地高校（如广工、华工）在轻量化视觉大模型与眼镜端OS研发上的产学研机会。</w:t>
+      </w:r>
+    </w:p>
+    <w:p>
+      <w:r>
+        <w:rPr>
+          <w:rFonts w:ascii="Times New Roman" w:hAnsi="Times New Roman" w:eastAsia="宋体"/>
+          <w:sz w:val="18"/>
+        </w:rPr>
+        <w:t>链接:</w:t>
+      </w:r>
+      <w:hyperlink r:id="rId15">
+        <w:r>
+          <w:rPr>
+            <w:color w:val="0563C1"/>
+            <w:u w:val="single"/>
+          </w:rPr>
+          <w:t>扎克伯格最新长文：超级智能走向个人，AI眼镜被写进个人Agent构想</w:t>
+        </w:r>
+      </w:hyperlink>
+    </w:p>
+    <w:p>
+      <w:pPr>
+        <w:pStyle w:val="Heading3"/>
+      </w:pPr>
+      <w:r>
+        <w:rPr>
+          <w:rFonts w:ascii="Times New Roman" w:hAnsi="Times New Roman" w:eastAsia="黑体"/>
+          <w:b/>
+          <w:sz w:val="24"/>
+        </w:rPr>
+        <w:t>【B级·关注】</w:t>
+      </w:r>
+      <w:r>
+        <w:rPr>
+          <w:rFonts w:ascii="Times New Roman" w:hAnsi="Times New Roman" w:eastAsia="黑体"/>
+          <w:b/>
+          <w:sz w:val="24"/>
+        </w:rPr>
+        <w:t>理想Livis二代2026年下半年发布！AI眼镜+原生鸿蒙App双线狂奔</w:t>
+      </w:r>
+    </w:p>
+    <w:p>
+      <w:r>
+        <w:rPr>
+          <w:rFonts w:ascii="Times New Roman" w:hAnsi="Times New Roman" w:eastAsia="宋体"/>
+          <w:color w:val="888888"/>
+          <w:sz w:val="18"/>
+        </w:rPr>
+        <w:t>来源:Bing新闻 | 时间:08-10 19:21</w:t>
+      </w:r>
+    </w:p>
+    <w:p>
+      <w:r>
+        <w:t>理想汽车加速AI眼镜战略，Livis二代明确2026年下半年发布，同步推进鸿蒙原生App适配，标志着造车新势力正全面转向‘AI硬件+OS生态’双轮驱动模式。</w:t>
+      </w:r>
+    </w:p>
+    <w:p>
+      <w:r>
+        <w:rPr>
+          <w:rFonts w:ascii="Times New Roman" w:hAnsi="Times New Roman" w:eastAsia="宋体"/>
+          <w:i/>
+          <w:sz w:val="21"/>
+        </w:rPr>
+        <w:t>角度建议:广州是鸿蒙生态重要落地城市（华为广州研究院），可追踪理想与华为在车载鸿蒙、眼镜鸿蒙间的协同可能性。</w:t>
+      </w:r>
+    </w:p>
+    <w:p>
+      <w:r>
+        <w:rPr>
+          <w:rFonts w:ascii="Times New Roman" w:hAnsi="Times New Roman" w:eastAsia="宋体"/>
+          <w:sz w:val="18"/>
+        </w:rPr>
+        <w:t>链接:</w:t>
+      </w:r>
+      <w:hyperlink r:id="rId16">
+        <w:r>
+          <w:rPr>
+            <w:color w:val="0563C1"/>
+            <w:u w:val="single"/>
+          </w:rPr>
+          <w:t>理想Livis二代2026年下半年发布！AI眼镜+原生鸿蒙App双线狂奔</w:t>
+        </w:r>
+      </w:hyperlink>
+    </w:p>
+    <w:p>
+      <w:pPr>
+        <w:pStyle w:val="Heading3"/>
+      </w:pPr>
+      <w:r>
+        <w:rPr>
+          <w:rFonts w:ascii="Times New Roman" w:hAnsi="Times New Roman" w:eastAsia="黑体"/>
+          <w:b/>
+          <w:sz w:val="24"/>
+        </w:rPr>
+        <w:t>【B级·关注】</w:t>
+      </w:r>
+      <w:r>
+        <w:rPr>
+          <w:rFonts w:ascii="Times New Roman" w:hAnsi="Times New Roman" w:eastAsia="黑体"/>
+          <w:b/>
+          <w:sz w:val="24"/>
+        </w:rPr>
+        <w:t>消息称字节继 Seed、Flow 后又成立新的一级部门，着眼 AI 数据与安全</w:t>
+      </w:r>
+    </w:p>
+    <w:p>
+      <w:r>
+        <w:rPr>
+          <w:rFonts w:ascii="Times New Roman" w:hAnsi="Times New Roman" w:eastAsia="宋体"/>
+          <w:color w:val="888888"/>
+          <w:sz w:val="18"/>
+        </w:rPr>
+        <w:t>来源:IT之家 | 时间:08-11 17:36</w:t>
+      </w:r>
+    </w:p>
+    <w:p>
+      <w:r>
+        <w:t>字节跳动新设AI数据与安全一级部门，与Seed、Flow平行，凸显其在大模型时代对高质量训练数据治理与AI系统安全防护的战略重视，反映行业监管趋严下的主动布局。</w:t>
+      </w:r>
+    </w:p>
+    <w:p>
+      <w:r>
+        <w:rPr>
+          <w:rFonts w:ascii="Times New Roman" w:hAnsi="Times New Roman" w:eastAsia="宋体"/>
+          <w:i/>
+          <w:sz w:val="21"/>
+        </w:rPr>
+        <w:t>角度建议:广州有字节跳动华南研发中心（琶洲），可了解其在数据合规（如粤港澳跨境数据流动试点）方面的本地化实践。</w:t>
+      </w:r>
+    </w:p>
+    <w:p>
+      <w:r>
+        <w:rPr>
+          <w:rFonts w:ascii="Times New Roman" w:hAnsi="Times New Roman" w:eastAsia="宋体"/>
+          <w:sz w:val="18"/>
+        </w:rPr>
+        <w:t>链接:</w:t>
+      </w:r>
+      <w:hyperlink r:id="rId17">
+        <w:r>
+          <w:rPr>
+            <w:color w:val="0563C1"/>
+            <w:u w:val="single"/>
+          </w:rPr>
+          <w:t>消息称字节继 Seed、Flow 后又成立新的一级部门，着眼 AI 数据与安全</w:t>
         </w:r>
       </w:hyperlink>
     </w:p>
@@ -521,7 +732,7 @@
     </w:p>
     <w:p>
       <w:r>
-        <w:t>Meta发布300亿参数开源模型Muse Glimmer，专为常驻本地智能体工作流优化，支持离线运行与低功耗设备部署，推动AI Agent走向实用化。</w:t>
+        <w:t>Meta开源30B参数Muse Glimmer模型，专为常驻本地智能体工作流优化，支持离线运行与低延迟响应，为手机、穿戴设备及机器人提供高性能轻量级AI底座。</w:t>
       </w:r>
     </w:p>
     <w:p>
@@ -532,69 +743,13 @@
         </w:rPr>
         <w:t>链接:</w:t>
       </w:r>
-      <w:hyperlink r:id="rId15">
+      <w:hyperlink r:id="rId18">
         <w:r>
           <w:rPr>
             <w:color w:val="0563C1"/>
             <w:u w:val="single"/>
           </w:rPr>
           <w:t>Muse Glimmer: 30B-parameter model optimized for always-on local agent workflows</w:t>
-        </w:r>
-      </w:hyperlink>
-    </w:p>
-    <w:p>
-      <w:pPr>
-        <w:pStyle w:val="Heading3"/>
-      </w:pPr>
-      <w:r>
-        <w:rPr>
-          <w:rFonts w:ascii="Times New Roman" w:hAnsi="Times New Roman" w:eastAsia="黑体"/>
-          <w:b w:val="0"/>
-          <w:color w:val="888888"/>
-          <w:sz w:val="24"/>
-        </w:rPr>
-        <w:t>【C级·参考】</w:t>
-      </w:r>
-      <w:r>
-        <w:rPr>
-          <w:rFonts w:ascii="Times New Roman" w:hAnsi="Times New Roman" w:eastAsia="黑体"/>
-          <w:b w:val="0"/>
-          <w:color w:val="888888"/>
-          <w:sz w:val="24"/>
-        </w:rPr>
-        <w:t>OpenAI 伦理主管 Chloé Bakalar 悄然离职，在岗不到一年</w:t>
-      </w:r>
-    </w:p>
-    <w:p>
-      <w:r>
-        <w:rPr>
-          <w:rFonts w:ascii="Times New Roman" w:hAnsi="Times New Roman" w:eastAsia="宋体"/>
-          <w:color w:val="888888"/>
-          <w:sz w:val="18"/>
-        </w:rPr>
-        <w:t>来源:IT之家 | 时间:08-11 16:12</w:t>
-      </w:r>
-    </w:p>
-    <w:p>
-      <w:r>
-        <w:t>OpenAI前AI伦理主管Chloé Bakalar入职不足一年即离职，折射全球顶尖AI机构在技术激进主义与伦理制衡间的张力加剧，行业人才流动隐含深层治理焦虑。</w:t>
-      </w:r>
-    </w:p>
-    <w:p>
-      <w:r>
-        <w:rPr>
-          <w:rFonts w:ascii="Times New Roman" w:hAnsi="Times New Roman" w:eastAsia="宋体"/>
-          <w:sz w:val="18"/>
-        </w:rPr>
-        <w:t>链接:</w:t>
-      </w:r>
-      <w:hyperlink r:id="rId16">
-        <w:r>
-          <w:rPr>
-            <w:color w:val="0563C1"/>
-            <w:u w:val="single"/>
-          </w:rPr>
-          <w:t>OpenAI 伦理主管 Chloé Bakalar 悄然离职，在岗不到一年</w:t>
         </w:r>
       </w:hyperlink>
     </w:p>
@@ -633,7 +788,7 @@
     </w:p>
     <w:p>
       <w:r>
-        <w:t>DeepSeek创始人梁文锋净资产年增速达3850%，登顶全球富豪增速榜首，凸显大模型创业公司估值爆发力，亦引发对技术变现路径可持续性的关注。</w:t>
+        <w:t>DeepSeek创始人梁文锋净资产年增速达3850%，登顶全球富豪增速榜首，印证中国大模型创业公司在技术突破与商业转化上的爆发力，折射AI产业资本价值重估浪潮。</w:t>
       </w:r>
     </w:p>
     <w:p>
@@ -644,13 +799,125 @@
         </w:rPr>
         <w:t>链接:</w:t>
       </w:r>
-      <w:hyperlink r:id="rId17">
+      <w:hyperlink r:id="rId19">
         <w:r>
           <w:rPr>
             <w:color w:val="0563C1"/>
             <w:u w:val="single"/>
           </w:rPr>
           <w:t>DeepSeek 梁文锋财富一年暴涨 3850%，增速登顶全球亿万富豪榜</w:t>
+        </w:r>
+      </w:hyperlink>
+    </w:p>
+    <w:p>
+      <w:pPr>
+        <w:pStyle w:val="Heading3"/>
+      </w:pPr>
+      <w:r>
+        <w:rPr>
+          <w:rFonts w:ascii="Times New Roman" w:hAnsi="Times New Roman" w:eastAsia="黑体"/>
+          <w:b w:val="0"/>
+          <w:color w:val="888888"/>
+          <w:sz w:val="24"/>
+        </w:rPr>
+        <w:t>【C级·参考】</w:t>
+      </w:r>
+      <w:r>
+        <w:rPr>
+          <w:rFonts w:ascii="Times New Roman" w:hAnsi="Times New Roman" w:eastAsia="黑体"/>
+          <w:b w:val="0"/>
+          <w:color w:val="888888"/>
+          <w:sz w:val="24"/>
+        </w:rPr>
+        <w:t>主攻代码智能体产品？深度求索注册“Deepseek Harness 团队”公众号</w:t>
+      </w:r>
+    </w:p>
+    <w:p>
+      <w:r>
+        <w:rPr>
+          <w:rFonts w:ascii="Times New Roman" w:hAnsi="Times New Roman" w:eastAsia="宋体"/>
+          <w:color w:val="888888"/>
+          <w:sz w:val="18"/>
+        </w:rPr>
+        <w:t>来源:IT之家 | 时间:08-11 15:22</w:t>
+      </w:r>
+    </w:p>
+    <w:p>
+      <w:r>
+        <w:t>DeepSeek注册‘Deepseek Harness 团队’公众号，内部组建Harness新团队，聚焦代码智能体产品研发，预示其正从基础模型向垂直领域智能体解决方案商转型。</w:t>
+      </w:r>
+    </w:p>
+    <w:p>
+      <w:r>
+        <w:rPr>
+          <w:rFonts w:ascii="Times New Roman" w:hAnsi="Times New Roman" w:eastAsia="宋体"/>
+          <w:sz w:val="18"/>
+        </w:rPr>
+        <w:t>链接:</w:t>
+      </w:r>
+      <w:hyperlink r:id="rId20">
+        <w:r>
+          <w:rPr>
+            <w:color w:val="0563C1"/>
+            <w:u w:val="single"/>
+          </w:rPr>
+          <w:t>主攻代码智能体产品？深度求索注册“Deepseek Harness 团队”公众号</w:t>
+        </w:r>
+      </w:hyperlink>
+    </w:p>
+    <w:p>
+      <w:pPr>
+        <w:pStyle w:val="Heading3"/>
+      </w:pPr>
+      <w:r>
+        <w:rPr>
+          <w:rFonts w:ascii="Times New Roman" w:hAnsi="Times New Roman" w:eastAsia="黑体"/>
+          <w:b w:val="0"/>
+          <w:color w:val="888888"/>
+          <w:sz w:val="24"/>
+        </w:rPr>
+        <w:t>【C级·参考】</w:t>
+      </w:r>
+      <w:r>
+        <w:rPr>
+          <w:rFonts w:ascii="Times New Roman" w:hAnsi="Times New Roman" w:eastAsia="黑体"/>
+          <w:b w:val="0"/>
+          <w:color w:val="888888"/>
+          <w:sz w:val="24"/>
+        </w:rPr>
+        <w:t>既有“耐力”又有“爆发力”，我国锂一次电池实现“双高”突破</w:t>
+      </w:r>
+    </w:p>
+    <w:p>
+      <w:r>
+        <w:rPr>
+          <w:rFonts w:ascii="Times New Roman" w:hAnsi="Times New Roman" w:eastAsia="宋体"/>
+          <w:color w:val="888888"/>
+          <w:sz w:val="18"/>
+        </w:rPr>
+        <w:t>来源:IT之家 | 时间:08-11 18:53</w:t>
+      </w:r>
+    </w:p>
+    <w:p>
+      <w:r>
+        <w:t>中科院大连化物所团队研制出25安时级软包金属锂一次电池，能量密度超750Wh/kg，兼具高比能量与高功率输出，为特种装备与应急电源提供国产化高性能解决方案。</w:t>
+      </w:r>
+    </w:p>
+    <w:p>
+      <w:r>
+        <w:rPr>
+          <w:rFonts w:ascii="Times New Roman" w:hAnsi="Times New Roman" w:eastAsia="宋体"/>
+          <w:sz w:val="18"/>
+        </w:rPr>
+        <w:t>链接:</w:t>
+      </w:r>
+      <w:hyperlink r:id="rId21">
+        <w:r>
+          <w:rPr>
+            <w:color w:val="0563C1"/>
+            <w:u w:val="single"/>
+          </w:rPr>
+          <w:t>既有“耐力”又有“爆发力”，我国锂一次电池实现“双高”突破</w:t>
         </w:r>
       </w:hyperlink>
     </w:p>
@@ -665,6 +932,70 @@
         </w:rPr>
         <w:t>机器人/AI硬件</w:t>
       </w:r>
+    </w:p>
+    <w:p>
+      <w:pPr>
+        <w:pStyle w:val="Heading3"/>
+      </w:pPr>
+      <w:r>
+        <w:rPr>
+          <w:rFonts w:ascii="Times New Roman" w:hAnsi="Times New Roman" w:eastAsia="黑体"/>
+          <w:b/>
+          <w:sz w:val="24"/>
+        </w:rPr>
+        <w:t>【B级·关注】</w:t>
+      </w:r>
+      <w:r>
+        <w:rPr>
+          <w:rFonts w:ascii="Times New Roman" w:hAnsi="Times New Roman" w:eastAsia="黑体"/>
+          <w:b/>
+          <w:sz w:val="24"/>
+        </w:rPr>
+        <w:t>集结全公司之力，消息称三星加快自研人形机器人</w:t>
+      </w:r>
+    </w:p>
+    <w:p>
+      <w:r>
+        <w:rPr>
+          <w:rFonts w:ascii="Times New Roman" w:hAnsi="Times New Roman" w:eastAsia="宋体"/>
+          <w:color w:val="888888"/>
+          <w:sz w:val="18"/>
+        </w:rPr>
+        <w:t>来源:IT之家 | 时间:08-11 15:59</w:t>
+      </w:r>
+    </w:p>
+    <w:p>
+      <w:r>
+        <w:t>三星电子整合半导体、软件、制造数据等全链条资源加速人形机器人研发，被业界视为挑战波士顿动力与特斯拉Optimus的关键信号，凸显头部科技巨头对具身智能的战略押注。</w:t>
+      </w:r>
+    </w:p>
+    <w:p>
+      <w:r>
+        <w:rPr>
+          <w:rFonts w:ascii="Times New Roman" w:hAnsi="Times New Roman" w:eastAsia="宋体"/>
+          <w:i/>
+          <w:sz w:val="21"/>
+        </w:rPr>
+        <w:t>角度建议:对标广州机器人产业政策（《广州市智能机器人产业发展三年行动计划》），采访广州数控、云从科技、优必选（广州总部）对产业链协同的期待。</w:t>
+      </w:r>
+    </w:p>
+    <w:p>
+      <w:r>
+        <w:rPr>
+          <w:rFonts w:ascii="Times New Roman" w:hAnsi="Times New Roman" w:eastAsia="宋体"/>
+          <w:sz w:val="18"/>
+        </w:rPr>
+        <w:t>链接:</w:t>
+      </w:r>
+      <w:hyperlink r:id="rId22">
+        <w:r>
+          <w:rPr>
+            <w:color w:val="0563C1"/>
+            <w:u w:val="single"/>
+          </w:rPr>
+          <w:t>集结全公司之力，消息称三星加快自研人形机器人</w:t>
+        </w:r>
+      </w:hyperlink>
     </w:p>
     <w:p>
       <w:pPr>
@@ -699,7 +1030,7 @@
     </w:p>
     <w:p>
       <w:r>
-        <w:t>荣耀官宣Robot Phone真机品鉴活动覆盖六城，该机型集成云台相机与AI交互模块，是手机向‘移动机器人’形态演进的关键产品，引发终端智能化新讨论。</w:t>
+        <w:t>荣耀官宣Robot Phone真机品鉴活动覆盖六城，强调云台相机等机器人化交互能力，标志手机形态向‘移动机器人终端’演进迈出实质性一步，引发行业对AI硬件新范式的讨论。</w:t>
       </w:r>
     </w:p>
     <w:p>
@@ -709,7 +1040,7 @@
           <w:i/>
           <w:sz w:val="21"/>
         </w:rPr>
-        <w:t>角度建议:深圳为华为/荣耀重要研发基地，可延伸报道粤港AI硬件协同创新链，如东莞供应链、深圳算法团队、广州应用场景</w:t>
+        <w:t>角度建议:深圳为大湾区核心节点，可追踪广州消费者预约情况及本地渠道反馈；联动广汽埃安‘车-机-机器人’生态布局做延伸报道。</w:t>
       </w:r>
     </w:p>
     <w:p>
@@ -720,133 +1051,13 @@
         </w:rPr>
         <w:t>链接:</w:t>
       </w:r>
-      <w:hyperlink r:id="rId18">
+      <w:hyperlink r:id="rId23">
         <w:r>
           <w:rPr>
             <w:color w:val="0563C1"/>
             <w:u w:val="single"/>
           </w:rPr>
           <w:t>荣耀 Robot Phone 超前品鉴会明日起在南京、深圳、成都、太原、福州、昆明六城举办</w:t>
-        </w:r>
-      </w:hyperlink>
-    </w:p>
-    <w:p>
-      <w:pPr>
-        <w:pStyle w:val="Heading3"/>
-      </w:pPr>
-      <w:r>
-        <w:rPr>
-          <w:rFonts w:ascii="Times New Roman" w:hAnsi="Times New Roman" w:eastAsia="黑体"/>
-          <w:b/>
-          <w:sz w:val="24"/>
-        </w:rPr>
-        <w:t>【B级·关注】</w:t>
-      </w:r>
-      <w:r>
-        <w:rPr>
-          <w:rFonts w:ascii="Times New Roman" w:hAnsi="Times New Roman" w:eastAsia="黑体"/>
-          <w:b/>
-          <w:sz w:val="24"/>
-        </w:rPr>
-        <w:t>理想Livis二代2026年下半年发布！AI眼镜+原生鸿蒙App双线狂奔</w:t>
-      </w:r>
-    </w:p>
-    <w:p>
-      <w:r>
-        <w:rPr>
-          <w:rFonts w:ascii="Times New Roman" w:hAnsi="Times New Roman" w:eastAsia="宋体"/>
-          <w:color w:val="888888"/>
-          <w:sz w:val="18"/>
-        </w:rPr>
-        <w:t>来源:Bing新闻 | 时间:08-10 19:21</w:t>
-      </w:r>
-    </w:p>
-    <w:p>
-      <w:r>
-        <w:t>理想汽车加速AI眼镜战略，Livis二代将搭载原生鸿蒙App并评估蔡司镜片内显示技术，标志车企跨界AR硬件、构建车-眼-云闭环生态。</w:t>
-      </w:r>
-    </w:p>
-    <w:p>
-      <w:r>
-        <w:rPr>
-          <w:rFonts w:ascii="Times New Roman" w:hAnsi="Times New Roman" w:eastAsia="宋体"/>
-          <w:i/>
-          <w:sz w:val="21"/>
-        </w:rPr>
-        <w:t>角度建议:广州拥有华为鸿蒙生态核心伙伴（如OPPO、vivo），可调研本地鸿蒙开发者如何适配车载与眼镜双端场景</w:t>
-      </w:r>
-    </w:p>
-    <w:p>
-      <w:r>
-        <w:rPr>
-          <w:rFonts w:ascii="Times New Roman" w:hAnsi="Times New Roman" w:eastAsia="宋体"/>
-          <w:sz w:val="18"/>
-        </w:rPr>
-        <w:t>链接:</w:t>
-      </w:r>
-      <w:hyperlink r:id="rId19">
-        <w:r>
-          <w:rPr>
-            <w:color w:val="0563C1"/>
-            <w:u w:val="single"/>
-          </w:rPr>
-          <w:t>理想Livis二代2026年下半年发布！AI眼镜+原生鸿蒙App双线狂奔</w:t>
-        </w:r>
-      </w:hyperlink>
-    </w:p>
-    <w:p>
-      <w:pPr>
-        <w:pStyle w:val="Heading3"/>
-      </w:pPr>
-      <w:r>
-        <w:rPr>
-          <w:rFonts w:ascii="Times New Roman" w:hAnsi="Times New Roman" w:eastAsia="黑体"/>
-          <w:b w:val="0"/>
-          <w:color w:val="888888"/>
-          <w:sz w:val="24"/>
-        </w:rPr>
-        <w:t>【C级·参考】</w:t>
-      </w:r>
-      <w:r>
-        <w:rPr>
-          <w:rFonts w:ascii="Times New Roman" w:hAnsi="Times New Roman" w:eastAsia="黑体"/>
-          <w:b w:val="0"/>
-          <w:color w:val="888888"/>
-          <w:sz w:val="24"/>
-        </w:rPr>
-        <w:t>集结全公司之力，消息称三星加快自研人形机器人</w:t>
-      </w:r>
-    </w:p>
-    <w:p>
-      <w:r>
-        <w:rPr>
-          <w:rFonts w:ascii="Times New Roman" w:hAnsi="Times New Roman" w:eastAsia="宋体"/>
-          <w:color w:val="888888"/>
-          <w:sz w:val="18"/>
-        </w:rPr>
-        <w:t>来源:IT之家 | 时间:08-11 15:59</w:t>
-      </w:r>
-    </w:p>
-    <w:p>
-      <w:r>
-        <w:t>三星正整合半导体、软件、制造数据等全栈能力加速人形机器人研发，凸显全球科技巨头在具身智能赛道的战略卡位，或倒逼国内产业链升级。</w:t>
-      </w:r>
-    </w:p>
-    <w:p>
-      <w:r>
-        <w:rPr>
-          <w:rFonts w:ascii="Times New Roman" w:hAnsi="Times New Roman" w:eastAsia="宋体"/>
-          <w:sz w:val="18"/>
-        </w:rPr>
-        <w:t>链接:</w:t>
-      </w:r>
-      <w:hyperlink r:id="rId20">
-        <w:r>
-          <w:rPr>
-            <w:color w:val="0563C1"/>
-            <w:u w:val="single"/>
-          </w:rPr>
-          <w:t>集结全公司之力，消息称三星加快自研人形机器人</w:t>
         </w:r>
       </w:hyperlink>
     </w:p>
@@ -897,7 +1108,7 @@
     </w:p>
     <w:p>
       <w:r>
-        <w:t>顺丰198台L4级无人车在深圳投入昼夜常态化运营，覆盖307条线路及25条夜间任务序列，是国内首个实现城市级规模化商业落地的物流无人车队。</w:t>
+        <w:t>顺丰198台L4级自动驾驶无人车在深圳投入昼夜常态化运营，覆盖307条线路及25条夜间专线，日均配送效率提升显著，成为国内首个实现全时段规模化落地的物流无人车队。</w:t>
       </w:r>
     </w:p>
     <w:p>
@@ -907,7 +1118,7 @@
           <w:i/>
           <w:sz w:val="21"/>
         </w:rPr>
-        <w:t>角度建议:立即赴深圳南山/福田实地跟拍无人车夜间配送，并对比广州黄埔、南沙无人配送试点进展，突出大湾区智慧物流差异化路径</w:t>
+        <w:t>角度建议:深广同城化背景下，重点调研该技术向广州南沙、黄埔等物流枢纽延伸的可能性；采访广东省交通运输厅关于低速无人车路权开放最新进展。</w:t>
       </w:r>
     </w:p>
     <w:p>
@@ -918,7 +1129,7 @@
         </w:rPr>
         <w:t>链接:</w:t>
       </w:r>
-      <w:hyperlink r:id="rId21">
+      <w:hyperlink r:id="rId24">
         <w:r>
           <w:rPr>
             <w:color w:val="0563C1"/>
@@ -946,7 +1157,7 @@
           <w:b/>
           <w:sz w:val="24"/>
         </w:rPr>
-        <w:t>阿维塔陈卓：必须守住算力调度、整车解决方案层面独立性，避免沦为硬件整合商</w:t>
+        <w:t>华为智选车产品总监彭磊：享界 G9 标配 ±12 度后轮转向，横向响应更“干净”</w:t>
       </w:r>
     </w:p>
     <w:p>
@@ -956,12 +1167,12 @@
           <w:color w:val="888888"/>
           <w:sz w:val="18"/>
         </w:rPr>
-        <w:t>来源:IT之家 | 时间:08-11 15:07</w:t>
+        <w:t>来源:IT之家 | 时间:08-11 18:17</w:t>
       </w:r>
     </w:p>
     <w:p>
       <w:r>
-        <w:t>阿维塔总裁陈卓强调车企需掌握核心算力调度与整车OS能力，拒绝仅做硬件组装，反映智能电动车竞争已从参数比拼转向全栈技术主权争夺。</w:t>
+        <w:t>华为智选车首款硬派SUV享界G9搭载±12度后轮转向技术，大幅提升窄路调头与高速变道稳定性，体现华为在底盘控制算法与智能驾驶全栈能力上的深度突破。</w:t>
       </w:r>
     </w:p>
     <w:p>
@@ -971,7 +1182,7 @@
           <w:i/>
           <w:sz w:val="21"/>
         </w:rPr>
-        <w:t>角度建议:联动广汽集团及小鹏汽车，探讨广州车企在智驾全栈自研（如星河智驾、XNGP）中的技术攻坚与专利布局</w:t>
+        <w:t>角度建议:广州是鸿蒙智行重要销售与交付基地（如天河旗舰店），可实地体验并采访本地车主；关联广汽与华为合作进展（如AH8项目）做对比分析。</w:t>
       </w:r>
     </w:p>
     <w:p>
@@ -982,13 +1193,13 @@
         </w:rPr>
         <w:t>链接:</w:t>
       </w:r>
-      <w:hyperlink r:id="rId22">
+      <w:hyperlink r:id="rId25">
         <w:r>
           <w:rPr>
             <w:color w:val="0563C1"/>
             <w:u w:val="single"/>
           </w:rPr>
-          <w:t>阿维塔陈卓：必须守住算力调度、整车解决方案层面独立性，避免沦为硬件整合商</w:t>
+          <w:t>华为智选车产品总监彭磊：享界 G9 标配 ±12 度后轮转向，横向响应更“干净”</w:t>
         </w:r>
       </w:hyperlink>
     </w:p>
@@ -1010,7 +1221,7 @@
           <w:b/>
           <w:sz w:val="24"/>
         </w:rPr>
-        <w:t>岚图邵明峰称华为乾崑智驾在当前阶段处行业 TOP1，是“必选项”</w:t>
+        <w:t>吉利银河战舰 700“AI 全地形硬核 SUV”展车陆续到店，覆盖全国 119 城 150 店</w:t>
       </w:r>
     </w:p>
     <w:p>
@@ -1020,12 +1231,12 @@
           <w:color w:val="888888"/>
           <w:sz w:val="18"/>
         </w:rPr>
-        <w:t>来源:IT之家 | 时间:08-11 15:04</w:t>
+        <w:t>来源:IT之家 | 时间:08-11 15:56</w:t>
       </w:r>
     </w:p>
     <w:p>
       <w:r>
-        <w:t>岚图高层公开将华为乾崑智驾列为当前行业第一并视为‘必选项’，印证智驾方案供应商格局重塑，主机厂技术路线选择正影响区域产业链分工。</w:t>
+        <w:t>吉利银河战舰700定位‘AI全地形硬核SUV’，强调AI驱动的越野决策与环境适应能力，展车已覆盖全国119城，展现自主品牌在智能出行硬件定义上的新跃迁。</w:t>
       </w:r>
     </w:p>
     <w:p>
@@ -1035,7 +1246,7 @@
           <w:i/>
           <w:sz w:val="21"/>
         </w:rPr>
-        <w:t>角度建议:走访广州华为云华南总部及广汽研究院，分析‘华为+车企’模式在粤港澳大湾区的适配性与本地化挑战</w:t>
+        <w:t>角度建议:广州为吉利重要市场（白云区有银河体验中心），可跟踪首批用户反馈；结合广东复杂地形（粤北山区、珠三角水网）测试其AI全地形能力。</w:t>
       </w:r>
     </w:p>
     <w:p>
@@ -1046,13 +1257,13 @@
         </w:rPr>
         <w:t>链接:</w:t>
       </w:r>
-      <w:hyperlink r:id="rId23">
+      <w:hyperlink r:id="rId26">
         <w:r>
           <w:rPr>
             <w:color w:val="0563C1"/>
             <w:u w:val="single"/>
           </w:rPr>
-          <w:t>岚图邵明峰称华为乾崑智驾在当前阶段处行业 TOP1，是“必选项”</w:t>
+          <w:t>吉利银河战舰 700“AI 全地形硬核 SUV”展车陆续到店，覆盖全国 119 城 150 店</w:t>
         </w:r>
       </w:hyperlink>
     </w:p>
@@ -1076,7 +1287,7 @@
           <w:color w:val="888888"/>
           <w:sz w:val="24"/>
         </w:rPr>
-        <w:t>波音 777 宽体客机改装货机生产线落地青岛，计划 9 月投产</w:t>
+        <w:t>越南 VinSpace 与 SpaceX 签署合同，2027 年发射首批人造卫星</w:t>
       </w:r>
     </w:p>
     <w:p>
@@ -1086,12 +1297,12 @@
           <w:color w:val="888888"/>
           <w:sz w:val="18"/>
         </w:rPr>
-        <w:t>来源:IT之家 | 时间:08-11 15:16</w:t>
+        <w:t>来源:IT之家 | 时间:08-11 17:31</w:t>
       </w:r>
     </w:p>
     <w:p>
       <w:r>
-        <w:t>中国首条波音777P2F改装货机产线落户青岛，由猛犸货机与山东太古合作建设，填补国内高端航空维修与货运装备自主化空白，强化区域航空物流枢纽能力。</w:t>
+        <w:t>越南VinGroup旗下VinSpace与SpaceX签约，计划2027年发射首批卫星，标志东南亚国家加速布局自主航天能力，对大湾区商业航天企业出海形成参照与竞争压力。</w:t>
       </w:r>
     </w:p>
     <w:p>
@@ -1102,69 +1313,13 @@
         </w:rPr>
         <w:t>链接:</w:t>
       </w:r>
-      <w:hyperlink r:id="rId24">
+      <w:hyperlink r:id="rId27">
         <w:r>
           <w:rPr>
             <w:color w:val="0563C1"/>
             <w:u w:val="single"/>
           </w:rPr>
-          <w:t>波音 777 宽体客机改装货机生产线落地青岛，计划 9 月投产</w:t>
-        </w:r>
-      </w:hyperlink>
-    </w:p>
-    <w:p>
-      <w:pPr>
-        <w:pStyle w:val="Heading3"/>
-      </w:pPr>
-      <w:r>
-        <w:rPr>
-          <w:rFonts w:ascii="Times New Roman" w:hAnsi="Times New Roman" w:eastAsia="黑体"/>
-          <w:b w:val="0"/>
-          <w:color w:val="888888"/>
-          <w:sz w:val="24"/>
-        </w:rPr>
-        <w:t>【C级·参考】</w:t>
-      </w:r>
-      <w:r>
-        <w:rPr>
-          <w:rFonts w:ascii="Times New Roman" w:hAnsi="Times New Roman" w:eastAsia="黑体"/>
-          <w:b w:val="0"/>
-          <w:color w:val="888888"/>
-          <w:sz w:val="24"/>
-        </w:rPr>
-        <w:t>吉利银河战舰 700“AI 全地形硬核 SUV”展车陆续到店，覆盖全国 119 城 150 店</w:t>
-      </w:r>
-    </w:p>
-    <w:p>
-      <w:r>
-        <w:rPr>
-          <w:rFonts w:ascii="Times New Roman" w:hAnsi="Times New Roman" w:eastAsia="宋体"/>
-          <w:color w:val="888888"/>
-          <w:sz w:val="18"/>
-        </w:rPr>
-        <w:t>来源:IT之家 | 时间:08-11 15:56</w:t>
-      </w:r>
-    </w:p>
-    <w:p>
-      <w:r>
-        <w:t>吉利银河战舰700定位‘AI全地形硬核SUV’，全国119城150店同步展车，强调AI驾驶辅助与越野性能融合，拓展智能电动SUV新细分市场。</w:t>
-      </w:r>
-    </w:p>
-    <w:p>
-      <w:r>
-        <w:rPr>
-          <w:rFonts w:ascii="Times New Roman" w:hAnsi="Times New Roman" w:eastAsia="宋体"/>
-          <w:sz w:val="18"/>
-        </w:rPr>
-        <w:t>链接:</w:t>
-      </w:r>
-      <w:hyperlink r:id="rId25">
-        <w:r>
-          <w:rPr>
-            <w:color w:val="0563C1"/>
-            <w:u w:val="single"/>
-          </w:rPr>
-          <w:t>吉利银河战舰 700“AI 全地形硬核 SUV”展车陆续到店，覆盖全国 119 城 150 店</w:t>
+          <w:t>越南 VinSpace 与 SpaceX 签署合同，2027 年发射首批人造卫星</w:t>
         </w:r>
       </w:hyperlink>
     </w:p>
@@ -1213,7 +1368,7 @@
     </w:p>
     <w:p>
       <w:r>
-        <w:t>淘宝闪购启动‘家宴’到家餐饮灰度测试，已联合解香楼（米其林二星）等12个品牌覆盖超20家门店，探索高端餐饮即时履约新模式。</w:t>
+        <w:t>淘宝闪购旗下高端到家餐饮服务‘家宴’启动沪杭第二轮灰度测试，已接入米其林二星解香楼等12个品牌超20家门店，探索‘即时零售+品质餐饮’融合新模式。</w:t>
       </w:r>
     </w:p>
     <w:p>
@@ -1223,7 +1378,7 @@
           <w:i/>
           <w:sz w:val="21"/>
         </w:rPr>
-        <w:t>角度建议:广州作为全国餐饮数字化标杆城市，可调研陶陶居、广州酒家等老字号是否接入类似平台，对比‘粤式家宴’本地化运营逻辑</w:t>
+        <w:t>角度建议:广州是阿里本地生活华南总部所在地，可调研‘家宴’落地广州时间表；对比美团‘神抢手’、京东‘小时达’在广深高端餐饮渗透率。</w:t>
       </w:r>
     </w:p>
     <w:p>
@@ -1234,7 +1389,7 @@
         </w:rPr>
         <w:t>链接:</w:t>
       </w:r>
-      <w:hyperlink r:id="rId26">
+      <w:hyperlink r:id="rId28">
         <w:r>
           <w:rPr>
             <w:color w:val="0563C1"/>
@@ -1264,7 +1419,7 @@
           <w:color w:val="888888"/>
           <w:sz w:val="24"/>
         </w:rPr>
-        <w:t>腾讯音乐娱乐集团 2026 年 Q2 营收 89.3 亿元同比增长 5.8%：会员收入 47.9 亿元，收购喜马拉雅后首份季报出炉</w:t>
+        <w:t>腾讯 QQ 鸿蒙版 App 获 9.2.55 邀测升级，新增空友爱看、文件中心支持查看压缩包</w:t>
       </w:r>
     </w:p>
     <w:p>
@@ -1274,12 +1429,12 @@
           <w:color w:val="888888"/>
           <w:sz w:val="18"/>
         </w:rPr>
-        <w:t>来源:IT之家 | 时间:08-11 17:08</w:t>
+        <w:t>来源:IT之家 | 时间:08-11 18:44</w:t>
       </w:r>
     </w:p>
     <w:p>
       <w:r>
-        <w:t>TME完成对喜马拉雅收购后首份财报显示营收稳健增长，会员收入占比超53%，印证音频内容付费进入深水区，平台融合效应初显。</w:t>
+        <w:t>QQ鸿蒙版迎来9.2.55邀测升级，强化社交+文件管理双功能，支持压缩包直接预览，反映超级App向操作系统级服务能力演进趋势，为跨端协同提供新样本。</w:t>
       </w:r>
     </w:p>
     <w:p>
@@ -1290,13 +1445,13 @@
         </w:rPr>
         <w:t>链接:</w:t>
       </w:r>
-      <w:hyperlink r:id="rId27">
+      <w:hyperlink r:id="rId29">
         <w:r>
           <w:rPr>
             <w:color w:val="0563C1"/>
             <w:u w:val="single"/>
           </w:rPr>
-          <w:t>腾讯音乐娱乐集团 2026 年 Q2 营收 89.3 亿元同比增长 5.8%：会员收入 47.9 亿元，收购喜马拉雅后首份季报出炉</w:t>
+          <w:t>腾讯 QQ 鸿蒙版 App 获 9.2.55 邀测升级，新增空友爱看、文件中心支持查看压缩包</w:t>
         </w:r>
       </w:hyperlink>
     </w:p>
@@ -1345,7 +1500,7 @@
     </w:p>
     <w:p>
       <w:r>
-        <w:t>《王者荣耀》推出匹配池隔离机制，通过算法优化减少高信誉玩家遭遇恶意行为频次，旨在提升公平竞技体验，回应长期社区治理痛点。</w:t>
+        <w:t>《王者荣耀》推出匹配池隔离机制，避免高信誉玩家持续遭遇违规行为干扰，通过算法优化提升对局公平性与社区健康度，回应长期存在的玩家治理痛点。</w:t>
       </w:r>
     </w:p>
     <w:p>
@@ -1355,7 +1510,7 @@
           <w:i/>
           <w:sz w:val="21"/>
         </w:rPr>
-        <w:t>角度建议:结合广州KPL主场（TTG战队）、天河体育中心电竞赛事，采访玩家与俱乐部，评估机制调整对职业青训生态的影响</w:t>
+        <w:t>角度建议:广州是腾讯微信游戏生态重要枢纽，可采访羊城晚报读者俱乐部玩家社群，收集本地KPL观赛群体对匹配改革的实际体验。</w:t>
       </w:r>
     </w:p>
     <w:p>
@@ -1366,13 +1521,77 @@
         </w:rPr>
         <w:t>链接:</w:t>
       </w:r>
-      <w:hyperlink r:id="rId28">
+      <w:hyperlink r:id="rId30">
         <w:r>
           <w:rPr>
             <w:color w:val="0563C1"/>
             <w:u w:val="single"/>
           </w:rPr>
           <w:t>腾讯《王者荣耀》匹配机制再迎优化，“正常信誉”玩家将不会连续匹配到“负面信誉”玩家</w:t>
+        </w:r>
+      </w:hyperlink>
+    </w:p>
+    <w:p>
+      <w:pPr>
+        <w:pStyle w:val="Heading3"/>
+      </w:pPr>
+      <w:r>
+        <w:rPr>
+          <w:rFonts w:ascii="Times New Roman" w:hAnsi="Times New Roman" w:eastAsia="黑体"/>
+          <w:b/>
+          <w:sz w:val="24"/>
+        </w:rPr>
+        <w:t>【B级·关注|本地】</w:t>
+      </w:r>
+      <w:r>
+        <w:rPr>
+          <w:rFonts w:ascii="Times New Roman" w:hAnsi="Times New Roman" w:eastAsia="黑体"/>
+          <w:b/>
+          <w:sz w:val="24"/>
+        </w:rPr>
+        <w:t>Sensor Tower：《王者荣耀》重夺冠军宝座，跃升2026年7月全球手游收入榜榜首</w:t>
+      </w:r>
+    </w:p>
+    <w:p>
+      <w:r>
+        <w:rPr>
+          <w:rFonts w:ascii="Times New Roman" w:hAnsi="Times New Roman" w:eastAsia="宋体"/>
+          <w:color w:val="888888"/>
+          <w:sz w:val="18"/>
+        </w:rPr>
+        <w:t>来源:GameLook | 时间:08-11 01:12</w:t>
+      </w:r>
+    </w:p>
+    <w:p>
+      <w:r>
+        <w:t>《王者荣耀》以绝对优势登顶2026年7月全球手游收入榜，凸显其在IP长线运营、赛事商业化及出海本地化方面的综合竞争力，巩固中国游戏全球化标杆地位。</w:t>
+      </w:r>
+    </w:p>
+    <w:p>
+      <w:r>
+        <w:rPr>
+          <w:rFonts w:ascii="Times New Roman" w:hAnsi="Times New Roman" w:eastAsia="宋体"/>
+          <w:i/>
+          <w:sz w:val="21"/>
+        </w:rPr>
+        <w:t>角度建议:突出广州作为KPL主场城市（天河体育中心）及腾讯微信总部所在地的双重优势，分析本地电竞产业（如超竞集团）如何借势反哺城市经济。</w:t>
+      </w:r>
+    </w:p>
+    <w:p>
+      <w:r>
+        <w:rPr>
+          <w:rFonts w:ascii="Times New Roman" w:hAnsi="Times New Roman" w:eastAsia="宋体"/>
+          <w:sz w:val="18"/>
+        </w:rPr>
+        <w:t>链接:</w:t>
+      </w:r>
+      <w:hyperlink r:id="rId31">
+        <w:r>
+          <w:rPr>
+            <w:color w:val="0563C1"/>
+            <w:u w:val="single"/>
+          </w:rPr>
+          <w:t>Sensor Tower：《王者荣耀》重夺冠军宝座，跃升2026年7月全球手游收入榜榜首</w:t>
         </w:r>
       </w:hyperlink>
     </w:p>
@@ -1409,7 +1628,7 @@
     </w:p>
     <w:p>
       <w:r>
-        <w:t>腾讯基于《王者荣耀》IP推出的策略新游《王者万象棋》全网预约破5000万，以国民IP降维切入细分赛道，验证IP衍生玩法的市场韧性。</w:t>
+        <w:t>腾讯基于《王者荣耀》IP开发的策略新作《王者万象棋》全网预约破5000万，以轻度策略+强社交切入细分赛道，反映头部厂商对品类创新与用户分层运营的深度思考。</w:t>
       </w:r>
     </w:p>
     <w:p>
@@ -1419,7 +1638,7 @@
           <w:i/>
           <w:sz w:val="21"/>
         </w:rPr>
-        <w:t>角度建议:联动广州超竞教育、虎牙直播等本地电竞力量，探讨IP游戏对湾区电竞人才培育与内容创作的带动效应</w:t>
+        <w:t>角度建议:广州有网易、三七互娱等策略游戏重镇，可组织本地开发者圆桌，探讨‘IP衍生策略化’对湾区游戏产业格局的影响。</w:t>
       </w:r>
     </w:p>
     <w:p>
@@ -1430,141 +1649,13 @@
         </w:rPr>
         <w:t>链接:</w:t>
       </w:r>
-      <w:hyperlink r:id="rId29">
+      <w:hyperlink r:id="rId32">
         <w:r>
           <w:rPr>
             <w:color w:val="0563C1"/>
             <w:u w:val="single"/>
           </w:rPr>
           <w:t>《王者万象棋》制作人：国民IP如何撬动策略对战赛道？</w:t>
-        </w:r>
-      </w:hyperlink>
-    </w:p>
-    <w:p>
-      <w:pPr>
-        <w:pStyle w:val="Heading3"/>
-      </w:pPr>
-      <w:r>
-        <w:rPr>
-          <w:rFonts w:ascii="Times New Roman" w:hAnsi="Times New Roman" w:eastAsia="黑体"/>
-          <w:b/>
-          <w:sz w:val="24"/>
-        </w:rPr>
-        <w:t>【B级·关注】</w:t>
-      </w:r>
-      <w:r>
-        <w:rPr>
-          <w:rFonts w:ascii="Times New Roman" w:hAnsi="Times New Roman" w:eastAsia="黑体"/>
-          <w:b/>
-          <w:sz w:val="24"/>
-        </w:rPr>
-        <w:t>Sensor Tower：《王者荣耀》重夺冠军宝座，跃升2026年7月全球手游收入榜榜首</w:t>
-      </w:r>
-    </w:p>
-    <w:p>
-      <w:r>
-        <w:rPr>
-          <w:rFonts w:ascii="Times New Roman" w:hAnsi="Times New Roman" w:eastAsia="宋体"/>
-          <w:color w:val="888888"/>
-          <w:sz w:val="18"/>
-        </w:rPr>
-        <w:t>来源:GameLook | 时间:08-11 01:12</w:t>
-      </w:r>
-    </w:p>
-    <w:p>
-      <w:r>
-        <w:t>《王者荣耀》7月全球手游收入登顶，凸显其跨周期生命力与海外本地化运营成效，成为国产游戏全球化标杆案例。</w:t>
-      </w:r>
-    </w:p>
-    <w:p>
-      <w:r>
-        <w:rPr>
-          <w:rFonts w:ascii="Times New Roman" w:hAnsi="Times New Roman" w:eastAsia="宋体"/>
-          <w:i/>
-          <w:sz w:val="21"/>
-        </w:rPr>
-        <w:t>角度建议:专访腾讯天美L1工作室（广州），解析其如何通过粤语配音、广府节庆活动等强化本地文化认同并反哺出海</w:t>
-      </w:r>
-    </w:p>
-    <w:p>
-      <w:r>
-        <w:rPr>
-          <w:rFonts w:ascii="Times New Roman" w:hAnsi="Times New Roman" w:eastAsia="宋体"/>
-          <w:sz w:val="18"/>
-        </w:rPr>
-        <w:t>链接:</w:t>
-      </w:r>
-      <w:hyperlink r:id="rId30">
-        <w:r>
-          <w:rPr>
-            <w:color w:val="0563C1"/>
-            <w:u w:val="single"/>
-          </w:rPr>
-          <w:t>Sensor Tower：《王者荣耀》重夺冠军宝座，跃升2026年7月全球手游收入榜榜首</w:t>
-        </w:r>
-      </w:hyperlink>
-    </w:p>
-    <w:p>
-      <w:pPr>
-        <w:pStyle w:val="Heading3"/>
-      </w:pPr>
-      <w:r>
-        <w:rPr>
-          <w:rFonts w:ascii="Times New Roman" w:hAnsi="Times New Roman" w:eastAsia="黑体"/>
-          <w:b/>
-          <w:sz w:val="24"/>
-        </w:rPr>
-        <w:t>【B级·关注】</w:t>
-      </w:r>
-      <w:r>
-        <w:rPr>
-          <w:rFonts w:ascii="Times New Roman" w:hAnsi="Times New Roman" w:eastAsia="黑体"/>
-          <w:b/>
-          <w:sz w:val="24"/>
-        </w:rPr>
-        <w:t>“AI游戏”深水区：10万AI居民“喜获涌现”，博士团队吐槽:“最近被AI毒打了”</w:t>
-      </w:r>
-    </w:p>
-    <w:p>
-      <w:r>
-        <w:rPr>
-          <w:rFonts w:ascii="Times New Roman" w:hAnsi="Times New Roman" w:eastAsia="宋体"/>
-          <w:color w:val="888888"/>
-          <w:sz w:val="18"/>
-        </w:rPr>
-        <w:t>来源:GameLook | 时间:08-11 12:12</w:t>
-      </w:r>
-    </w:p>
-    <w:p>
-      <w:r>
-        <w:t>AI原生游戏在ChinaJoy引发热议，10万AI NPC实现‘涌现’行为，但开发团队坦言调试成本极高，揭示AI游戏从概念验证迈向工程落地的巨大鸿沟。</w:t>
-      </w:r>
-    </w:p>
-    <w:p>
-      <w:r>
-        <w:rPr>
-          <w:rFonts w:ascii="Times New Roman" w:hAnsi="Times New Roman" w:eastAsia="宋体"/>
-          <w:i/>
-          <w:sz w:val="21"/>
-        </w:rPr>
-        <w:t>角度建议:采访广州趣丸科技、网易雷火等本地游戏公司，了解其AI NPC研发进度与算力成本控制实践</w:t>
-      </w:r>
-    </w:p>
-    <w:p>
-      <w:r>
-        <w:rPr>
-          <w:rFonts w:ascii="Times New Roman" w:hAnsi="Times New Roman" w:eastAsia="宋体"/>
-          <w:sz w:val="18"/>
-        </w:rPr>
-        <w:t>链接:</w:t>
-      </w:r>
-      <w:hyperlink r:id="rId31">
-        <w:r>
-          <w:rPr>
-            <w:color w:val="0563C1"/>
-            <w:u w:val="single"/>
-          </w:rPr>
-          <w:t>“AI游戏”深水区：10万AI居民“喜获涌现”，博士团队吐槽:“最近被AI毒打了”</w:t>
         </w:r>
       </w:hyperlink>
     </w:p>
@@ -1615,7 +1706,7 @@
     </w:p>
     <w:p>
       <w:r>
-        <w:t>格力2026届校招规模达6514人，董明珠现场强调‘不裁员’并重申产品主义，呼应国家稳就业政策，展现制造业龙头在经济承压期的责任担当。</w:t>
+        <w:t>格力电器2026届校招规模达6514人，董事长董明珠现场承诺‘不裁员’，强调以技术创新与产品力驱动增长，呼应国家‘以旧换新’政策下制造业稳岗扩岗的积极信号。</w:t>
       </w:r>
     </w:p>
     <w:p>
@@ -1625,7 +1716,7 @@
           <w:i/>
           <w:sz w:val="21"/>
         </w:rPr>
-        <w:t>角度建议:赴珠海格力总部及广州销售中心实地采访，聚焦广东家电以旧换新政策落地实效，对比美的、TCL等本土企业用工与技改动态</w:t>
+        <w:t>角度建议:格力总部位于珠海（大湾区核心城市），可联动广州家电卖场（如苏宁、国美）调研以旧换新补贴落地效果及消费者偏好变化。</w:t>
       </w:r>
     </w:p>
     <w:p>
@@ -1636,7 +1727,7 @@
         </w:rPr>
         <w:t>链接:</w:t>
       </w:r>
-      <w:hyperlink r:id="rId32">
+      <w:hyperlink r:id="rId33">
         <w:r>
           <w:rPr>
             <w:color w:val="0563C1"/>
@@ -1656,7 +1747,7 @@
           <w:b/>
           <w:sz w:val="24"/>
         </w:rPr>
-        <w:t>【B级·关注】</w:t>
+        <w:t>【B级·关注|本地】</w:t>
       </w:r>
       <w:r>
         <w:rPr>
@@ -1679,7 +1770,7 @@
     </w:p>
     <w:p>
       <w:r>
-        <w:t>乘联会指出7月燃油车销量深度降温、新能源强势领跑，结构性分化加剧，折射消费端绿色转型加速与政策驱动效果持续释放。</w:t>
+        <w:t>乘联会指出7月车市呈现‘燃油深度降温、新能源强势领跑’特征，插混车型增速超纯电，反映消费者对补能便利性与续航焦虑的务实选择，政策驱动效应持续显现。</w:t>
       </w:r>
     </w:p>
     <w:p>
@@ -1689,7 +1780,7 @@
           <w:i/>
           <w:sz w:val="21"/>
         </w:rPr>
-        <w:t>角度建议:结合广州新能源汽车置换补贴细则及比亚迪、广汽埃安本地销量，分析‘油转电’对珠三角汽贸、二手车市场的连锁影响</w:t>
+        <w:t>角度建议:广州是新能源汽车推广重点城市（2026年新增充电桩超5万个），可走访天河、黄埔新能源4S店，统计本地置换补贴申领率与车型偏好。</w:t>
       </w:r>
     </w:p>
     <w:p>
@@ -1700,7 +1791,7 @@
         </w:rPr>
         <w:t>链接:</w:t>
       </w:r>
-      <w:hyperlink r:id="rId33">
+      <w:hyperlink r:id="rId34">
         <w:r>
           <w:rPr>
             <w:color w:val="0563C1"/>
@@ -1743,7 +1834,7 @@
     </w:p>
     <w:p>
       <w:r>
-        <w:t>上汽大众高管直指行业质量信任危机，强调防锈非技术难题而是企业责任，呼吁回归用户本位，为消费维权与品质监督提供典型案例。</w:t>
+        <w:t>上汽大众高管直言汽车防锈非技术难题而是诚意问题，直击行业质量信任危机，呼吁回归‘以用户为中心’本质，为当前消费复苏阶段的品牌口碑建设提供反思样本。</w:t>
       </w:r>
     </w:p>
     <w:p>
@@ -1753,7 +1844,7 @@
           <w:i/>
           <w:sz w:val="21"/>
         </w:rPr>
-        <w:t>角度建议:联动广东省消委会及广州市场监管局，梳理近三年汽车投诉热点，对比德系/日系/自主品牌在粤质保服务差异</w:t>
+        <w:t>角度建议:广州是上汽大众华南重要市场，可对比本地合资与自主车企质保政策差异，探讨‘新质生产力’语境下的制造业诚信重建路径。</w:t>
       </w:r>
     </w:p>
     <w:p>
@@ -1764,7 +1855,7 @@
         </w:rPr>
         <w:t>链接:</w:t>
       </w:r>
-      <w:hyperlink r:id="rId34">
+      <w:hyperlink r:id="rId35">
         <w:r>
           <w:rPr>
             <w:color w:val="0563C1"/>
@@ -1781,18 +1872,20 @@
       <w:r>
         <w:rPr>
           <w:rFonts w:ascii="Times New Roman" w:hAnsi="Times New Roman" w:eastAsia="黑体"/>
-          <w:b/>
+          <w:b w:val="0"/>
+          <w:color w:val="888888"/>
           <w:sz w:val="24"/>
         </w:rPr>
-        <w:t>【B级·关注】</w:t>
+        <w:t>【C级·参考】</w:t>
       </w:r>
       <w:r>
         <w:rPr>
           <w:rFonts w:ascii="Times New Roman" w:hAnsi="Times New Roman" w:eastAsia="黑体"/>
-          <w:b/>
+          <w:b w:val="0"/>
+          <w:color w:val="888888"/>
           <w:sz w:val="24"/>
         </w:rPr>
-        <w:t>2026 年度电影票房突破 245 亿，《飞驰人生 3》《功夫女足》《给阿嬷的情书》暂列前三</w:t>
+        <w:t>小米新国标充电宝自带线 20000 45W/67W 首销，499 元起</w:t>
       </w:r>
     </w:p>
     <w:p>
@@ -1802,22 +1895,12 @@
           <w:color w:val="888888"/>
           <w:sz w:val="18"/>
         </w:rPr>
-        <w:t>来源:IT之家 | 时间:08-11 15:36</w:t>
+        <w:t>来源:IT之家 | 时间:08-11 18:50</w:t>
       </w:r>
     </w:p>
     <w:p>
       <w:r>
-        <w:t>2026年暑期档票房强劲复苏，总票房破245亿，《飞驰人生3》等主旋律与地域文化题材作品领跑，显示观众审美多元化与市场韧性。</w:t>
-      </w:r>
-    </w:p>
-    <w:p>
-      <w:r>
-        <w:rPr>
-          <w:rFonts w:ascii="Times New Roman" w:hAnsi="Times New Roman" w:eastAsia="宋体"/>
-          <w:i/>
-          <w:sz w:val="21"/>
-        </w:rPr>
-        <w:t>角度建议:走访广州北京路永旺影城、天环广场UA影院，调研粤语配音版排片占比及岭南题材影片本地反响</w:t>
+        <w:t>小米推出符合新国标认证的自带线快充充电宝，兼顾安全性与便捷性，定价499元起，契合消费者对‘一宝多用’与合规保障的双重需求，引领移动电源标准化升级。</w:t>
       </w:r>
     </w:p>
     <w:p>
@@ -1828,13 +1911,13 @@
         </w:rPr>
         <w:t>链接:</w:t>
       </w:r>
-      <w:hyperlink r:id="rId35">
+      <w:hyperlink r:id="rId36">
         <w:r>
           <w:rPr>
             <w:color w:val="0563C1"/>
             <w:u w:val="single"/>
           </w:rPr>
-          <w:t>2026 年度电影票房突破 245 亿，《飞驰人生 3》《功夫女足》《给阿嬷的情书》暂列前三</w:t>
+          <w:t>小米新国标充电宝自带线 20000 45W/67W 首销，499 元起</w:t>
         </w:r>
       </w:hyperlink>
     </w:p>
@@ -1873,63 +1956,7 @@
     </w:p>
     <w:p>
       <w:r>
-        <w:t>iQOO发布10000mAh单电芯蓝海电池新机，由宁德新能源联合研发，突破续航瓶颈，反映消费电子厂商与上游电池企业协同创新提速。</w:t>
-      </w:r>
-    </w:p>
-    <w:p>
-      <w:r>
-        <w:rPr>
-          <w:rFonts w:ascii="Times New Roman" w:hAnsi="Times New Roman" w:eastAsia="宋体"/>
-          <w:sz w:val="18"/>
-        </w:rPr>
-        <w:t>链接:</w:t>
-      </w:r>
-      <w:hyperlink r:id="rId36">
-        <w:r>
-          <w:rPr>
-            <w:color w:val="0563C1"/>
-            <w:u w:val="single"/>
-          </w:rPr>
-          <w:t>iQOO Z11S 手机官宣搭载 iQOO 迄今最大 10000mAh 蓝海电池，宁德新能源联合研发</w:t>
-        </w:r>
-      </w:hyperlink>
-    </w:p>
-    <w:p>
-      <w:pPr>
-        <w:pStyle w:val="Heading3"/>
-      </w:pPr>
-      <w:r>
-        <w:rPr>
-          <w:rFonts w:ascii="Times New Roman" w:hAnsi="Times New Roman" w:eastAsia="黑体"/>
-          <w:b w:val="0"/>
-          <w:color w:val="888888"/>
-          <w:sz w:val="24"/>
-        </w:rPr>
-        <w:t>【C级·参考】</w:t>
-      </w:r>
-      <w:r>
-        <w:rPr>
-          <w:rFonts w:ascii="Times New Roman" w:hAnsi="Times New Roman" w:eastAsia="黑体"/>
-          <w:b w:val="0"/>
-          <w:color w:val="888888"/>
-          <w:sz w:val="24"/>
-        </w:rPr>
-        <w:t>民众反感 AI 数据中心，Meta 掏出 10 亿美元补贴社区</w:t>
-      </w:r>
-    </w:p>
-    <w:p>
-      <w:r>
-        <w:rPr>
-          <w:rFonts w:ascii="Times New Roman" w:hAnsi="Times New Roman" w:eastAsia="宋体"/>
-          <w:color w:val="888888"/>
-          <w:sz w:val="18"/>
-        </w:rPr>
-        <w:t>来源:IT之家 | 时间:08-11 15:16</w:t>
-      </w:r>
-    </w:p>
-    <w:p>
-      <w:r>
-        <w:t>Meta设立10亿美元基金补偿AI数据中心周边社区，直面算力基建引发的噪音、能耗与地产价值争议，为大湾区数据中心规划提供治理镜鉴。</w:t>
+        <w:t>iQOO Z11S首发10000mAh单电芯蓝海电池，由宁德新能源联合研发，突破续航瓶颈，反映消费电子厂商与上游电池巨头深度协同趋势，满足用户‘一天一充’刚需。</w:t>
       </w:r>
     </w:p>
     <w:p>
@@ -1946,7 +1973,7 @@
             <w:color w:val="0563C1"/>
             <w:u w:val="single"/>
           </w:rPr>
-          <w:t>民众反感 AI 数据中心，Meta 掏出 10 亿美元补贴社区</w:t>
+          <w:t>iQOO Z11S 手机官宣搭载 iQOO 迄今最大 10000mAh 蓝海电池，宁德新能源联合研发</w:t>
         </w:r>
       </w:hyperlink>
     </w:p>
@@ -1976,7 +2003,7 @@
           <w:rFonts w:ascii="Times New Roman" w:hAnsi="Times New Roman" w:eastAsia="宋体"/>
           <w:sz w:val="18"/>
         </w:rPr>
-        <w:t>IT之家(60)、GameLook(17)、HackerNews(9)、Bing新闻(4)</w:t>
+        <w:t>IT之家(60)、GameLook(17)、HackerNews(8)、Bing新闻(4)</w:t>
       </w:r>
     </w:p>
     <w:p>
